--- a/Eurizon/NFDU/2026_Pasha/zvit09/Звіт_ВАЖНЕНКО09.docx
+++ b/Eurizon/NFDU/2026_Pasha/zvit09/Звіт_ВАЖНЕНКО09.docx
@@ -965,6 +965,18 @@
         <w:rPr>
           <w:b w:val="0"/>
           <w:bCs/>
+          <w:lang w:val="en-US"/>
+        </w:rPr>
+      </w:pPr>
+    </w:p>
+    <w:p>
+      <w:pPr>
+        <w:spacing w:line="312" w:lineRule="auto"/>
+        <w:ind w:firstLine="567"/>
+        <w:jc w:val="both"/>
+        <w:rPr>
+          <w:b w:val="0"/>
+          <w:bCs/>
         </w:rPr>
       </w:pPr>
     </w:p>
@@ -1125,334 +1137,32 @@
     </w:p>
     <w:p>
       <w:pPr>
-        <w:spacing w:line="276" w:lineRule="auto"/>
+        <w:spacing w:line="312" w:lineRule="auto"/>
         <w:ind w:firstLine="567"/>
         <w:jc w:val="both"/>
         <w:rPr>
           <w:b w:val="0"/>
           <w:bCs/>
+          <w:lang w:val="en-US"/>
         </w:rPr>
       </w:pPr>
-      <w:r>
-        <w:rPr>
-          <w:b w:val="0"/>
-          <w:bCs/>
-        </w:rPr>
-        <w:t xml:space="preserve">У рамках </w:t>
-      </w:r>
-      <w:proofErr w:type="spellStart"/>
-      <w:r>
-        <w:rPr>
-          <w:b w:val="0"/>
-          <w:bCs/>
-        </w:rPr>
-        <w:t>Transfer</w:t>
-      </w:r>
-      <w:proofErr w:type="spellEnd"/>
-      <w:r>
-        <w:rPr>
-          <w:b w:val="0"/>
-          <w:bCs/>
-        </w:rPr>
-        <w:t xml:space="preserve"> </w:t>
-      </w:r>
-      <w:proofErr w:type="spellStart"/>
-      <w:r>
-        <w:rPr>
-          <w:b w:val="0"/>
-          <w:bCs/>
-        </w:rPr>
-        <w:t>Learning</w:t>
-      </w:r>
-      <w:proofErr w:type="spellEnd"/>
-      <w:r>
-        <w:rPr>
-          <w:b w:val="0"/>
-          <w:bCs/>
-        </w:rPr>
-        <w:t xml:space="preserve"> зазвичай використовується підхід фіксації (</w:t>
-      </w:r>
-      <w:proofErr w:type="spellStart"/>
-      <w:r>
-        <w:rPr>
-          <w:b w:val="0"/>
-          <w:bCs/>
-        </w:rPr>
-        <w:t>freeze</w:t>
-      </w:r>
-      <w:proofErr w:type="spellEnd"/>
-      <w:r>
-        <w:rPr>
-          <w:b w:val="0"/>
-          <w:bCs/>
-        </w:rPr>
-        <w:t xml:space="preserve">) частини шарів попередньо навченої мережі, які відповідають за базове виділення ознак, з подальшим навчанням верхніх шарів або окремого регресійного блоку під конкретну задачу. Це дозволяє суттєво зменшити вимоги до обсягу навчальних даних, скоротити час навчання та підвищити </w:t>
-      </w:r>
-      <w:proofErr w:type="spellStart"/>
-      <w:r>
-        <w:rPr>
-          <w:b w:val="0"/>
-          <w:bCs/>
-        </w:rPr>
-        <w:t>узагальнювальну</w:t>
-      </w:r>
-      <w:proofErr w:type="spellEnd"/>
-      <w:r>
-        <w:rPr>
-          <w:b w:val="0"/>
-          <w:bCs/>
-        </w:rPr>
-        <w:t xml:space="preserve"> здатність моделі.</w:t>
-      </w:r>
     </w:p>
     <w:p>
       <w:pPr>
-        <w:spacing w:line="276" w:lineRule="auto"/>
-        <w:ind w:firstLine="567"/>
-        <w:jc w:val="both"/>
-        <w:rPr>
-          <w:b w:val="0"/>
-          <w:bCs/>
+        <w:spacing w:after="160" w:line="278" w:lineRule="auto"/>
+        <w:rPr>
+          <w:b w:val="0"/>
+          <w:bCs/>
+          <w:lang w:val="en-US"/>
         </w:rPr>
       </w:pPr>
       <w:r>
         <w:rPr>
           <w:b w:val="0"/>
           <w:bCs/>
-        </w:rPr>
-        <w:t xml:space="preserve">У даній роботі підхід </w:t>
-      </w:r>
-      <w:proofErr w:type="spellStart"/>
-      <w:r>
-        <w:rPr>
-          <w:b w:val="0"/>
-          <w:bCs/>
-        </w:rPr>
-        <w:t>Transfer</w:t>
-      </w:r>
-      <w:proofErr w:type="spellEnd"/>
-      <w:r>
-        <w:rPr>
-          <w:b w:val="0"/>
-          <w:bCs/>
-        </w:rPr>
-        <w:t xml:space="preserve"> </w:t>
-      </w:r>
-      <w:proofErr w:type="spellStart"/>
-      <w:r>
-        <w:rPr>
-          <w:b w:val="0"/>
-          <w:bCs/>
-        </w:rPr>
-        <w:t>Learning</w:t>
-      </w:r>
-      <w:proofErr w:type="spellEnd"/>
-      <w:r>
-        <w:rPr>
-          <w:b w:val="0"/>
-          <w:bCs/>
-        </w:rPr>
-        <w:t xml:space="preserve"> застосовується до задачі оцінки теплопровідності </w:t>
-      </w:r>
-      <w:proofErr w:type="spellStart"/>
-      <w:r>
-        <w:rPr>
-          <w:b w:val="0"/>
-          <w:bCs/>
-        </w:rPr>
-        <w:t>мультишарових</w:t>
-      </w:r>
-      <w:proofErr w:type="spellEnd"/>
-      <w:r>
-        <w:rPr>
-          <w:b w:val="0"/>
-          <w:bCs/>
-        </w:rPr>
-        <w:t xml:space="preserve"> кремнієвих структур на основі </w:t>
-      </w:r>
-      <w:proofErr w:type="spellStart"/>
-      <w:r>
-        <w:rPr>
-          <w:b w:val="0"/>
-          <w:bCs/>
-        </w:rPr>
-        <w:t>фотоакустичних</w:t>
-      </w:r>
-      <w:proofErr w:type="spellEnd"/>
-      <w:r>
-        <w:rPr>
-          <w:b w:val="0"/>
-          <w:bCs/>
-        </w:rPr>
-        <w:t xml:space="preserve"> вимірювань. Експериментальні амплітудо-частотні характеристики </w:t>
-      </w:r>
-      <w:r>
-        <w:rPr>
-          <w:b w:val="0"/>
-          <w:bCs/>
-        </w:rPr>
-        <w:t xml:space="preserve">(АЧХ) </w:t>
-      </w:r>
-      <w:proofErr w:type="spellStart"/>
-      <w:r>
-        <w:rPr>
-          <w:b w:val="0"/>
-          <w:bCs/>
-        </w:rPr>
-        <w:t>фотоакустичного</w:t>
-      </w:r>
-      <w:proofErr w:type="spellEnd"/>
-      <w:r>
-        <w:rPr>
-          <w:b w:val="0"/>
-          <w:bCs/>
-        </w:rPr>
-        <w:t xml:space="preserve"> сигналу попередньо перетворюються у зображення, що дозволяє інтерпретувати їх як візуальні </w:t>
-      </w:r>
-      <w:proofErr w:type="spellStart"/>
-      <w:r>
-        <w:rPr>
-          <w:b w:val="0"/>
-          <w:bCs/>
-        </w:rPr>
-        <w:t>патерни</w:t>
-      </w:r>
-      <w:proofErr w:type="spellEnd"/>
-      <w:r>
-        <w:rPr>
-          <w:b w:val="0"/>
-          <w:bCs/>
-        </w:rPr>
-        <w:t>. Далі ці зображення подаються на вхід стандартних попередньо навчених CNN-моделей, які виконують функцію екстрактора ознак. Отримані ознаки використовуються як вхід для регресійної моделі, що відновлює значення теплопровідності, забезпечуючи поєднання фізично вимірюваних сигналів із потужними інструментами глибинного навчання.</w:t>
-      </w:r>
-      <w:r>
-        <w:rPr>
-          <w:b w:val="0"/>
-          <w:bCs/>
-        </w:rPr>
-        <w:t xml:space="preserve"> Узагальнена схема представлена на Рис.1.</w:t>
-      </w:r>
-    </w:p>
-    <w:p>
-      <w:pPr>
-        <w:spacing w:line="276" w:lineRule="auto"/>
-        <w:ind w:firstLine="567"/>
-        <w:jc w:val="both"/>
-        <w:rPr>
-          <w:b w:val="0"/>
-          <w:bCs/>
-        </w:rPr>
-      </w:pPr>
-      <w:r>
-        <w:rPr>
-          <w:b w:val="0"/>
-          <w:bCs/>
-        </w:rPr>
-        <w:t xml:space="preserve">Поточна задача складалася з двох </w:t>
-      </w:r>
-      <w:proofErr w:type="spellStart"/>
-      <w:r>
-        <w:rPr>
-          <w:b w:val="0"/>
-          <w:bCs/>
-        </w:rPr>
-        <w:t>підзадач</w:t>
-      </w:r>
-      <w:proofErr w:type="spellEnd"/>
-      <w:r>
-        <w:rPr>
-          <w:b w:val="0"/>
-          <w:bCs/>
-        </w:rPr>
-        <w:t xml:space="preserve">: вибору ефективної CNN-моделі для екстракції ознак та підбору методу перетворення одновимірної АЧХ у двовимірне зображення. Ефективність регресійної оцінки теплопровідності </w:t>
-      </w:r>
-      <w:proofErr w:type="spellStart"/>
-      <w:r>
-        <w:rPr>
-          <w:b w:val="0"/>
-          <w:bCs/>
-        </w:rPr>
-        <w:t>мультишарових</w:t>
-      </w:r>
-      <w:proofErr w:type="spellEnd"/>
-      <w:r>
-        <w:rPr>
-          <w:b w:val="0"/>
-          <w:bCs/>
-        </w:rPr>
-        <w:t xml:space="preserve"> кремнієвих структур безпосередньо залежить від обох факторів. Різні архітектури </w:t>
-      </w:r>
-      <w:proofErr w:type="spellStart"/>
-      <w:r>
-        <w:rPr>
-          <w:b w:val="0"/>
-          <w:bCs/>
-        </w:rPr>
-        <w:t>нейромереж</w:t>
-      </w:r>
-      <w:proofErr w:type="spellEnd"/>
-      <w:r>
-        <w:rPr>
-          <w:b w:val="0"/>
-          <w:bCs/>
-        </w:rPr>
-        <w:t xml:space="preserve"> мають різну чутливість до структурних особливостей, а спосіб візуалізації сигналу (наприклад, вейвлет-перетворення чи </w:t>
-      </w:r>
-      <w:proofErr w:type="spellStart"/>
-      <w:r>
-        <w:rPr>
-          <w:b w:val="0"/>
-          <w:bCs/>
-        </w:rPr>
-        <w:t>Gramian</w:t>
-      </w:r>
-      <w:proofErr w:type="spellEnd"/>
-      <w:r>
-        <w:rPr>
-          <w:b w:val="0"/>
-          <w:bCs/>
-        </w:rPr>
-        <w:t xml:space="preserve"> </w:t>
-      </w:r>
-      <w:proofErr w:type="spellStart"/>
-      <w:r>
-        <w:rPr>
-          <w:b w:val="0"/>
-          <w:bCs/>
-        </w:rPr>
-        <w:t>Angular</w:t>
-      </w:r>
-      <w:proofErr w:type="spellEnd"/>
-      <w:r>
-        <w:rPr>
-          <w:b w:val="0"/>
-          <w:bCs/>
-        </w:rPr>
-        <w:t xml:space="preserve"> </w:t>
-      </w:r>
-      <w:proofErr w:type="spellStart"/>
-      <w:r>
-        <w:rPr>
-          <w:b w:val="0"/>
-          <w:bCs/>
-        </w:rPr>
-        <w:t>Field</w:t>
-      </w:r>
-      <w:proofErr w:type="spellEnd"/>
-      <w:r>
-        <w:rPr>
-          <w:b w:val="0"/>
-          <w:bCs/>
-        </w:rPr>
-        <w:t xml:space="preserve">) визначає повноту збереження його фізичного змісту. </w:t>
-      </w:r>
-      <w:r>
-        <w:rPr>
-          <w:b w:val="0"/>
-          <w:bCs/>
-        </w:rPr>
-        <w:lastRenderedPageBreak/>
-        <w:t>Узгодження цих компонентів забезпечує інформативність ознак, стабільність навчання та точність фінальної оцінки.</w:t>
+          <w:lang w:val="en-US"/>
+        </w:rPr>
+        <w:br w:type="page"/>
       </w:r>
     </w:p>
     <w:tbl>
@@ -1470,7 +1180,7 @@
         <w:tblLook w:val="04A0" w:firstRow="1" w:lastRow="0" w:firstColumn="1" w:lastColumn="0" w:noHBand="0" w:noVBand="1"/>
       </w:tblPr>
       <w:tblGrid>
-        <w:gridCol w:w="9639"/>
+        <w:gridCol w:w="9629"/>
       </w:tblGrid>
       <w:tr>
         <w:tc>
@@ -1491,12 +1201,13 @@
                 <w:b w:val="0"/>
                 <w:bCs/>
                 <w:noProof/>
+                <w14:ligatures w14:val="standardContextual"/>
               </w:rPr>
               <w:drawing>
-                <wp:inline distT="0" distB="0" distL="0" distR="0" wp14:anchorId="3C08D58B" wp14:editId="39F519AD">
-                  <wp:extent cx="6120765" cy="3578225"/>
-                  <wp:effectExtent l="0" t="0" r="0" b="3175"/>
-                  <wp:docPr id="251064207" name="Рисунок 1"/>
+                <wp:inline distT="0" distB="0" distL="0" distR="0" wp14:anchorId="5836AD2D" wp14:editId="48EBF5C2">
+                  <wp:extent cx="1800000" cy="1800000"/>
+                  <wp:effectExtent l="0" t="0" r="0" b="0"/>
+                  <wp:docPr id="1231296799" name="Рисунок 1"/>
                   <wp:cNvGraphicFramePr>
                     <a:graphicFrameLocks xmlns:a="http://schemas.openxmlformats.org/drawingml/2006/main" noChangeAspect="1"/>
                   </wp:cNvGraphicFramePr>
@@ -1504,11 +1215,17 @@
                     <a:graphicData uri="http://schemas.openxmlformats.org/drawingml/2006/picture">
                       <pic:pic xmlns:pic="http://schemas.openxmlformats.org/drawingml/2006/picture">
                         <pic:nvPicPr>
-                          <pic:cNvPr id="251064207" name=""/>
+                          <pic:cNvPr id="1231296799" name="Рисунок 1231296799"/>
                           <pic:cNvPicPr/>
                         </pic:nvPicPr>
                         <pic:blipFill>
-                          <a:blip r:embed="rId5"/>
+                          <a:blip r:embed="rId5">
+                            <a:extLst>
+                              <a:ext uri="{28A0092B-C50C-407E-A947-70E740481C1C}">
+                                <a14:useLocalDpi xmlns:a14="http://schemas.microsoft.com/office/drawing/2010/main" val="0"/>
+                              </a:ext>
+                            </a:extLst>
+                          </a:blip>
                           <a:stretch>
                             <a:fillRect/>
                           </a:stretch>
@@ -1516,7 +1233,7 @@
                         <pic:spPr>
                           <a:xfrm>
                             <a:off x="0" y="0"/>
-                            <a:ext cx="6120765" cy="3578225"/>
+                            <a:ext cx="1800000" cy="1800000"/>
                           </a:xfrm>
                           <a:prstGeom prst="rect">
                             <a:avLst/>
@@ -1527,6 +1244,823 @@
                   </a:graphic>
                 </wp:inline>
               </w:drawing>
+            </w:r>
+            <w:r>
+              <w:rPr>
+                <w:b w:val="0"/>
+                <w:bCs/>
+                <w:noProof/>
+                <w:lang w:val="en-US"/>
+                <w14:ligatures w14:val="standardContextual"/>
+              </w:rPr>
+              <w:t xml:space="preserve">  </w:t>
+            </w:r>
+            <w:r>
+              <w:rPr>
+                <w:b w:val="0"/>
+                <w:bCs/>
+                <w:noProof/>
+                <w14:ligatures w14:val="standardContextual"/>
+              </w:rPr>
+              <w:drawing>
+                <wp:inline distT="0" distB="0" distL="0" distR="0" wp14:anchorId="6304A851" wp14:editId="4CD02969">
+                  <wp:extent cx="1800000" cy="1800000"/>
+                  <wp:effectExtent l="0" t="0" r="0" b="0"/>
+                  <wp:docPr id="198555868" name="Рисунок 2"/>
+                  <wp:cNvGraphicFramePr>
+                    <a:graphicFrameLocks xmlns:a="http://schemas.openxmlformats.org/drawingml/2006/main" noChangeAspect="1"/>
+                  </wp:cNvGraphicFramePr>
+                  <a:graphic xmlns:a="http://schemas.openxmlformats.org/drawingml/2006/main">
+                    <a:graphicData uri="http://schemas.openxmlformats.org/drawingml/2006/picture">
+                      <pic:pic xmlns:pic="http://schemas.openxmlformats.org/drawingml/2006/picture">
+                        <pic:nvPicPr>
+                          <pic:cNvPr id="198555868" name="Рисунок 198555868"/>
+                          <pic:cNvPicPr/>
+                        </pic:nvPicPr>
+                        <pic:blipFill>
+                          <a:blip r:embed="rId6">
+                            <a:extLst>
+                              <a:ext uri="{28A0092B-C50C-407E-A947-70E740481C1C}">
+                                <a14:useLocalDpi xmlns:a14="http://schemas.microsoft.com/office/drawing/2010/main" val="0"/>
+                              </a:ext>
+                            </a:extLst>
+                          </a:blip>
+                          <a:stretch>
+                            <a:fillRect/>
+                          </a:stretch>
+                        </pic:blipFill>
+                        <pic:spPr>
+                          <a:xfrm>
+                            <a:off x="0" y="0"/>
+                            <a:ext cx="1800000" cy="1800000"/>
+                          </a:xfrm>
+                          <a:prstGeom prst="rect">
+                            <a:avLst/>
+                          </a:prstGeom>
+                        </pic:spPr>
+                      </pic:pic>
+                    </a:graphicData>
+                  </a:graphic>
+                </wp:inline>
+              </w:drawing>
+            </w:r>
+            <w:r>
+              <w:rPr>
+                <w:b w:val="0"/>
+                <w:bCs/>
+                <w:noProof/>
+                <w:lang w:val="en-US"/>
+                <w14:ligatures w14:val="standardContextual"/>
+              </w:rPr>
+              <w:t xml:space="preserve">  </w:t>
+            </w:r>
+            <w:r>
+              <w:rPr>
+                <w:b w:val="0"/>
+                <w:bCs/>
+                <w:noProof/>
+                <w14:ligatures w14:val="standardContextual"/>
+              </w:rPr>
+              <w:drawing>
+                <wp:inline distT="0" distB="0" distL="0" distR="0" wp14:anchorId="2417FDFA" wp14:editId="36EB88B2">
+                  <wp:extent cx="1800000" cy="1800000"/>
+                  <wp:effectExtent l="0" t="0" r="0" b="0"/>
+                  <wp:docPr id="1020368" name="Рисунок 3"/>
+                  <wp:cNvGraphicFramePr>
+                    <a:graphicFrameLocks xmlns:a="http://schemas.openxmlformats.org/drawingml/2006/main" noChangeAspect="1"/>
+                  </wp:cNvGraphicFramePr>
+                  <a:graphic xmlns:a="http://schemas.openxmlformats.org/drawingml/2006/main">
+                    <a:graphicData uri="http://schemas.openxmlformats.org/drawingml/2006/picture">
+                      <pic:pic xmlns:pic="http://schemas.openxmlformats.org/drawingml/2006/picture">
+                        <pic:nvPicPr>
+                          <pic:cNvPr id="1020368" name="Рисунок 1020368"/>
+                          <pic:cNvPicPr/>
+                        </pic:nvPicPr>
+                        <pic:blipFill>
+                          <a:blip r:embed="rId7">
+                            <a:extLst>
+                              <a:ext uri="{28A0092B-C50C-407E-A947-70E740481C1C}">
+                                <a14:useLocalDpi xmlns:a14="http://schemas.microsoft.com/office/drawing/2010/main" val="0"/>
+                              </a:ext>
+                            </a:extLst>
+                          </a:blip>
+                          <a:stretch>
+                            <a:fillRect/>
+                          </a:stretch>
+                        </pic:blipFill>
+                        <pic:spPr>
+                          <a:xfrm>
+                            <a:off x="0" y="0"/>
+                            <a:ext cx="1800000" cy="1800000"/>
+                          </a:xfrm>
+                          <a:prstGeom prst="rect">
+                            <a:avLst/>
+                          </a:prstGeom>
+                        </pic:spPr>
+                      </pic:pic>
+                    </a:graphicData>
+                  </a:graphic>
+                </wp:inline>
+              </w:drawing>
+            </w:r>
+            <w:r>
+              <w:rPr>
+                <w:b w:val="0"/>
+                <w:bCs/>
+                <w:noProof/>
+                <w14:ligatures w14:val="standardContextual"/>
+              </w:rPr>
+              <w:drawing>
+                <wp:inline distT="0" distB="0" distL="0" distR="0" wp14:anchorId="0FEA3CF7" wp14:editId="778294A5">
+                  <wp:extent cx="1800000" cy="1800000"/>
+                  <wp:effectExtent l="0" t="0" r="0" b="0"/>
+                  <wp:docPr id="1408560523" name="Рисунок 4"/>
+                  <wp:cNvGraphicFramePr>
+                    <a:graphicFrameLocks xmlns:a="http://schemas.openxmlformats.org/drawingml/2006/main" noChangeAspect="1"/>
+                  </wp:cNvGraphicFramePr>
+                  <a:graphic xmlns:a="http://schemas.openxmlformats.org/drawingml/2006/main">
+                    <a:graphicData uri="http://schemas.openxmlformats.org/drawingml/2006/picture">
+                      <pic:pic xmlns:pic="http://schemas.openxmlformats.org/drawingml/2006/picture">
+                        <pic:nvPicPr>
+                          <pic:cNvPr id="1408560523" name="Рисунок 1408560523"/>
+                          <pic:cNvPicPr/>
+                        </pic:nvPicPr>
+                        <pic:blipFill>
+                          <a:blip r:embed="rId8">
+                            <a:extLst>
+                              <a:ext uri="{28A0092B-C50C-407E-A947-70E740481C1C}">
+                                <a14:useLocalDpi xmlns:a14="http://schemas.microsoft.com/office/drawing/2010/main" val="0"/>
+                              </a:ext>
+                            </a:extLst>
+                          </a:blip>
+                          <a:stretch>
+                            <a:fillRect/>
+                          </a:stretch>
+                        </pic:blipFill>
+                        <pic:spPr>
+                          <a:xfrm>
+                            <a:off x="0" y="0"/>
+                            <a:ext cx="1800000" cy="1800000"/>
+                          </a:xfrm>
+                          <a:prstGeom prst="rect">
+                            <a:avLst/>
+                          </a:prstGeom>
+                        </pic:spPr>
+                      </pic:pic>
+                    </a:graphicData>
+                  </a:graphic>
+                </wp:inline>
+              </w:drawing>
+            </w:r>
+            <w:r>
+              <w:rPr>
+                <w:b w:val="0"/>
+                <w:bCs/>
+                <w:noProof/>
+                <w:lang w:val="en-US"/>
+                <w14:ligatures w14:val="standardContextual"/>
+              </w:rPr>
+              <w:t xml:space="preserve">  </w:t>
+            </w:r>
+            <w:r>
+              <w:rPr>
+                <w:b w:val="0"/>
+                <w:bCs/>
+                <w:noProof/>
+                <w14:ligatures w14:val="standardContextual"/>
+              </w:rPr>
+              <w:drawing>
+                <wp:inline distT="0" distB="0" distL="0" distR="0" wp14:anchorId="1CA7CADC" wp14:editId="19A50DC6">
+                  <wp:extent cx="1800000" cy="1800000"/>
+                  <wp:effectExtent l="0" t="0" r="0" b="0"/>
+                  <wp:docPr id="1285821107" name="Рисунок 5"/>
+                  <wp:cNvGraphicFramePr>
+                    <a:graphicFrameLocks xmlns:a="http://schemas.openxmlformats.org/drawingml/2006/main" noChangeAspect="1"/>
+                  </wp:cNvGraphicFramePr>
+                  <a:graphic xmlns:a="http://schemas.openxmlformats.org/drawingml/2006/main">
+                    <a:graphicData uri="http://schemas.openxmlformats.org/drawingml/2006/picture">
+                      <pic:pic xmlns:pic="http://schemas.openxmlformats.org/drawingml/2006/picture">
+                        <pic:nvPicPr>
+                          <pic:cNvPr id="1285821107" name="Рисунок 1285821107"/>
+                          <pic:cNvPicPr/>
+                        </pic:nvPicPr>
+                        <pic:blipFill>
+                          <a:blip r:embed="rId9">
+                            <a:extLst>
+                              <a:ext uri="{28A0092B-C50C-407E-A947-70E740481C1C}">
+                                <a14:useLocalDpi xmlns:a14="http://schemas.microsoft.com/office/drawing/2010/main" val="0"/>
+                              </a:ext>
+                            </a:extLst>
+                          </a:blip>
+                          <a:stretch>
+                            <a:fillRect/>
+                          </a:stretch>
+                        </pic:blipFill>
+                        <pic:spPr>
+                          <a:xfrm>
+                            <a:off x="0" y="0"/>
+                            <a:ext cx="1800000" cy="1800000"/>
+                          </a:xfrm>
+                          <a:prstGeom prst="rect">
+                            <a:avLst/>
+                          </a:prstGeom>
+                        </pic:spPr>
+                      </pic:pic>
+                    </a:graphicData>
+                  </a:graphic>
+                </wp:inline>
+              </w:drawing>
+            </w:r>
+            <w:r>
+              <w:rPr>
+                <w:b w:val="0"/>
+                <w:bCs/>
+                <w:noProof/>
+                <w:lang w:val="en-US"/>
+                <w14:ligatures w14:val="standardContextual"/>
+              </w:rPr>
+              <w:t xml:space="preserve">  </w:t>
+            </w:r>
+            <w:r>
+              <w:rPr>
+                <w:b w:val="0"/>
+                <w:bCs/>
+                <w:noProof/>
+                <w:lang w:val="en-US"/>
+                <w14:ligatures w14:val="standardContextual"/>
+              </w:rPr>
+              <w:drawing>
+                <wp:inline distT="0" distB="0" distL="0" distR="0" wp14:anchorId="1315D88C" wp14:editId="2BA096B4">
+                  <wp:extent cx="1800000" cy="1800000"/>
+                  <wp:effectExtent l="0" t="0" r="0" b="0"/>
+                  <wp:docPr id="381283121" name="Рисунок 10"/>
+                  <wp:cNvGraphicFramePr>
+                    <a:graphicFrameLocks xmlns:a="http://schemas.openxmlformats.org/drawingml/2006/main" noChangeAspect="1"/>
+                  </wp:cNvGraphicFramePr>
+                  <a:graphic xmlns:a="http://schemas.openxmlformats.org/drawingml/2006/main">
+                    <a:graphicData uri="http://schemas.openxmlformats.org/drawingml/2006/picture">
+                      <pic:pic xmlns:pic="http://schemas.openxmlformats.org/drawingml/2006/picture">
+                        <pic:nvPicPr>
+                          <pic:cNvPr id="381283121" name="Рисунок 381283121"/>
+                          <pic:cNvPicPr/>
+                        </pic:nvPicPr>
+                        <pic:blipFill>
+                          <a:blip r:embed="rId10">
+                            <a:extLst>
+                              <a:ext uri="{28A0092B-C50C-407E-A947-70E740481C1C}">
+                                <a14:useLocalDpi xmlns:a14="http://schemas.microsoft.com/office/drawing/2010/main" val="0"/>
+                              </a:ext>
+                            </a:extLst>
+                          </a:blip>
+                          <a:stretch>
+                            <a:fillRect/>
+                          </a:stretch>
+                        </pic:blipFill>
+                        <pic:spPr>
+                          <a:xfrm>
+                            <a:off x="0" y="0"/>
+                            <a:ext cx="1800000" cy="1800000"/>
+                          </a:xfrm>
+                          <a:prstGeom prst="rect">
+                            <a:avLst/>
+                          </a:prstGeom>
+                        </pic:spPr>
+                      </pic:pic>
+                    </a:graphicData>
+                  </a:graphic>
+                </wp:inline>
+              </w:drawing>
+            </w:r>
+            <w:r>
+              <w:rPr>
+                <w:b w:val="0"/>
+                <w:bCs/>
+                <w:noProof/>
+                <w:lang w:val="en-US"/>
+                <w14:ligatures w14:val="standardContextual"/>
+              </w:rPr>
+              <w:t xml:space="preserve">  </w:t>
+            </w:r>
+            <w:r>
+              <w:rPr>
+                <w:b w:val="0"/>
+                <w:bCs/>
+                <w:noProof/>
+                <w14:ligatures w14:val="standardContextual"/>
+              </w:rPr>
+              <w:drawing>
+                <wp:inline distT="0" distB="0" distL="0" distR="0" wp14:anchorId="7A4EBD7D" wp14:editId="47249C45">
+                  <wp:extent cx="1800000" cy="1800000"/>
+                  <wp:effectExtent l="0" t="0" r="0" b="0"/>
+                  <wp:docPr id="2122274512" name="Рисунок 7"/>
+                  <wp:cNvGraphicFramePr>
+                    <a:graphicFrameLocks xmlns:a="http://schemas.openxmlformats.org/drawingml/2006/main" noChangeAspect="1"/>
+                  </wp:cNvGraphicFramePr>
+                  <a:graphic xmlns:a="http://schemas.openxmlformats.org/drawingml/2006/main">
+                    <a:graphicData uri="http://schemas.openxmlformats.org/drawingml/2006/picture">
+                      <pic:pic xmlns:pic="http://schemas.openxmlformats.org/drawingml/2006/picture">
+                        <pic:nvPicPr>
+                          <pic:cNvPr id="2122274512" name="Рисунок 2122274512"/>
+                          <pic:cNvPicPr/>
+                        </pic:nvPicPr>
+                        <pic:blipFill>
+                          <a:blip r:embed="rId11">
+                            <a:extLst>
+                              <a:ext uri="{28A0092B-C50C-407E-A947-70E740481C1C}">
+                                <a14:useLocalDpi xmlns:a14="http://schemas.microsoft.com/office/drawing/2010/main" val="0"/>
+                              </a:ext>
+                            </a:extLst>
+                          </a:blip>
+                          <a:stretch>
+                            <a:fillRect/>
+                          </a:stretch>
+                        </pic:blipFill>
+                        <pic:spPr>
+                          <a:xfrm>
+                            <a:off x="0" y="0"/>
+                            <a:ext cx="1800000" cy="1800000"/>
+                          </a:xfrm>
+                          <a:prstGeom prst="rect">
+                            <a:avLst/>
+                          </a:prstGeom>
+                        </pic:spPr>
+                      </pic:pic>
+                    </a:graphicData>
+                  </a:graphic>
+                </wp:inline>
+              </w:drawing>
+            </w:r>
+            <w:r>
+              <w:rPr>
+                <w:b w:val="0"/>
+                <w:bCs/>
+                <w:noProof/>
+                <w:lang w:val="en-US"/>
+                <w14:ligatures w14:val="standardContextual"/>
+              </w:rPr>
+              <w:t xml:space="preserve">   </w:t>
+            </w:r>
+            <w:r>
+              <w:rPr>
+                <w:b w:val="0"/>
+                <w:bCs/>
+                <w:noProof/>
+                <w14:ligatures w14:val="standardContextual"/>
+              </w:rPr>
+              <w:drawing>
+                <wp:inline distT="0" distB="0" distL="0" distR="0" wp14:anchorId="1B437D4A" wp14:editId="7E661C81">
+                  <wp:extent cx="1800000" cy="1800000"/>
+                  <wp:effectExtent l="0" t="0" r="0" b="0"/>
+                  <wp:docPr id="187029145" name="Рисунок 8"/>
+                  <wp:cNvGraphicFramePr>
+                    <a:graphicFrameLocks xmlns:a="http://schemas.openxmlformats.org/drawingml/2006/main" noChangeAspect="1"/>
+                  </wp:cNvGraphicFramePr>
+                  <a:graphic xmlns:a="http://schemas.openxmlformats.org/drawingml/2006/main">
+                    <a:graphicData uri="http://schemas.openxmlformats.org/drawingml/2006/picture">
+                      <pic:pic xmlns:pic="http://schemas.openxmlformats.org/drawingml/2006/picture">
+                        <pic:nvPicPr>
+                          <pic:cNvPr id="187029145" name="Рисунок 187029145"/>
+                          <pic:cNvPicPr/>
+                        </pic:nvPicPr>
+                        <pic:blipFill>
+                          <a:blip r:embed="rId12">
+                            <a:extLst>
+                              <a:ext uri="{28A0092B-C50C-407E-A947-70E740481C1C}">
+                                <a14:useLocalDpi xmlns:a14="http://schemas.microsoft.com/office/drawing/2010/main" val="0"/>
+                              </a:ext>
+                            </a:extLst>
+                          </a:blip>
+                          <a:stretch>
+                            <a:fillRect/>
+                          </a:stretch>
+                        </pic:blipFill>
+                        <pic:spPr>
+                          <a:xfrm>
+                            <a:off x="0" y="0"/>
+                            <a:ext cx="1800000" cy="1800000"/>
+                          </a:xfrm>
+                          <a:prstGeom prst="rect">
+                            <a:avLst/>
+                          </a:prstGeom>
+                        </pic:spPr>
+                      </pic:pic>
+                    </a:graphicData>
+                  </a:graphic>
+                </wp:inline>
+              </w:drawing>
+            </w:r>
+            <w:r>
+              <w:rPr>
+                <w:b w:val="0"/>
+                <w:bCs/>
+                <w:noProof/>
+                <w:lang w:val="en-US"/>
+                <w14:ligatures w14:val="standardContextual"/>
+              </w:rPr>
+              <w:t xml:space="preserve">   </w:t>
+            </w:r>
+            <w:r>
+              <w:rPr>
+                <w:b w:val="0"/>
+                <w:bCs/>
+                <w:noProof/>
+                <w14:ligatures w14:val="standardContextual"/>
+              </w:rPr>
+              <w:drawing>
+                <wp:inline distT="0" distB="0" distL="0" distR="0" wp14:anchorId="1444D7C4" wp14:editId="767FDD24">
+                  <wp:extent cx="1800000" cy="1800000"/>
+                  <wp:effectExtent l="0" t="0" r="0" b="0"/>
+                  <wp:docPr id="562105036" name="Рисунок 9"/>
+                  <wp:cNvGraphicFramePr>
+                    <a:graphicFrameLocks xmlns:a="http://schemas.openxmlformats.org/drawingml/2006/main" noChangeAspect="1"/>
+                  </wp:cNvGraphicFramePr>
+                  <a:graphic xmlns:a="http://schemas.openxmlformats.org/drawingml/2006/main">
+                    <a:graphicData uri="http://schemas.openxmlformats.org/drawingml/2006/picture">
+                      <pic:pic xmlns:pic="http://schemas.openxmlformats.org/drawingml/2006/picture">
+                        <pic:nvPicPr>
+                          <pic:cNvPr id="562105036" name="Рисунок 562105036"/>
+                          <pic:cNvPicPr/>
+                        </pic:nvPicPr>
+                        <pic:blipFill>
+                          <a:blip r:embed="rId13">
+                            <a:extLst>
+                              <a:ext uri="{28A0092B-C50C-407E-A947-70E740481C1C}">
+                                <a14:useLocalDpi xmlns:a14="http://schemas.microsoft.com/office/drawing/2010/main" val="0"/>
+                              </a:ext>
+                            </a:extLst>
+                          </a:blip>
+                          <a:stretch>
+                            <a:fillRect/>
+                          </a:stretch>
+                        </pic:blipFill>
+                        <pic:spPr>
+                          <a:xfrm>
+                            <a:off x="0" y="0"/>
+                            <a:ext cx="1800000" cy="1800000"/>
+                          </a:xfrm>
+                          <a:prstGeom prst="rect">
+                            <a:avLst/>
+                          </a:prstGeom>
+                        </pic:spPr>
+                      </pic:pic>
+                    </a:graphicData>
+                  </a:graphic>
+                </wp:inline>
+              </w:drawing>
+            </w:r>
+            <w:r>
+              <w:rPr>
+                <w:b w:val="0"/>
+                <w:bCs/>
+                <w:noProof/>
+                <w:lang w:val="en-US"/>
+                <w14:ligatures w14:val="standardContextual"/>
+              </w:rPr>
+              <w:t xml:space="preserve"> </w:t>
+            </w:r>
+            <w:r>
+              <w:rPr>
+                <w:b w:val="0"/>
+                <w:bCs/>
+                <w:noProof/>
+                <w14:ligatures w14:val="standardContextual"/>
+              </w:rPr>
+              <w:drawing>
+                <wp:inline distT="0" distB="0" distL="0" distR="0" wp14:anchorId="67303897" wp14:editId="1D5DE355">
+                  <wp:extent cx="1800000" cy="1800000"/>
+                  <wp:effectExtent l="0" t="0" r="0" b="0"/>
+                  <wp:docPr id="1537142273" name="Рисунок 12"/>
+                  <wp:cNvGraphicFramePr>
+                    <a:graphicFrameLocks xmlns:a="http://schemas.openxmlformats.org/drawingml/2006/main" noChangeAspect="1"/>
+                  </wp:cNvGraphicFramePr>
+                  <a:graphic xmlns:a="http://schemas.openxmlformats.org/drawingml/2006/main">
+                    <a:graphicData uri="http://schemas.openxmlformats.org/drawingml/2006/picture">
+                      <pic:pic xmlns:pic="http://schemas.openxmlformats.org/drawingml/2006/picture">
+                        <pic:nvPicPr>
+                          <pic:cNvPr id="1537142273" name="Рисунок 1537142273"/>
+                          <pic:cNvPicPr/>
+                        </pic:nvPicPr>
+                        <pic:blipFill>
+                          <a:blip r:embed="rId14">
+                            <a:extLst>
+                              <a:ext uri="{28A0092B-C50C-407E-A947-70E740481C1C}">
+                                <a14:useLocalDpi xmlns:a14="http://schemas.microsoft.com/office/drawing/2010/main" val="0"/>
+                              </a:ext>
+                            </a:extLst>
+                          </a:blip>
+                          <a:stretch>
+                            <a:fillRect/>
+                          </a:stretch>
+                        </pic:blipFill>
+                        <pic:spPr>
+                          <a:xfrm>
+                            <a:off x="0" y="0"/>
+                            <a:ext cx="1800000" cy="1800000"/>
+                          </a:xfrm>
+                          <a:prstGeom prst="rect">
+                            <a:avLst/>
+                          </a:prstGeom>
+                        </pic:spPr>
+                      </pic:pic>
+                    </a:graphicData>
+                  </a:graphic>
+                </wp:inline>
+              </w:drawing>
+            </w:r>
+            <w:r>
+              <w:rPr>
+                <w:b w:val="0"/>
+                <w:bCs/>
+                <w:noProof/>
+                <w:lang w:val="en-US"/>
+                <w14:ligatures w14:val="standardContextual"/>
+              </w:rPr>
+              <w:t xml:space="preserve">  </w:t>
+            </w:r>
+            <w:r>
+              <w:rPr>
+                <w:b w:val="0"/>
+                <w:bCs/>
+                <w:noProof/>
+                <w14:ligatures w14:val="standardContextual"/>
+              </w:rPr>
+              <w:drawing>
+                <wp:inline distT="0" distB="0" distL="0" distR="0" wp14:anchorId="3F28C22F" wp14:editId="49166D43">
+                  <wp:extent cx="1800000" cy="1800000"/>
+                  <wp:effectExtent l="0" t="0" r="0" b="0"/>
+                  <wp:docPr id="197181153" name="Рисунок 11"/>
+                  <wp:cNvGraphicFramePr>
+                    <a:graphicFrameLocks xmlns:a="http://schemas.openxmlformats.org/drawingml/2006/main" noChangeAspect="1"/>
+                  </wp:cNvGraphicFramePr>
+                  <a:graphic xmlns:a="http://schemas.openxmlformats.org/drawingml/2006/main">
+                    <a:graphicData uri="http://schemas.openxmlformats.org/drawingml/2006/picture">
+                      <pic:pic xmlns:pic="http://schemas.openxmlformats.org/drawingml/2006/picture">
+                        <pic:nvPicPr>
+                          <pic:cNvPr id="197181153" name="Рисунок 197181153"/>
+                          <pic:cNvPicPr/>
+                        </pic:nvPicPr>
+                        <pic:blipFill>
+                          <a:blip r:embed="rId15">
+                            <a:extLst>
+                              <a:ext uri="{28A0092B-C50C-407E-A947-70E740481C1C}">
+                                <a14:useLocalDpi xmlns:a14="http://schemas.microsoft.com/office/drawing/2010/main" val="0"/>
+                              </a:ext>
+                            </a:extLst>
+                          </a:blip>
+                          <a:stretch>
+                            <a:fillRect/>
+                          </a:stretch>
+                        </pic:blipFill>
+                        <pic:spPr>
+                          <a:xfrm>
+                            <a:off x="0" y="0"/>
+                            <a:ext cx="1800000" cy="1800000"/>
+                          </a:xfrm>
+                          <a:prstGeom prst="rect">
+                            <a:avLst/>
+                          </a:prstGeom>
+                        </pic:spPr>
+                      </pic:pic>
+                    </a:graphicData>
+                  </a:graphic>
+                </wp:inline>
+              </w:drawing>
+            </w:r>
+            <w:r>
+              <w:rPr>
+                <w:b w:val="0"/>
+                <w:bCs/>
+                <w:noProof/>
+                <w:lang w:val="en-US"/>
+                <w14:ligatures w14:val="standardContextual"/>
+              </w:rPr>
+              <w:t xml:space="preserve">  </w:t>
+            </w:r>
+            <w:r>
+              <w:rPr>
+                <w:b w:val="0"/>
+                <w:bCs/>
+                <w:noProof/>
+                <w14:ligatures w14:val="standardContextual"/>
+              </w:rPr>
+              <w:drawing>
+                <wp:inline distT="0" distB="0" distL="0" distR="0" wp14:anchorId="33A21C95" wp14:editId="00FDD1AC">
+                  <wp:extent cx="1800000" cy="1800000"/>
+                  <wp:effectExtent l="0" t="0" r="0" b="0"/>
+                  <wp:docPr id="1736743911" name="Рисунок 13"/>
+                  <wp:cNvGraphicFramePr>
+                    <a:graphicFrameLocks xmlns:a="http://schemas.openxmlformats.org/drawingml/2006/main" noChangeAspect="1"/>
+                  </wp:cNvGraphicFramePr>
+                  <a:graphic xmlns:a="http://schemas.openxmlformats.org/drawingml/2006/main">
+                    <a:graphicData uri="http://schemas.openxmlformats.org/drawingml/2006/picture">
+                      <pic:pic xmlns:pic="http://schemas.openxmlformats.org/drawingml/2006/picture">
+                        <pic:nvPicPr>
+                          <pic:cNvPr id="1736743911" name="Рисунок 1736743911"/>
+                          <pic:cNvPicPr/>
+                        </pic:nvPicPr>
+                        <pic:blipFill>
+                          <a:blip r:embed="rId16">
+                            <a:extLst>
+                              <a:ext uri="{28A0092B-C50C-407E-A947-70E740481C1C}">
+                                <a14:useLocalDpi xmlns:a14="http://schemas.microsoft.com/office/drawing/2010/main" val="0"/>
+                              </a:ext>
+                            </a:extLst>
+                          </a:blip>
+                          <a:stretch>
+                            <a:fillRect/>
+                          </a:stretch>
+                        </pic:blipFill>
+                        <pic:spPr>
+                          <a:xfrm>
+                            <a:off x="0" y="0"/>
+                            <a:ext cx="1800000" cy="1800000"/>
+                          </a:xfrm>
+                          <a:prstGeom prst="rect">
+                            <a:avLst/>
+                          </a:prstGeom>
+                        </pic:spPr>
+                      </pic:pic>
+                    </a:graphicData>
+                  </a:graphic>
+                </wp:inline>
+              </w:drawing>
+            </w:r>
+            <w:r>
+              <w:rPr>
+                <w:b w:val="0"/>
+                <w:bCs/>
+                <w:noProof/>
+                <w14:ligatures w14:val="standardContextual"/>
+              </w:rPr>
+              <w:drawing>
+                <wp:inline distT="0" distB="0" distL="0" distR="0" wp14:anchorId="05726CE0" wp14:editId="1F42B8E3">
+                  <wp:extent cx="1800000" cy="1800000"/>
+                  <wp:effectExtent l="0" t="0" r="0" b="0"/>
+                  <wp:docPr id="1205149167" name="Рисунок 15"/>
+                  <wp:cNvGraphicFramePr>
+                    <a:graphicFrameLocks xmlns:a="http://schemas.openxmlformats.org/drawingml/2006/main" noChangeAspect="1"/>
+                  </wp:cNvGraphicFramePr>
+                  <a:graphic xmlns:a="http://schemas.openxmlformats.org/drawingml/2006/main">
+                    <a:graphicData uri="http://schemas.openxmlformats.org/drawingml/2006/picture">
+                      <pic:pic xmlns:pic="http://schemas.openxmlformats.org/drawingml/2006/picture">
+                        <pic:nvPicPr>
+                          <pic:cNvPr id="1205149167" name="Рисунок 1205149167"/>
+                          <pic:cNvPicPr/>
+                        </pic:nvPicPr>
+                        <pic:blipFill>
+                          <a:blip r:embed="rId17">
+                            <a:extLst>
+                              <a:ext uri="{28A0092B-C50C-407E-A947-70E740481C1C}">
+                                <a14:useLocalDpi xmlns:a14="http://schemas.microsoft.com/office/drawing/2010/main" val="0"/>
+                              </a:ext>
+                            </a:extLst>
+                          </a:blip>
+                          <a:stretch>
+                            <a:fillRect/>
+                          </a:stretch>
+                        </pic:blipFill>
+                        <pic:spPr>
+                          <a:xfrm>
+                            <a:off x="0" y="0"/>
+                            <a:ext cx="1800000" cy="1800000"/>
+                          </a:xfrm>
+                          <a:prstGeom prst="rect">
+                            <a:avLst/>
+                          </a:prstGeom>
+                        </pic:spPr>
+                      </pic:pic>
+                    </a:graphicData>
+                  </a:graphic>
+                </wp:inline>
+              </w:drawing>
+            </w:r>
+            <w:r>
+              <w:rPr>
+                <w:b w:val="0"/>
+                <w:bCs/>
+                <w:noProof/>
+                <w:lang w:val="en-US"/>
+                <w14:ligatures w14:val="standardContextual"/>
+              </w:rPr>
+              <w:t xml:space="preserve">      </w:t>
+            </w:r>
+            <w:r>
+              <w:rPr>
+                <w:b w:val="0"/>
+                <w:bCs/>
+                <w:noProof/>
+                <w14:ligatures w14:val="standardContextual"/>
+              </w:rPr>
+              <w:drawing>
+                <wp:inline distT="0" distB="0" distL="0" distR="0" wp14:anchorId="481FB34B" wp14:editId="41E606A7">
+                  <wp:extent cx="1800000" cy="1800000"/>
+                  <wp:effectExtent l="0" t="0" r="0" b="0"/>
+                  <wp:docPr id="563521205" name="Рисунок 14"/>
+                  <wp:cNvGraphicFramePr>
+                    <a:graphicFrameLocks xmlns:a="http://schemas.openxmlformats.org/drawingml/2006/main" noChangeAspect="1"/>
+                  </wp:cNvGraphicFramePr>
+                  <a:graphic xmlns:a="http://schemas.openxmlformats.org/drawingml/2006/main">
+                    <a:graphicData uri="http://schemas.openxmlformats.org/drawingml/2006/picture">
+                      <pic:pic xmlns:pic="http://schemas.openxmlformats.org/drawingml/2006/picture">
+                        <pic:nvPicPr>
+                          <pic:cNvPr id="563521205" name="Рисунок 563521205"/>
+                          <pic:cNvPicPr/>
+                        </pic:nvPicPr>
+                        <pic:blipFill>
+                          <a:blip r:embed="rId18">
+                            <a:extLst>
+                              <a:ext uri="{28A0092B-C50C-407E-A947-70E740481C1C}">
+                                <a14:useLocalDpi xmlns:a14="http://schemas.microsoft.com/office/drawing/2010/main" val="0"/>
+                              </a:ext>
+                            </a:extLst>
+                          </a:blip>
+                          <a:stretch>
+                            <a:fillRect/>
+                          </a:stretch>
+                        </pic:blipFill>
+                        <pic:spPr>
+                          <a:xfrm>
+                            <a:off x="0" y="0"/>
+                            <a:ext cx="1800000" cy="1800000"/>
+                          </a:xfrm>
+                          <a:prstGeom prst="rect">
+                            <a:avLst/>
+                          </a:prstGeom>
+                        </pic:spPr>
+                      </pic:pic>
+                    </a:graphicData>
+                  </a:graphic>
+                </wp:inline>
+              </w:drawing>
+            </w:r>
+            <w:r>
+              <w:rPr>
+                <w:b w:val="0"/>
+                <w:bCs/>
+                <w:noProof/>
+                <w:lang w:val="en-US"/>
+                <w14:ligatures w14:val="standardContextual"/>
+              </w:rPr>
+              <w:t xml:space="preserve">      </w:t>
+            </w:r>
+            <w:r>
+              <w:rPr>
+                <w:b w:val="0"/>
+                <w:bCs/>
+                <w:noProof/>
+                <w14:ligatures w14:val="standardContextual"/>
+              </w:rPr>
+              <w:drawing>
+                <wp:inline distT="0" distB="0" distL="0" distR="0" wp14:anchorId="147FDC53" wp14:editId="39832BAB">
+                  <wp:extent cx="1800000" cy="1800000"/>
+                  <wp:effectExtent l="0" t="0" r="0" b="0"/>
+                  <wp:docPr id="1950487311" name="Рисунок 16"/>
+                  <wp:cNvGraphicFramePr>
+                    <a:graphicFrameLocks xmlns:a="http://schemas.openxmlformats.org/drawingml/2006/main" noChangeAspect="1"/>
+                  </wp:cNvGraphicFramePr>
+                  <a:graphic xmlns:a="http://schemas.openxmlformats.org/drawingml/2006/main">
+                    <a:graphicData uri="http://schemas.openxmlformats.org/drawingml/2006/picture">
+                      <pic:pic xmlns:pic="http://schemas.openxmlformats.org/drawingml/2006/picture">
+                        <pic:nvPicPr>
+                          <pic:cNvPr id="1950487311" name="Рисунок 1950487311"/>
+                          <pic:cNvPicPr/>
+                        </pic:nvPicPr>
+                        <pic:blipFill>
+                          <a:blip r:embed="rId19">
+                            <a:extLst>
+                              <a:ext uri="{28A0092B-C50C-407E-A947-70E740481C1C}">
+                                <a14:useLocalDpi xmlns:a14="http://schemas.microsoft.com/office/drawing/2010/main" val="0"/>
+                              </a:ext>
+                            </a:extLst>
+                          </a:blip>
+                          <a:stretch>
+                            <a:fillRect/>
+                          </a:stretch>
+                        </pic:blipFill>
+                        <pic:spPr>
+                          <a:xfrm>
+                            <a:off x="0" y="0"/>
+                            <a:ext cx="1800000" cy="1800000"/>
+                          </a:xfrm>
+                          <a:prstGeom prst="rect">
+                            <a:avLst/>
+                          </a:prstGeom>
+                        </pic:spPr>
+                      </pic:pic>
+                    </a:graphicData>
+                  </a:graphic>
+                </wp:inline>
+              </w:drawing>
+            </w:r>
+            <w:r>
+              <w:rPr>
+                <w:b w:val="0"/>
+                <w:bCs/>
+                <w:noProof/>
+                <w:lang w:val="en-US"/>
+                <w14:ligatures w14:val="standardContextual"/>
+              </w:rPr>
+              <w:t xml:space="preserve">             </w:t>
             </w:r>
           </w:p>
         </w:tc>
@@ -1550,7 +2084,22 @@
                 <w:b w:val="0"/>
                 <w:bCs/>
               </w:rPr>
-              <w:t xml:space="preserve">Рис.1 Узагальнена схема </w:t>
+              <w:t xml:space="preserve">Рис.1 </w:t>
+            </w:r>
+            <w:r>
+              <w:rPr>
+                <w:b w:val="0"/>
+                <w:bCs/>
+              </w:rPr>
+              <w:t xml:space="preserve">Зображення поруватих структур, які є вхідними даними для </w:t>
+            </w:r>
+            <w:r>
+              <w:rPr>
+                <w:b w:val="0"/>
+                <w:bCs/>
+                <w:lang w:val="en-US"/>
+              </w:rPr>
+              <w:t>PINN</w:t>
             </w:r>
             <w:r>
               <w:rPr>
@@ -1558,25 +2107,192 @@
                 <w:snapToGrid w:val="0"/>
                 <w:color w:val="000000" w:themeColor="text1"/>
               </w:rPr>
-              <w:t xml:space="preserve">перенесення навчання при оцінці теплопровідності </w:t>
-            </w:r>
-            <w:proofErr w:type="spellStart"/>
+              <w:t>.</w:t>
+            </w:r>
             <w:r>
               <w:rPr>
                 <w:b w:val="0"/>
                 <w:snapToGrid w:val="0"/>
                 <w:color w:val="000000" w:themeColor="text1"/>
-              </w:rPr>
-              <w:t>мультишарових</w:t>
-            </w:r>
-            <w:proofErr w:type="spellEnd"/>
+                <w:lang w:val="en-US"/>
+              </w:rPr>
+              <w:t xml:space="preserve"> </w:t>
+            </w:r>
             <w:r>
               <w:rPr>
                 <w:b w:val="0"/>
                 <w:snapToGrid w:val="0"/>
                 <w:color w:val="000000" w:themeColor="text1"/>
               </w:rPr>
-              <w:t xml:space="preserve"> кремнієвих структур</w:t>
+              <w:t>Розмір зображення 128х128 пікселів. Поруватість, %: 10 (лівий стовбець), 40 (центральний), 70 (правий). Коефіцієнт</w:t>
+            </w:r>
+            <w:r>
+              <w:rPr>
+                <w:b w:val="0"/>
+                <w:snapToGrid w:val="0"/>
+                <w:color w:val="000000" w:themeColor="text1"/>
+              </w:rPr>
+              <w:t xml:space="preserve"> зародження: 5 (рядок 1),</w:t>
+            </w:r>
+            <w:r>
+              <w:rPr>
+                <w:b w:val="0"/>
+                <w:snapToGrid w:val="0"/>
+                <w:color w:val="000000" w:themeColor="text1"/>
+              </w:rPr>
+              <w:t xml:space="preserve"> 2</w:t>
+            </w:r>
+            <w:r>
+              <w:rPr>
+                <w:b w:val="0"/>
+                <w:snapToGrid w:val="0"/>
+                <w:color w:val="000000" w:themeColor="text1"/>
+              </w:rPr>
+              <w:t xml:space="preserve">5 (рядок </w:t>
+            </w:r>
+            <w:r>
+              <w:rPr>
+                <w:b w:val="0"/>
+                <w:snapToGrid w:val="0"/>
+                <w:color w:val="000000" w:themeColor="text1"/>
+              </w:rPr>
+              <w:t>2</w:t>
+            </w:r>
+            <w:r>
+              <w:rPr>
+                <w:b w:val="0"/>
+                <w:snapToGrid w:val="0"/>
+                <w:color w:val="000000" w:themeColor="text1"/>
+              </w:rPr>
+              <w:t>),</w:t>
+            </w:r>
+            <w:r>
+              <w:rPr>
+                <w:b w:val="0"/>
+                <w:snapToGrid w:val="0"/>
+                <w:color w:val="000000" w:themeColor="text1"/>
+              </w:rPr>
+              <w:t xml:space="preserve"> </w:t>
+            </w:r>
+            <w:r>
+              <w:rPr>
+                <w:b w:val="0"/>
+                <w:snapToGrid w:val="0"/>
+                <w:color w:val="000000" w:themeColor="text1"/>
+              </w:rPr>
+              <w:t>5</w:t>
+            </w:r>
+            <w:r>
+              <w:rPr>
+                <w:b w:val="0"/>
+                <w:snapToGrid w:val="0"/>
+                <w:color w:val="000000" w:themeColor="text1"/>
+              </w:rPr>
+              <w:t>0</w:t>
+            </w:r>
+            <w:r>
+              <w:rPr>
+                <w:b w:val="0"/>
+                <w:snapToGrid w:val="0"/>
+                <w:color w:val="000000" w:themeColor="text1"/>
+              </w:rPr>
+              <w:t xml:space="preserve"> (рядок </w:t>
+            </w:r>
+            <w:r>
+              <w:rPr>
+                <w:b w:val="0"/>
+                <w:snapToGrid w:val="0"/>
+                <w:color w:val="000000" w:themeColor="text1"/>
+              </w:rPr>
+              <w:t>3</w:t>
+            </w:r>
+            <w:r>
+              <w:rPr>
+                <w:b w:val="0"/>
+                <w:snapToGrid w:val="0"/>
+                <w:color w:val="000000" w:themeColor="text1"/>
+              </w:rPr>
+              <w:t>),</w:t>
+            </w:r>
+            <w:r>
+              <w:rPr>
+                <w:b w:val="0"/>
+                <w:snapToGrid w:val="0"/>
+                <w:color w:val="000000" w:themeColor="text1"/>
+              </w:rPr>
+              <w:t xml:space="preserve"> 200</w:t>
+            </w:r>
+            <w:r>
+              <w:rPr>
+                <w:b w:val="0"/>
+                <w:snapToGrid w:val="0"/>
+                <w:color w:val="000000" w:themeColor="text1"/>
+              </w:rPr>
+              <w:t xml:space="preserve"> (рядок </w:t>
+            </w:r>
+            <w:r>
+              <w:rPr>
+                <w:b w:val="0"/>
+                <w:snapToGrid w:val="0"/>
+                <w:color w:val="000000" w:themeColor="text1"/>
+              </w:rPr>
+              <w:t>4</w:t>
+            </w:r>
+            <w:r>
+              <w:rPr>
+                <w:b w:val="0"/>
+                <w:snapToGrid w:val="0"/>
+                <w:color w:val="000000" w:themeColor="text1"/>
+              </w:rPr>
+              <w:t>),</w:t>
+            </w:r>
+            <w:r>
+              <w:rPr>
+                <w:b w:val="0"/>
+                <w:snapToGrid w:val="0"/>
+                <w:color w:val="000000" w:themeColor="text1"/>
+              </w:rPr>
+              <w:t xml:space="preserve"> </w:t>
+            </w:r>
+            <w:r>
+              <w:rPr>
+                <w:b w:val="0"/>
+                <w:snapToGrid w:val="0"/>
+                <w:color w:val="000000" w:themeColor="text1"/>
+              </w:rPr>
+              <w:t>5</w:t>
+            </w:r>
+            <w:r>
+              <w:rPr>
+                <w:b w:val="0"/>
+                <w:snapToGrid w:val="0"/>
+                <w:color w:val="000000" w:themeColor="text1"/>
+              </w:rPr>
+              <w:t>00</w:t>
+            </w:r>
+            <w:r>
+              <w:rPr>
+                <w:b w:val="0"/>
+                <w:snapToGrid w:val="0"/>
+                <w:color w:val="000000" w:themeColor="text1"/>
+              </w:rPr>
+              <w:t xml:space="preserve"> (рядок </w:t>
+            </w:r>
+            <w:r>
+              <w:rPr>
+                <w:b w:val="0"/>
+                <w:snapToGrid w:val="0"/>
+                <w:color w:val="000000" w:themeColor="text1"/>
+              </w:rPr>
+              <w:t>5</w:t>
+            </w:r>
+            <w:r>
+              <w:rPr>
+                <w:b w:val="0"/>
+                <w:snapToGrid w:val="0"/>
+                <w:color w:val="000000" w:themeColor="text1"/>
+              </w:rPr>
+              <w:t>)</w:t>
             </w:r>
             <w:r>
               <w:rPr>
@@ -1592,422 +2308,19 @@
     </w:tbl>
     <w:p>
       <w:pPr>
-        <w:spacing w:line="276" w:lineRule="auto"/>
+        <w:spacing w:line="312" w:lineRule="auto"/>
         <w:ind w:firstLine="567"/>
         <w:jc w:val="both"/>
         <w:rPr>
           <w:b w:val="0"/>
           <w:bCs/>
+          <w:lang w:val="en-US"/>
         </w:rPr>
       </w:pPr>
     </w:p>
     <w:p>
       <w:pPr>
-        <w:spacing w:line="276" w:lineRule="auto"/>
-        <w:ind w:firstLine="567"/>
-        <w:jc w:val="both"/>
-        <w:rPr>
-          <w:b w:val="0"/>
-          <w:bCs/>
-        </w:rPr>
-      </w:pPr>
-      <w:r>
-        <w:rPr>
-          <w:b w:val="0"/>
-          <w:bCs/>
-        </w:rPr>
-        <w:t xml:space="preserve">При виборі CNN-архітектури для перенесення навчання ключовими вимогами були: попереднє навчання на масштабних </w:t>
-      </w:r>
-      <w:proofErr w:type="spellStart"/>
-      <w:r>
-        <w:rPr>
-          <w:b w:val="0"/>
-          <w:bCs/>
-        </w:rPr>
-        <w:t>датасетах</w:t>
-      </w:r>
-      <w:proofErr w:type="spellEnd"/>
-      <w:r>
-        <w:rPr>
-          <w:b w:val="0"/>
-          <w:bCs/>
-        </w:rPr>
-        <w:t xml:space="preserve"> (як-от </w:t>
-      </w:r>
-      <w:proofErr w:type="spellStart"/>
-      <w:r>
-        <w:rPr>
-          <w:b w:val="0"/>
-          <w:bCs/>
-        </w:rPr>
-        <w:t>ImageNet</w:t>
-      </w:r>
-      <w:proofErr w:type="spellEnd"/>
-      <w:r>
-        <w:rPr>
-          <w:b w:val="0"/>
-          <w:bCs/>
-        </w:rPr>
-        <w:t xml:space="preserve">) для формування універсальних ознак; здатність виділяти локальні текстурні й глобальні структурні характеристики; наявність </w:t>
-      </w:r>
-      <w:proofErr w:type="spellStart"/>
-      <w:r>
-        <w:rPr>
-          <w:b w:val="0"/>
-          <w:bCs/>
-        </w:rPr>
-        <w:t>skip</w:t>
-      </w:r>
-      <w:proofErr w:type="spellEnd"/>
-      <w:r>
-        <w:rPr>
-          <w:b w:val="0"/>
-          <w:bCs/>
-        </w:rPr>
-        <w:t xml:space="preserve">- або щільних </w:t>
-      </w:r>
-      <w:proofErr w:type="spellStart"/>
-      <w:r>
-        <w:rPr>
-          <w:b w:val="0"/>
-          <w:bCs/>
-        </w:rPr>
-        <w:t>зв'язків</w:t>
-      </w:r>
-      <w:proofErr w:type="spellEnd"/>
-      <w:r>
-        <w:rPr>
-          <w:b w:val="0"/>
-          <w:bCs/>
-        </w:rPr>
-        <w:t xml:space="preserve"> для стабілізації навчання; гнучкість для адаптації під задачу регресії; стійкість до обмеженого обсягу експериментальних даних, а також оптимальна обчислювальна складність для ефективного навчання.</w:t>
-      </w:r>
-    </w:p>
-    <w:p>
-      <w:pPr>
-        <w:spacing w:line="276" w:lineRule="auto"/>
-        <w:ind w:firstLine="567"/>
-        <w:jc w:val="both"/>
-        <w:rPr>
-          <w:b w:val="0"/>
-          <w:bCs/>
-        </w:rPr>
-      </w:pPr>
-      <w:r>
-        <w:rPr>
-          <w:b w:val="0"/>
-          <w:bCs/>
-        </w:rPr>
-        <w:t xml:space="preserve">Для оцінки теплопровідності </w:t>
-      </w:r>
-      <w:proofErr w:type="spellStart"/>
-      <w:r>
-        <w:rPr>
-          <w:b w:val="0"/>
-          <w:bCs/>
-        </w:rPr>
-        <w:t>мультишарових</w:t>
-      </w:r>
-      <w:proofErr w:type="spellEnd"/>
-      <w:r>
-        <w:rPr>
-          <w:b w:val="0"/>
-          <w:bCs/>
-        </w:rPr>
-        <w:t xml:space="preserve"> кремнієвих структур за зображеннями АЧХ </w:t>
-      </w:r>
-      <w:proofErr w:type="spellStart"/>
-      <w:r>
-        <w:rPr>
-          <w:b w:val="0"/>
-          <w:bCs/>
-        </w:rPr>
-        <w:t>фотоакустичного</w:t>
-      </w:r>
-      <w:proofErr w:type="spellEnd"/>
-      <w:r>
-        <w:rPr>
-          <w:b w:val="0"/>
-          <w:bCs/>
-        </w:rPr>
-        <w:t xml:space="preserve"> сигналу в контексті </w:t>
-      </w:r>
-      <w:proofErr w:type="spellStart"/>
-      <w:r>
-        <w:rPr>
-          <w:b w:val="0"/>
-          <w:bCs/>
-        </w:rPr>
-        <w:t>Transfer</w:t>
-      </w:r>
-      <w:proofErr w:type="spellEnd"/>
-      <w:r>
-        <w:rPr>
-          <w:b w:val="0"/>
-          <w:bCs/>
-        </w:rPr>
-        <w:t xml:space="preserve"> </w:t>
-      </w:r>
-      <w:proofErr w:type="spellStart"/>
-      <w:r>
-        <w:rPr>
-          <w:b w:val="0"/>
-          <w:bCs/>
-        </w:rPr>
-        <w:t>Learning</w:t>
-      </w:r>
-      <w:proofErr w:type="spellEnd"/>
-      <w:r>
-        <w:rPr>
-          <w:b w:val="0"/>
-          <w:bCs/>
-        </w:rPr>
-        <w:t xml:space="preserve"> аналізувалися моделі MobileNetV2, </w:t>
-      </w:r>
-      <w:proofErr w:type="spellStart"/>
-      <w:r>
-        <w:rPr>
-          <w:b w:val="0"/>
-          <w:bCs/>
-        </w:rPr>
-        <w:t>Xception</w:t>
-      </w:r>
-      <w:proofErr w:type="spellEnd"/>
-      <w:r>
-        <w:rPr>
-          <w:b w:val="0"/>
-          <w:bCs/>
-        </w:rPr>
-        <w:t xml:space="preserve">, ResNet152V2, EfficientNetB7 та </w:t>
-      </w:r>
-      <w:proofErr w:type="spellStart"/>
-      <w:r>
-        <w:rPr>
-          <w:b w:val="0"/>
-          <w:bCs/>
-        </w:rPr>
-        <w:t>NASNetLarge</w:t>
-      </w:r>
-      <w:proofErr w:type="spellEnd"/>
-      <w:r>
-        <w:rPr>
-          <w:b w:val="0"/>
-          <w:bCs/>
-        </w:rPr>
-        <w:t xml:space="preserve">. Модель MobileNetV2 є найбільш швидкодіючою, але її обмежена ємність знижує точність відображення складних текстурних </w:t>
-      </w:r>
-      <w:proofErr w:type="spellStart"/>
-      <w:r>
-        <w:rPr>
-          <w:b w:val="0"/>
-          <w:bCs/>
-        </w:rPr>
-        <w:t>залежностей</w:t>
-      </w:r>
-      <w:proofErr w:type="spellEnd"/>
-      <w:r>
-        <w:rPr>
-          <w:b w:val="0"/>
-          <w:bCs/>
-        </w:rPr>
-        <w:t xml:space="preserve"> GAF- та вейвлет-представлень. </w:t>
-      </w:r>
-      <w:proofErr w:type="spellStart"/>
-      <w:r>
-        <w:rPr>
-          <w:b w:val="0"/>
-          <w:bCs/>
-        </w:rPr>
-        <w:t>Xception</w:t>
-      </w:r>
-      <w:proofErr w:type="spellEnd"/>
-      <w:r>
-        <w:rPr>
-          <w:b w:val="0"/>
-          <w:bCs/>
-        </w:rPr>
-        <w:t xml:space="preserve"> пропонує кращий баланс точності й ефективності, проте поступається глибшим моделям. ResNet152V2 завдяки </w:t>
-      </w:r>
-      <w:proofErr w:type="spellStart"/>
-      <w:r>
-        <w:rPr>
-          <w:b w:val="0"/>
-          <w:bCs/>
-        </w:rPr>
-        <w:t>residual</w:t>
-      </w:r>
-      <w:proofErr w:type="spellEnd"/>
-      <w:r>
-        <w:rPr>
-          <w:b w:val="0"/>
-          <w:bCs/>
-        </w:rPr>
-        <w:t xml:space="preserve">-з’єднанням забезпечує стабільність навчання, але її фіксоване масштабування не завжди оптимальне для </w:t>
-      </w:r>
-      <w:proofErr w:type="spellStart"/>
-      <w:r>
-        <w:rPr>
-          <w:b w:val="0"/>
-          <w:bCs/>
-        </w:rPr>
-        <w:t>багатомасштабних</w:t>
-      </w:r>
-      <w:proofErr w:type="spellEnd"/>
-      <w:r>
-        <w:rPr>
-          <w:b w:val="0"/>
-          <w:bCs/>
-        </w:rPr>
-        <w:t xml:space="preserve"> спектральних зображень.</w:t>
-      </w:r>
-    </w:p>
-    <w:p>
-      <w:pPr>
-        <w:spacing w:line="276" w:lineRule="auto"/>
-        <w:ind w:firstLine="567"/>
-        <w:jc w:val="both"/>
-        <w:rPr>
-          <w:b w:val="0"/>
-          <w:bCs/>
-        </w:rPr>
-      </w:pPr>
-      <w:r>
-        <w:rPr>
-          <w:b w:val="0"/>
-          <w:bCs/>
-        </w:rPr>
-        <w:t xml:space="preserve">Натомість EfficientNetB7 (завдяки збалансованому принципу </w:t>
-      </w:r>
-      <w:proofErr w:type="spellStart"/>
-      <w:r>
-        <w:rPr>
-          <w:b w:val="0"/>
-          <w:bCs/>
-        </w:rPr>
-        <w:t>compound</w:t>
-      </w:r>
-      <w:proofErr w:type="spellEnd"/>
-      <w:r>
-        <w:rPr>
-          <w:b w:val="0"/>
-          <w:bCs/>
-        </w:rPr>
-        <w:t xml:space="preserve"> </w:t>
-      </w:r>
-      <w:proofErr w:type="spellStart"/>
-      <w:r>
-        <w:rPr>
-          <w:b w:val="0"/>
-          <w:bCs/>
-        </w:rPr>
-        <w:t>scaling</w:t>
-      </w:r>
-      <w:proofErr w:type="spellEnd"/>
-      <w:r>
-        <w:rPr>
-          <w:b w:val="0"/>
-          <w:bCs/>
-        </w:rPr>
-        <w:t xml:space="preserve">) та </w:t>
-      </w:r>
-      <w:proofErr w:type="spellStart"/>
-      <w:r>
-        <w:rPr>
-          <w:b w:val="0"/>
-          <w:bCs/>
-        </w:rPr>
-        <w:t>NASNetLarge</w:t>
-      </w:r>
-      <w:proofErr w:type="spellEnd"/>
-      <w:r>
-        <w:rPr>
-          <w:b w:val="0"/>
-          <w:bCs/>
-        </w:rPr>
-        <w:t xml:space="preserve"> (створена за допомогою пошуку </w:t>
-      </w:r>
-      <w:proofErr w:type="spellStart"/>
-      <w:r>
-        <w:rPr>
-          <w:b w:val="0"/>
-          <w:bCs/>
-        </w:rPr>
-        <w:t>нейроархітектур</w:t>
-      </w:r>
-      <w:proofErr w:type="spellEnd"/>
-      <w:r>
-        <w:rPr>
-          <w:b w:val="0"/>
-          <w:bCs/>
-        </w:rPr>
-        <w:t xml:space="preserve">) забезпечують максимальну якість витягання ознак і високу адаптивність до </w:t>
-      </w:r>
-      <w:r>
-        <w:rPr>
-          <w:b w:val="0"/>
-          <w:bCs/>
-        </w:rPr>
-        <w:lastRenderedPageBreak/>
-        <w:t xml:space="preserve">складних структур даних. Їхня підвищена обчислювальна складність у сценарії перенесення навчання успішно компенсується заморожуванням попередньо навчених базових шарів. Таким чином, для відновлення фізичної величини з </w:t>
-      </w:r>
-      <w:proofErr w:type="spellStart"/>
-      <w:r>
-        <w:rPr>
-          <w:b w:val="0"/>
-          <w:bCs/>
-        </w:rPr>
-        <w:t>високоструктурованих</w:t>
-      </w:r>
-      <w:proofErr w:type="spellEnd"/>
-      <w:r>
-        <w:rPr>
-          <w:b w:val="0"/>
-          <w:bCs/>
-        </w:rPr>
-        <w:t xml:space="preserve"> зображень сигналів найбільш доцільними є EfficientNetB7 та </w:t>
-      </w:r>
-      <w:proofErr w:type="spellStart"/>
-      <w:r>
-        <w:rPr>
-          <w:b w:val="0"/>
-          <w:bCs/>
-        </w:rPr>
-        <w:t>NASNetLarge</w:t>
-      </w:r>
-      <w:proofErr w:type="spellEnd"/>
-      <w:r>
-        <w:rPr>
-          <w:b w:val="0"/>
-          <w:bCs/>
-        </w:rPr>
-        <w:t>. Вони визначені як пріоритетні для подальших експериментів, тоді як інші архітектури слугуватимуть базою для порівняння.</w:t>
-      </w:r>
-      <w:r>
-        <w:rPr>
-          <w:b w:val="0"/>
-          <w:bCs/>
-        </w:rPr>
-        <w:t xml:space="preserve"> В Табл.1 наведено кількості ознак, що екстрагуються кожною з </w:t>
-      </w:r>
-      <w:r>
-        <w:rPr>
-          <w:b w:val="0"/>
-          <w:bCs/>
-          <w:lang w:val="en-US"/>
-        </w:rPr>
-        <w:t>CNN</w:t>
-      </w:r>
-      <w:r>
-        <w:rPr>
-          <w:b w:val="0"/>
-          <w:bCs/>
-        </w:rPr>
-        <w:t>, які аналізувалися</w:t>
-      </w:r>
-    </w:p>
-    <w:p>
-      <w:pPr>
-        <w:spacing w:line="276" w:lineRule="auto"/>
+        <w:spacing w:line="312" w:lineRule="auto"/>
         <w:ind w:firstLine="567"/>
         <w:jc w:val="both"/>
         <w:rPr>
@@ -2020,28 +2333,28 @@
       <w:tblPr>
         <w:tblStyle w:val="af"/>
         <w:tblW w:w="0" w:type="auto"/>
+        <w:tblBorders>
+          <w:top w:val="none" w:sz="0" w:space="0" w:color="auto"/>
+          <w:left w:val="none" w:sz="0" w:space="0" w:color="auto"/>
+          <w:bottom w:val="none" w:sz="0" w:space="0" w:color="auto"/>
+          <w:right w:val="none" w:sz="0" w:space="0" w:color="auto"/>
+          <w:insideH w:val="none" w:sz="0" w:space="0" w:color="auto"/>
+          <w:insideV w:val="none" w:sz="0" w:space="0" w:color="auto"/>
+        </w:tblBorders>
         <w:tblLook w:val="04A0" w:firstRow="1" w:lastRow="0" w:firstColumn="1" w:lastColumn="0" w:noHBand="0" w:noVBand="1"/>
       </w:tblPr>
       <w:tblGrid>
-        <w:gridCol w:w="2977"/>
-        <w:gridCol w:w="3119"/>
-        <w:gridCol w:w="3260"/>
+        <w:gridCol w:w="9629"/>
       </w:tblGrid>
       <w:tr>
         <w:tc>
           <w:tcPr>
-            <w:tcW w:w="9356" w:type="dxa"/>
-            <w:gridSpan w:val="3"/>
-            <w:tcBorders>
-              <w:top w:val="nil"/>
-              <w:left w:val="nil"/>
-              <w:right w:val="nil"/>
-            </w:tcBorders>
+            <w:tcW w:w="9629" w:type="dxa"/>
           </w:tcPr>
           <w:p>
             <w:pPr>
               <w:spacing w:line="276" w:lineRule="auto"/>
-              <w:jc w:val="both"/>
+              <w:jc w:val="center"/>
               <w:rPr>
                 <w:b w:val="0"/>
                 <w:bCs/>
@@ -2051,8 +2364,50 @@
               <w:rPr>
                 <w:b w:val="0"/>
                 <w:bCs/>
-              </w:rPr>
-              <w:t>Табл.1. Кількість вихідних ознак мереж комп’ютерного зору</w:t>
+                <w:noProof/>
+                <w14:ligatures w14:val="standardContextual"/>
+              </w:rPr>
+              <w:drawing>
+                <wp:inline distT="0" distB="0" distL="0" distR="0" wp14:anchorId="72E1FBA7" wp14:editId="02B93145">
+                  <wp:extent cx="3600000" cy="2507563"/>
+                  <wp:effectExtent l="0" t="0" r="635" b="7620"/>
+                  <wp:docPr id="242356821" name="Рисунок 32"/>
+                  <wp:cNvGraphicFramePr>
+                    <a:graphicFrameLocks xmlns:a="http://schemas.openxmlformats.org/drawingml/2006/main" noChangeAspect="1"/>
+                  </wp:cNvGraphicFramePr>
+                  <a:graphic xmlns:a="http://schemas.openxmlformats.org/drawingml/2006/main">
+                    <a:graphicData uri="http://schemas.openxmlformats.org/drawingml/2006/picture">
+                      <pic:pic xmlns:pic="http://schemas.openxmlformats.org/drawingml/2006/picture">
+                        <pic:nvPicPr>
+                          <pic:cNvPr id="242356821" name="Рисунок 242356821"/>
+                          <pic:cNvPicPr/>
+                        </pic:nvPicPr>
+                        <pic:blipFill>
+                          <a:blip r:embed="rId20" cstate="print">
+                            <a:extLst>
+                              <a:ext uri="{28A0092B-C50C-407E-A947-70E740481C1C}">
+                                <a14:useLocalDpi xmlns:a14="http://schemas.microsoft.com/office/drawing/2010/main" val="0"/>
+                              </a:ext>
+                            </a:extLst>
+                          </a:blip>
+                          <a:stretch>
+                            <a:fillRect/>
+                          </a:stretch>
+                        </pic:blipFill>
+                        <pic:spPr>
+                          <a:xfrm>
+                            <a:off x="0" y="0"/>
+                            <a:ext cx="3600000" cy="2507563"/>
+                          </a:xfrm>
+                          <a:prstGeom prst="rect">
+                            <a:avLst/>
+                          </a:prstGeom>
+                        </pic:spPr>
+                      </pic:pic>
+                    </a:graphicData>
+                  </a:graphic>
+                </wp:inline>
+              </w:drawing>
             </w:r>
           </w:p>
         </w:tc>
@@ -2060,9 +2415,143 @@
       <w:tr>
         <w:tc>
           <w:tcPr>
-            <w:tcW w:w="2977" w:type="dxa"/>
-            <w:vMerge w:val="restart"/>
-            <w:vAlign w:val="center"/>
+            <w:tcW w:w="9629" w:type="dxa"/>
+          </w:tcPr>
+          <w:p>
+            <w:pPr>
+              <w:spacing w:line="276" w:lineRule="auto"/>
+              <w:jc w:val="both"/>
+              <w:rPr>
+                <w:b w:val="0"/>
+                <w:bCs/>
+              </w:rPr>
+            </w:pPr>
+            <w:r>
+              <w:rPr>
+                <w:b w:val="0"/>
+                <w:bCs/>
+              </w:rPr>
+              <w:t>Рис.</w:t>
+            </w:r>
+            <w:r>
+              <w:rPr>
+                <w:b w:val="0"/>
+                <w:bCs/>
+              </w:rPr>
+              <w:t>2</w:t>
+            </w:r>
+            <w:r>
+              <w:rPr>
+                <w:b w:val="0"/>
+                <w:bCs/>
+              </w:rPr>
+              <w:t xml:space="preserve"> </w:t>
+            </w:r>
+            <w:r>
+              <w:rPr>
+                <w:b w:val="0"/>
+                <w:bCs/>
+              </w:rPr>
+              <w:t xml:space="preserve">Результати передбачень </w:t>
+            </w:r>
+            <w:r>
+              <w:rPr>
+                <w:b w:val="0"/>
+                <w:bCs/>
+                <w:lang w:val="en-US"/>
+              </w:rPr>
+              <w:t>PINN</w:t>
+            </w:r>
+            <w:r>
+              <w:rPr>
+                <w:b w:val="0"/>
+                <w:bCs/>
+              </w:rPr>
+              <w:t xml:space="preserve"> </w:t>
+            </w:r>
+            <w:r>
+              <w:rPr>
+                <w:b w:val="0"/>
+                <w:bCs/>
+              </w:rPr>
+              <w:t>теплопровідності кремнієвих поруватих структур</w:t>
+            </w:r>
+            <w:r>
+              <w:rPr>
+                <w:b w:val="0"/>
+                <w:bCs/>
+                <w:lang w:val="en-US"/>
+              </w:rPr>
+              <w:t xml:space="preserve">. </w:t>
+            </w:r>
+            <w:r>
+              <w:rPr>
+                <w:b w:val="0"/>
+                <w:bCs/>
+                <w:lang w:val="ru-RU"/>
+              </w:rPr>
+              <w:t>Мереж</w:t>
+            </w:r>
+            <w:r>
+              <w:rPr>
+                <w:b w:val="0"/>
+                <w:bCs/>
+              </w:rPr>
+              <w:t xml:space="preserve">і навчалися та прогнозували на даних, створених при використанні однакових значень коефіцієнта кількості </w:t>
+            </w:r>
+            <w:proofErr w:type="spellStart"/>
+            <w:r>
+              <w:rPr>
+                <w:b w:val="0"/>
+                <w:bCs/>
+              </w:rPr>
+              <w:t>зерен</w:t>
+            </w:r>
+            <w:proofErr w:type="spellEnd"/>
+            <w:r>
+              <w:rPr>
+                <w:b w:val="0"/>
+                <w:snapToGrid w:val="0"/>
+                <w:color w:val="000000" w:themeColor="text1"/>
+              </w:rPr>
+              <w:t>.</w:t>
+            </w:r>
+          </w:p>
+        </w:tc>
+      </w:tr>
+    </w:tbl>
+    <w:p>
+      <w:pPr>
+        <w:spacing w:line="312" w:lineRule="auto"/>
+        <w:ind w:firstLine="567"/>
+        <w:jc w:val="both"/>
+        <w:rPr>
+          <w:b w:val="0"/>
+          <w:bCs/>
+        </w:rPr>
+      </w:pPr>
+    </w:p>
+    <w:tbl>
+      <w:tblPr>
+        <w:tblStyle w:val="af"/>
+        <w:tblW w:w="0" w:type="auto"/>
+        <w:tblBorders>
+          <w:top w:val="none" w:sz="0" w:space="0" w:color="auto"/>
+          <w:left w:val="none" w:sz="0" w:space="0" w:color="auto"/>
+          <w:bottom w:val="none" w:sz="0" w:space="0" w:color="auto"/>
+          <w:right w:val="none" w:sz="0" w:space="0" w:color="auto"/>
+          <w:insideH w:val="none" w:sz="0" w:space="0" w:color="auto"/>
+          <w:insideV w:val="none" w:sz="0" w:space="0" w:color="auto"/>
+        </w:tblBorders>
+        <w:tblLook w:val="04A0" w:firstRow="1" w:lastRow="0" w:firstColumn="1" w:lastColumn="0" w:noHBand="0" w:noVBand="1"/>
+      </w:tblPr>
+      <w:tblGrid>
+        <w:gridCol w:w="9629"/>
+      </w:tblGrid>
+      <w:tr>
+        <w:tc>
+          <w:tcPr>
+            <w:tcW w:w="9629" w:type="dxa"/>
           </w:tcPr>
           <w:p>
             <w:pPr>
@@ -2077,32 +2566,148 @@
               <w:rPr>
                 <w:b w:val="0"/>
                 <w:bCs/>
-              </w:rPr>
-              <w:t>Модель</w:t>
-            </w:r>
-          </w:p>
-        </w:tc>
-        <w:tc>
-          <w:tcPr>
-            <w:tcW w:w="6379" w:type="dxa"/>
-            <w:gridSpan w:val="2"/>
-            <w:vAlign w:val="center"/>
-          </w:tcPr>
-          <w:p>
-            <w:pPr>
-              <w:spacing w:line="276" w:lineRule="auto"/>
-              <w:jc w:val="center"/>
-              <w:rPr>
-                <w:b w:val="0"/>
-                <w:bCs/>
-              </w:rPr>
-            </w:pPr>
-            <w:r>
-              <w:rPr>
-                <w:b w:val="0"/>
-                <w:bCs/>
-              </w:rPr>
-              <w:t>Розмірність вихідного вектору</w:t>
+                <w:noProof/>
+                <w14:ligatures w14:val="standardContextual"/>
+              </w:rPr>
+              <w:drawing>
+                <wp:inline distT="0" distB="0" distL="0" distR="0" wp14:anchorId="04B3A008" wp14:editId="53AAF1B4">
+                  <wp:extent cx="2880000" cy="2006647"/>
+                  <wp:effectExtent l="0" t="0" r="0" b="0"/>
+                  <wp:docPr id="571439326" name="Рисунок 33"/>
+                  <wp:cNvGraphicFramePr>
+                    <a:graphicFrameLocks xmlns:a="http://schemas.openxmlformats.org/drawingml/2006/main" noChangeAspect="1"/>
+                  </wp:cNvGraphicFramePr>
+                  <a:graphic xmlns:a="http://schemas.openxmlformats.org/drawingml/2006/main">
+                    <a:graphicData uri="http://schemas.openxmlformats.org/drawingml/2006/picture">
+                      <pic:pic xmlns:pic="http://schemas.openxmlformats.org/drawingml/2006/picture">
+                        <pic:nvPicPr>
+                          <pic:cNvPr id="571439326" name="Рисунок 571439326"/>
+                          <pic:cNvPicPr/>
+                        </pic:nvPicPr>
+                        <pic:blipFill>
+                          <a:blip r:embed="rId21" cstate="print">
+                            <a:extLst>
+                              <a:ext uri="{28A0092B-C50C-407E-A947-70E740481C1C}">
+                                <a14:useLocalDpi xmlns:a14="http://schemas.microsoft.com/office/drawing/2010/main" val="0"/>
+                              </a:ext>
+                            </a:extLst>
+                          </a:blip>
+                          <a:stretch>
+                            <a:fillRect/>
+                          </a:stretch>
+                        </pic:blipFill>
+                        <pic:spPr>
+                          <a:xfrm>
+                            <a:off x="0" y="0"/>
+                            <a:ext cx="2880000" cy="2006647"/>
+                          </a:xfrm>
+                          <a:prstGeom prst="rect">
+                            <a:avLst/>
+                          </a:prstGeom>
+                        </pic:spPr>
+                      </pic:pic>
+                    </a:graphicData>
+                  </a:graphic>
+                </wp:inline>
+              </w:drawing>
+            </w:r>
+            <w:r>
+              <w:rPr>
+                <w:b w:val="0"/>
+                <w:bCs/>
+                <w:noProof/>
+                <w14:ligatures w14:val="standardContextual"/>
+              </w:rPr>
+              <w:drawing>
+                <wp:inline distT="0" distB="0" distL="0" distR="0" wp14:anchorId="4AD5DFF5" wp14:editId="16EEFBAB">
+                  <wp:extent cx="2880000" cy="2006648"/>
+                  <wp:effectExtent l="0" t="0" r="0" b="0"/>
+                  <wp:docPr id="1305519212" name="Рисунок 34"/>
+                  <wp:cNvGraphicFramePr>
+                    <a:graphicFrameLocks xmlns:a="http://schemas.openxmlformats.org/drawingml/2006/main" noChangeAspect="1"/>
+                  </wp:cNvGraphicFramePr>
+                  <a:graphic xmlns:a="http://schemas.openxmlformats.org/drawingml/2006/main">
+                    <a:graphicData uri="http://schemas.openxmlformats.org/drawingml/2006/picture">
+                      <pic:pic xmlns:pic="http://schemas.openxmlformats.org/drawingml/2006/picture">
+                        <pic:nvPicPr>
+                          <pic:cNvPr id="1305519212" name="Рисунок 1305519212"/>
+                          <pic:cNvPicPr/>
+                        </pic:nvPicPr>
+                        <pic:blipFill>
+                          <a:blip r:embed="rId22" cstate="print">
+                            <a:extLst>
+                              <a:ext uri="{28A0092B-C50C-407E-A947-70E740481C1C}">
+                                <a14:useLocalDpi xmlns:a14="http://schemas.microsoft.com/office/drawing/2010/main" val="0"/>
+                              </a:ext>
+                            </a:extLst>
+                          </a:blip>
+                          <a:stretch>
+                            <a:fillRect/>
+                          </a:stretch>
+                        </pic:blipFill>
+                        <pic:spPr>
+                          <a:xfrm>
+                            <a:off x="0" y="0"/>
+                            <a:ext cx="2880000" cy="2006648"/>
+                          </a:xfrm>
+                          <a:prstGeom prst="rect">
+                            <a:avLst/>
+                          </a:prstGeom>
+                        </pic:spPr>
+                      </pic:pic>
+                    </a:graphicData>
+                  </a:graphic>
+                </wp:inline>
+              </w:drawing>
+            </w:r>
+            <w:r>
+              <w:rPr>
+                <w:b w:val="0"/>
+                <w:bCs/>
+                <w:noProof/>
+                <w14:ligatures w14:val="standardContextual"/>
+              </w:rPr>
+              <w:drawing>
+                <wp:inline distT="0" distB="0" distL="0" distR="0" wp14:anchorId="52CDD72A" wp14:editId="6DFC4E4D">
+                  <wp:extent cx="2880000" cy="2006648"/>
+                  <wp:effectExtent l="0" t="0" r="0" b="0"/>
+                  <wp:docPr id="421803986" name="Рисунок 35"/>
+                  <wp:cNvGraphicFramePr>
+                    <a:graphicFrameLocks xmlns:a="http://schemas.openxmlformats.org/drawingml/2006/main" noChangeAspect="1"/>
+                  </wp:cNvGraphicFramePr>
+                  <a:graphic xmlns:a="http://schemas.openxmlformats.org/drawingml/2006/main">
+                    <a:graphicData uri="http://schemas.openxmlformats.org/drawingml/2006/picture">
+                      <pic:pic xmlns:pic="http://schemas.openxmlformats.org/drawingml/2006/picture">
+                        <pic:nvPicPr>
+                          <pic:cNvPr id="421803986" name="Рисунок 421803986"/>
+                          <pic:cNvPicPr/>
+                        </pic:nvPicPr>
+                        <pic:blipFill>
+                          <a:blip r:embed="rId23" cstate="print">
+                            <a:extLst>
+                              <a:ext uri="{28A0092B-C50C-407E-A947-70E740481C1C}">
+                                <a14:useLocalDpi xmlns:a14="http://schemas.microsoft.com/office/drawing/2010/main" val="0"/>
+                              </a:ext>
+                            </a:extLst>
+                          </a:blip>
+                          <a:stretch>
+                            <a:fillRect/>
+                          </a:stretch>
+                        </pic:blipFill>
+                        <pic:spPr>
+                          <a:xfrm>
+                            <a:off x="0" y="0"/>
+                            <a:ext cx="2880000" cy="2006648"/>
+                          </a:xfrm>
+                          <a:prstGeom prst="rect">
+                            <a:avLst/>
+                          </a:prstGeom>
+                        </pic:spPr>
+                      </pic:pic>
+                    </a:graphicData>
+                  </a:graphic>
+                </wp:inline>
+              </w:drawing>
             </w:r>
           </w:p>
         </w:tc>
@@ -2110,8 +2715,7 @@
       <w:tr>
         <w:tc>
           <w:tcPr>
-            <w:tcW w:w="2977" w:type="dxa"/>
-            <w:vMerge/>
+            <w:tcW w:w="9629" w:type="dxa"/>
           </w:tcPr>
           <w:p>
             <w:pPr>
@@ -2122,12 +2726,190 @@
                 <w:bCs/>
               </w:rPr>
             </w:pPr>
+            <w:r>
+              <w:rPr>
+                <w:b w:val="0"/>
+                <w:bCs/>
+              </w:rPr>
+              <w:t>Рис.</w:t>
+            </w:r>
+            <w:r>
+              <w:rPr>
+                <w:b w:val="0"/>
+                <w:bCs/>
+              </w:rPr>
+              <w:t>3</w:t>
+            </w:r>
+            <w:r>
+              <w:rPr>
+                <w:b w:val="0"/>
+                <w:bCs/>
+              </w:rPr>
+              <w:t xml:space="preserve"> Результати передбачень </w:t>
+            </w:r>
+            <w:r>
+              <w:rPr>
+                <w:b w:val="0"/>
+                <w:bCs/>
+                <w:lang w:val="en-US"/>
+              </w:rPr>
+              <w:t>PINN</w:t>
+            </w:r>
+            <w:r>
+              <w:rPr>
+                <w:b w:val="0"/>
+                <w:bCs/>
+              </w:rPr>
+              <w:t xml:space="preserve"> </w:t>
+            </w:r>
+            <w:r>
+              <w:rPr>
+                <w:b w:val="0"/>
+                <w:bCs/>
+              </w:rPr>
+              <w:t>теплопровідності кремнієвих поруватих структур</w:t>
+            </w:r>
+            <w:r>
+              <w:rPr>
+                <w:b w:val="0"/>
+                <w:bCs/>
+                <w:lang w:val="en-US"/>
+              </w:rPr>
+              <w:t xml:space="preserve">. </w:t>
+            </w:r>
+            <w:r>
+              <w:rPr>
+                <w:b w:val="0"/>
+                <w:bCs/>
+                <w:lang w:val="ru-RU"/>
+              </w:rPr>
+              <w:t>Мереж</w:t>
+            </w:r>
+            <w:r>
+              <w:rPr>
+                <w:b w:val="0"/>
+                <w:bCs/>
+              </w:rPr>
+              <w:t xml:space="preserve">і </w:t>
+            </w:r>
+            <w:r>
+              <w:rPr>
+                <w:b w:val="0"/>
+                <w:bCs/>
+              </w:rPr>
+              <w:t xml:space="preserve">мережі тренувалися на даних, </w:t>
+            </w:r>
+            <w:r>
+              <w:rPr>
+                <w:b w:val="0"/>
+                <w:bCs/>
+              </w:rPr>
+              <w:t xml:space="preserve">створених при використанні однакових значень коефіцієнта кількості </w:t>
+            </w:r>
+            <w:proofErr w:type="spellStart"/>
+            <w:r>
+              <w:rPr>
+                <w:b w:val="0"/>
+                <w:bCs/>
+              </w:rPr>
+              <w:t>зерен</w:t>
+            </w:r>
+            <w:proofErr w:type="spellEnd"/>
+            <w:r>
+              <w:rPr>
+                <w:b w:val="0"/>
+                <w:bCs/>
+              </w:rPr>
+              <w:t xml:space="preserve">, а </w:t>
+            </w:r>
+            <w:r>
+              <w:rPr>
+                <w:b w:val="0"/>
+                <w:bCs/>
+              </w:rPr>
+              <w:t>прогнозували на даних,</w:t>
+            </w:r>
+            <w:r>
+              <w:rPr>
+                <w:b w:val="0"/>
+                <w:bCs/>
+              </w:rPr>
+              <w:t xml:space="preserve"> </w:t>
+            </w:r>
+            <w:r>
+              <w:rPr>
+                <w:b w:val="0"/>
+                <w:bCs/>
+              </w:rPr>
+              <w:t xml:space="preserve">, створених при використанні </w:t>
+            </w:r>
+            <w:r>
+              <w:rPr>
+                <w:b w:val="0"/>
+                <w:bCs/>
+              </w:rPr>
+              <w:t>різних</w:t>
+            </w:r>
+            <w:r>
+              <w:rPr>
+                <w:b w:val="0"/>
+                <w:bCs/>
+              </w:rPr>
+              <w:t xml:space="preserve"> значень коефіцієнта кількості </w:t>
+            </w:r>
+            <w:proofErr w:type="spellStart"/>
+            <w:r>
+              <w:rPr>
+                <w:b w:val="0"/>
+                <w:bCs/>
+              </w:rPr>
+              <w:t>зерен</w:t>
+            </w:r>
+            <w:proofErr w:type="spellEnd"/>
+            <w:r>
+              <w:rPr>
+                <w:b w:val="0"/>
+                <w:snapToGrid w:val="0"/>
+                <w:color w:val="000000" w:themeColor="text1"/>
+              </w:rPr>
+              <w:t>.</w:t>
+            </w:r>
           </w:p>
         </w:tc>
+      </w:tr>
+    </w:tbl>
+    <w:p>
+      <w:pPr>
+        <w:spacing w:line="312" w:lineRule="auto"/>
+        <w:ind w:firstLine="567"/>
+        <w:jc w:val="both"/>
+        <w:rPr>
+          <w:b w:val="0"/>
+          <w:bCs/>
+        </w:rPr>
+      </w:pPr>
+    </w:p>
+    <w:tbl>
+      <w:tblPr>
+        <w:tblStyle w:val="af"/>
+        <w:tblW w:w="0" w:type="auto"/>
+        <w:tblBorders>
+          <w:top w:val="none" w:sz="0" w:space="0" w:color="auto"/>
+          <w:left w:val="none" w:sz="0" w:space="0" w:color="auto"/>
+          <w:bottom w:val="none" w:sz="0" w:space="0" w:color="auto"/>
+          <w:right w:val="none" w:sz="0" w:space="0" w:color="auto"/>
+          <w:insideH w:val="none" w:sz="0" w:space="0" w:color="auto"/>
+          <w:insideV w:val="none" w:sz="0" w:space="0" w:color="auto"/>
+        </w:tblBorders>
+        <w:tblLook w:val="04A0" w:firstRow="1" w:lastRow="0" w:firstColumn="1" w:lastColumn="0" w:noHBand="0" w:noVBand="1"/>
+      </w:tblPr>
+      <w:tblGrid>
+        <w:gridCol w:w="9629"/>
+      </w:tblGrid>
+      <w:tr>
         <w:tc>
           <w:tcPr>
-            <w:tcW w:w="3119" w:type="dxa"/>
-            <w:vAlign w:val="center"/>
+            <w:tcW w:w="9629" w:type="dxa"/>
           </w:tcPr>
           <w:p>
             <w:pPr>
@@ -2142,31 +2924,148 @@
               <w:rPr>
                 <w:b w:val="0"/>
                 <w:bCs/>
-              </w:rPr>
-              <w:t>Класифікатор</w:t>
-            </w:r>
-          </w:p>
-        </w:tc>
-        <w:tc>
-          <w:tcPr>
-            <w:tcW w:w="3260" w:type="dxa"/>
-            <w:vAlign w:val="center"/>
-          </w:tcPr>
-          <w:p>
-            <w:pPr>
-              <w:spacing w:line="276" w:lineRule="auto"/>
-              <w:jc w:val="center"/>
-              <w:rPr>
-                <w:b w:val="0"/>
-                <w:bCs/>
-              </w:rPr>
-            </w:pPr>
-            <w:r>
-              <w:rPr>
-                <w:b w:val="0"/>
-                <w:bCs/>
-              </w:rPr>
-              <w:t>Виділення ознак</w:t>
+                <w:noProof/>
+                <w14:ligatures w14:val="standardContextual"/>
+              </w:rPr>
+              <w:drawing>
+                <wp:inline distT="0" distB="0" distL="0" distR="0" wp14:anchorId="7CB8D3F9" wp14:editId="6A047E29">
+                  <wp:extent cx="2880000" cy="2006648"/>
+                  <wp:effectExtent l="0" t="0" r="0" b="0"/>
+                  <wp:docPr id="1006330199" name="Рисунок 36"/>
+                  <wp:cNvGraphicFramePr>
+                    <a:graphicFrameLocks xmlns:a="http://schemas.openxmlformats.org/drawingml/2006/main" noChangeAspect="1"/>
+                  </wp:cNvGraphicFramePr>
+                  <a:graphic xmlns:a="http://schemas.openxmlformats.org/drawingml/2006/main">
+                    <a:graphicData uri="http://schemas.openxmlformats.org/drawingml/2006/picture">
+                      <pic:pic xmlns:pic="http://schemas.openxmlformats.org/drawingml/2006/picture">
+                        <pic:nvPicPr>
+                          <pic:cNvPr id="1006330199" name="Рисунок 1006330199"/>
+                          <pic:cNvPicPr/>
+                        </pic:nvPicPr>
+                        <pic:blipFill>
+                          <a:blip r:embed="rId24" cstate="print">
+                            <a:extLst>
+                              <a:ext uri="{28A0092B-C50C-407E-A947-70E740481C1C}">
+                                <a14:useLocalDpi xmlns:a14="http://schemas.microsoft.com/office/drawing/2010/main" val="0"/>
+                              </a:ext>
+                            </a:extLst>
+                          </a:blip>
+                          <a:stretch>
+                            <a:fillRect/>
+                          </a:stretch>
+                        </pic:blipFill>
+                        <pic:spPr>
+                          <a:xfrm>
+                            <a:off x="0" y="0"/>
+                            <a:ext cx="2880000" cy="2006648"/>
+                          </a:xfrm>
+                          <a:prstGeom prst="rect">
+                            <a:avLst/>
+                          </a:prstGeom>
+                        </pic:spPr>
+                      </pic:pic>
+                    </a:graphicData>
+                  </a:graphic>
+                </wp:inline>
+              </w:drawing>
+            </w:r>
+            <w:r>
+              <w:rPr>
+                <w:b w:val="0"/>
+                <w:bCs/>
+                <w:noProof/>
+                <w14:ligatures w14:val="standardContextual"/>
+              </w:rPr>
+              <w:drawing>
+                <wp:inline distT="0" distB="0" distL="0" distR="0" wp14:anchorId="2DAA08DD" wp14:editId="5F3B096A">
+                  <wp:extent cx="2880000" cy="2006648"/>
+                  <wp:effectExtent l="0" t="0" r="0" b="0"/>
+                  <wp:docPr id="1317462547" name="Рисунок 37"/>
+                  <wp:cNvGraphicFramePr>
+                    <a:graphicFrameLocks xmlns:a="http://schemas.openxmlformats.org/drawingml/2006/main" noChangeAspect="1"/>
+                  </wp:cNvGraphicFramePr>
+                  <a:graphic xmlns:a="http://schemas.openxmlformats.org/drawingml/2006/main">
+                    <a:graphicData uri="http://schemas.openxmlformats.org/drawingml/2006/picture">
+                      <pic:pic xmlns:pic="http://schemas.openxmlformats.org/drawingml/2006/picture">
+                        <pic:nvPicPr>
+                          <pic:cNvPr id="1317462547" name="Рисунок 1317462547"/>
+                          <pic:cNvPicPr/>
+                        </pic:nvPicPr>
+                        <pic:blipFill>
+                          <a:blip r:embed="rId25" cstate="print">
+                            <a:extLst>
+                              <a:ext uri="{28A0092B-C50C-407E-A947-70E740481C1C}">
+                                <a14:useLocalDpi xmlns:a14="http://schemas.microsoft.com/office/drawing/2010/main" val="0"/>
+                              </a:ext>
+                            </a:extLst>
+                          </a:blip>
+                          <a:stretch>
+                            <a:fillRect/>
+                          </a:stretch>
+                        </pic:blipFill>
+                        <pic:spPr>
+                          <a:xfrm>
+                            <a:off x="0" y="0"/>
+                            <a:ext cx="2880000" cy="2006648"/>
+                          </a:xfrm>
+                          <a:prstGeom prst="rect">
+                            <a:avLst/>
+                          </a:prstGeom>
+                        </pic:spPr>
+                      </pic:pic>
+                    </a:graphicData>
+                  </a:graphic>
+                </wp:inline>
+              </w:drawing>
+            </w:r>
+            <w:r>
+              <w:rPr>
+                <w:b w:val="0"/>
+                <w:bCs/>
+                <w:noProof/>
+                <w14:ligatures w14:val="standardContextual"/>
+              </w:rPr>
+              <w:drawing>
+                <wp:inline distT="0" distB="0" distL="0" distR="0" wp14:anchorId="0A3415B8" wp14:editId="471F7CF9">
+                  <wp:extent cx="2880000" cy="2006648"/>
+                  <wp:effectExtent l="0" t="0" r="0" b="0"/>
+                  <wp:docPr id="1744240176" name="Рисунок 38"/>
+                  <wp:cNvGraphicFramePr>
+                    <a:graphicFrameLocks xmlns:a="http://schemas.openxmlformats.org/drawingml/2006/main" noChangeAspect="1"/>
+                  </wp:cNvGraphicFramePr>
+                  <a:graphic xmlns:a="http://schemas.openxmlformats.org/drawingml/2006/main">
+                    <a:graphicData uri="http://schemas.openxmlformats.org/drawingml/2006/picture">
+                      <pic:pic xmlns:pic="http://schemas.openxmlformats.org/drawingml/2006/picture">
+                        <pic:nvPicPr>
+                          <pic:cNvPr id="1744240176" name="Рисунок 1744240176"/>
+                          <pic:cNvPicPr/>
+                        </pic:nvPicPr>
+                        <pic:blipFill>
+                          <a:blip r:embed="rId26" cstate="print">
+                            <a:extLst>
+                              <a:ext uri="{28A0092B-C50C-407E-A947-70E740481C1C}">
+                                <a14:useLocalDpi xmlns:a14="http://schemas.microsoft.com/office/drawing/2010/main" val="0"/>
+                              </a:ext>
+                            </a:extLst>
+                          </a:blip>
+                          <a:stretch>
+                            <a:fillRect/>
+                          </a:stretch>
+                        </pic:blipFill>
+                        <pic:spPr>
+                          <a:xfrm>
+                            <a:off x="0" y="0"/>
+                            <a:ext cx="2880000" cy="2006648"/>
+                          </a:xfrm>
+                          <a:prstGeom prst="rect">
+                            <a:avLst/>
+                          </a:prstGeom>
+                        </pic:spPr>
+                      </pic:pic>
+                    </a:graphicData>
+                  </a:graphic>
+                </wp:inline>
+              </w:drawing>
             </w:r>
           </w:p>
         </w:tc>
@@ -2174,32 +3073,186 @@
       <w:tr>
         <w:tc>
           <w:tcPr>
-            <w:tcW w:w="2977" w:type="dxa"/>
+            <w:tcW w:w="9629" w:type="dxa"/>
           </w:tcPr>
           <w:p>
             <w:pPr>
               <w:spacing w:line="276" w:lineRule="auto"/>
-              <w:jc w:val="center"/>
-              <w:rPr>
-                <w:b w:val="0"/>
+              <w:jc w:val="both"/>
+              <w:rPr>
+                <w:b w:val="0"/>
+                <w:bCs/>
               </w:rPr>
             </w:pPr>
             <w:r>
               <w:rPr>
                 <w:b w:val="0"/>
-              </w:rPr>
-              <w:t>EfficientNetB7</w:t>
+                <w:bCs/>
+              </w:rPr>
+              <w:t>Рис.</w:t>
+            </w:r>
+            <w:r>
+              <w:rPr>
+                <w:b w:val="0"/>
+                <w:bCs/>
+              </w:rPr>
+              <w:t>4</w:t>
+            </w:r>
+            <w:r>
+              <w:rPr>
+                <w:b w:val="0"/>
+                <w:bCs/>
+              </w:rPr>
+              <w:t xml:space="preserve"> Результати передбачень </w:t>
+            </w:r>
+            <w:r>
+              <w:rPr>
+                <w:b w:val="0"/>
+                <w:bCs/>
+                <w:lang w:val="en-US"/>
+              </w:rPr>
+              <w:t>PINN</w:t>
+            </w:r>
+            <w:r>
+              <w:rPr>
+                <w:b w:val="0"/>
+                <w:bCs/>
+              </w:rPr>
+              <w:t xml:space="preserve"> теплопровідності кремнієвих поруватих структур</w:t>
+            </w:r>
+            <w:r>
+              <w:rPr>
+                <w:b w:val="0"/>
+                <w:bCs/>
+                <w:lang w:val="en-US"/>
+              </w:rPr>
+              <w:t xml:space="preserve">. </w:t>
+            </w:r>
+            <w:r>
+              <w:rPr>
+                <w:b w:val="0"/>
+                <w:bCs/>
+                <w:lang w:val="ru-RU"/>
+              </w:rPr>
+              <w:t>Мереж</w:t>
+            </w:r>
+            <w:r>
+              <w:rPr>
+                <w:b w:val="0"/>
+                <w:bCs/>
+              </w:rPr>
+              <w:t xml:space="preserve">і мережі тренувалися на даних, створених при використанні різних значень коефіцієнта кількості </w:t>
+            </w:r>
+            <w:proofErr w:type="spellStart"/>
+            <w:r>
+              <w:rPr>
+                <w:b w:val="0"/>
+                <w:bCs/>
+              </w:rPr>
+              <w:t>зерен</w:t>
+            </w:r>
+            <w:proofErr w:type="spellEnd"/>
+            <w:r>
+              <w:rPr>
+                <w:b w:val="0"/>
+                <w:bCs/>
+              </w:rPr>
+              <w:t xml:space="preserve">, а прогнозували на даних, , створених при використанні </w:t>
+            </w:r>
+            <w:r>
+              <w:rPr>
+                <w:b w:val="0"/>
+                <w:bCs/>
+              </w:rPr>
+              <w:t>однакових</w:t>
+            </w:r>
+            <w:r>
+              <w:rPr>
+                <w:b w:val="0"/>
+                <w:bCs/>
+              </w:rPr>
+              <w:t xml:space="preserve"> значень коефіцієнта кількості </w:t>
+            </w:r>
+            <w:proofErr w:type="spellStart"/>
+            <w:r>
+              <w:rPr>
+                <w:b w:val="0"/>
+                <w:bCs/>
+              </w:rPr>
+              <w:t>зерен</w:t>
+            </w:r>
+            <w:proofErr w:type="spellEnd"/>
+            <w:r>
+              <w:rPr>
+                <w:b w:val="0"/>
+                <w:snapToGrid w:val="0"/>
+                <w:color w:val="000000" w:themeColor="text1"/>
+              </w:rPr>
+              <w:t>.</w:t>
             </w:r>
           </w:p>
         </w:tc>
+      </w:tr>
+    </w:tbl>
+    <w:p>
+      <w:pPr>
+        <w:spacing w:line="312" w:lineRule="auto"/>
+        <w:ind w:firstLine="567"/>
+        <w:jc w:val="both"/>
+        <w:rPr>
+          <w:b w:val="0"/>
+          <w:bCs/>
+        </w:rPr>
+      </w:pPr>
+    </w:p>
+    <w:p>
+      <w:pPr>
+        <w:spacing w:line="312" w:lineRule="auto"/>
+        <w:ind w:firstLine="567"/>
+        <w:jc w:val="both"/>
+        <w:rPr>
+          <w:b w:val="0"/>
+          <w:bCs/>
+        </w:rPr>
+      </w:pPr>
+    </w:p>
+    <w:p>
+      <w:pPr>
+        <w:spacing w:line="312" w:lineRule="auto"/>
+        <w:ind w:firstLine="567"/>
+        <w:jc w:val="both"/>
+        <w:rPr>
+          <w:b w:val="0"/>
+          <w:bCs/>
+        </w:rPr>
+      </w:pPr>
+    </w:p>
+    <w:tbl>
+      <w:tblPr>
+        <w:tblStyle w:val="af"/>
+        <w:tblW w:w="0" w:type="auto"/>
+        <w:tblBorders>
+          <w:top w:val="none" w:sz="0" w:space="0" w:color="auto"/>
+          <w:left w:val="none" w:sz="0" w:space="0" w:color="auto"/>
+          <w:bottom w:val="none" w:sz="0" w:space="0" w:color="auto"/>
+          <w:right w:val="none" w:sz="0" w:space="0" w:color="auto"/>
+          <w:insideH w:val="none" w:sz="0" w:space="0" w:color="auto"/>
+          <w:insideV w:val="none" w:sz="0" w:space="0" w:color="auto"/>
+        </w:tblBorders>
+        <w:tblLook w:val="04A0" w:firstRow="1" w:lastRow="0" w:firstColumn="1" w:lastColumn="0" w:noHBand="0" w:noVBand="1"/>
+      </w:tblPr>
+      <w:tblGrid>
+        <w:gridCol w:w="9629"/>
+      </w:tblGrid>
+      <w:tr>
         <w:tc>
           <w:tcPr>
-            <w:tcW w:w="3119" w:type="dxa"/>
+            <w:tcW w:w="9629" w:type="dxa"/>
           </w:tcPr>
           <w:p>
             <w:pPr>
               <w:spacing w:line="276" w:lineRule="auto"/>
-              <w:jc w:val="center"/>
+              <w:jc w:val="both"/>
               <w:rPr>
                 <w:b w:val="0"/>
                 <w:bCs/>
@@ -2209,30 +3262,826 @@
               <w:rPr>
                 <w:b w:val="0"/>
                 <w:bCs/>
-              </w:rPr>
-              <w:t>1000</w:t>
-            </w:r>
-          </w:p>
-        </w:tc>
-        <w:tc>
-          <w:tcPr>
-            <w:tcW w:w="3260" w:type="dxa"/>
-          </w:tcPr>
-          <w:p>
-            <w:pPr>
-              <w:spacing w:line="276" w:lineRule="auto"/>
-              <w:jc w:val="center"/>
-              <w:rPr>
-                <w:b w:val="0"/>
-                <w:bCs/>
-              </w:rPr>
-            </w:pPr>
-            <w:r>
-              <w:rPr>
-                <w:b w:val="0"/>
-                <w:bCs/>
-              </w:rPr>
-              <w:t>2560</w:t>
+                <w:noProof/>
+                <w14:ligatures w14:val="standardContextual"/>
+              </w:rPr>
+              <w:drawing>
+                <wp:inline distT="0" distB="0" distL="0" distR="0" wp14:anchorId="3A5B0CE0" wp14:editId="5209B4DB">
+                  <wp:extent cx="1800000" cy="1800000"/>
+                  <wp:effectExtent l="0" t="0" r="0" b="0"/>
+                  <wp:docPr id="602773010" name="Рисунок 19"/>
+                  <wp:cNvGraphicFramePr>
+                    <a:graphicFrameLocks xmlns:a="http://schemas.openxmlformats.org/drawingml/2006/main" noChangeAspect="1"/>
+                  </wp:cNvGraphicFramePr>
+                  <a:graphic xmlns:a="http://schemas.openxmlformats.org/drawingml/2006/main">
+                    <a:graphicData uri="http://schemas.openxmlformats.org/drawingml/2006/picture">
+                      <pic:pic xmlns:pic="http://schemas.openxmlformats.org/drawingml/2006/picture">
+                        <pic:nvPicPr>
+                          <pic:cNvPr id="602773010" name="Рисунок 602773010"/>
+                          <pic:cNvPicPr/>
+                        </pic:nvPicPr>
+                        <pic:blipFill>
+                          <a:blip r:embed="rId27">
+                            <a:extLst>
+                              <a:ext uri="{28A0092B-C50C-407E-A947-70E740481C1C}">
+                                <a14:useLocalDpi xmlns:a14="http://schemas.microsoft.com/office/drawing/2010/main" val="0"/>
+                              </a:ext>
+                            </a:extLst>
+                          </a:blip>
+                          <a:stretch>
+                            <a:fillRect/>
+                          </a:stretch>
+                        </pic:blipFill>
+                        <pic:spPr>
+                          <a:xfrm>
+                            <a:off x="0" y="0"/>
+                            <a:ext cx="1800000" cy="1800000"/>
+                          </a:xfrm>
+                          <a:prstGeom prst="rect">
+                            <a:avLst/>
+                          </a:prstGeom>
+                        </pic:spPr>
+                      </pic:pic>
+                    </a:graphicData>
+                  </a:graphic>
+                </wp:inline>
+              </w:drawing>
+            </w:r>
+            <w:r>
+              <w:rPr>
+                <w:b w:val="0"/>
+                <w:bCs/>
+                <w:noProof/>
+                <w14:ligatures w14:val="standardContextual"/>
+              </w:rPr>
+              <w:t xml:space="preserve">  </w:t>
+            </w:r>
+            <w:r>
+              <w:rPr>
+                <w:b w:val="0"/>
+                <w:bCs/>
+                <w:noProof/>
+                <w14:ligatures w14:val="standardContextual"/>
+              </w:rPr>
+              <w:drawing>
+                <wp:inline distT="0" distB="0" distL="0" distR="0" wp14:anchorId="247695AA" wp14:editId="7458727F">
+                  <wp:extent cx="1800000" cy="1800000"/>
+                  <wp:effectExtent l="0" t="0" r="0" b="0"/>
+                  <wp:docPr id="2075682291" name="Рисунок 18"/>
+                  <wp:cNvGraphicFramePr>
+                    <a:graphicFrameLocks xmlns:a="http://schemas.openxmlformats.org/drawingml/2006/main" noChangeAspect="1"/>
+                  </wp:cNvGraphicFramePr>
+                  <a:graphic xmlns:a="http://schemas.openxmlformats.org/drawingml/2006/main">
+                    <a:graphicData uri="http://schemas.openxmlformats.org/drawingml/2006/picture">
+                      <pic:pic xmlns:pic="http://schemas.openxmlformats.org/drawingml/2006/picture">
+                        <pic:nvPicPr>
+                          <pic:cNvPr id="2075682291" name="Рисунок 2075682291"/>
+                          <pic:cNvPicPr/>
+                        </pic:nvPicPr>
+                        <pic:blipFill>
+                          <a:blip r:embed="rId28">
+                            <a:extLst>
+                              <a:ext uri="{28A0092B-C50C-407E-A947-70E740481C1C}">
+                                <a14:useLocalDpi xmlns:a14="http://schemas.microsoft.com/office/drawing/2010/main" val="0"/>
+                              </a:ext>
+                            </a:extLst>
+                          </a:blip>
+                          <a:stretch>
+                            <a:fillRect/>
+                          </a:stretch>
+                        </pic:blipFill>
+                        <pic:spPr>
+                          <a:xfrm>
+                            <a:off x="0" y="0"/>
+                            <a:ext cx="1800000" cy="1800000"/>
+                          </a:xfrm>
+                          <a:prstGeom prst="rect">
+                            <a:avLst/>
+                          </a:prstGeom>
+                        </pic:spPr>
+                      </pic:pic>
+                    </a:graphicData>
+                  </a:graphic>
+                </wp:inline>
+              </w:drawing>
+            </w:r>
+            <w:r>
+              <w:rPr>
+                <w:b w:val="0"/>
+                <w:bCs/>
+                <w:noProof/>
+                <w14:ligatures w14:val="standardContextual"/>
+              </w:rPr>
+              <w:t xml:space="preserve">  </w:t>
+            </w:r>
+            <w:r>
+              <w:rPr>
+                <w:b w:val="0"/>
+                <w:bCs/>
+                <w:noProof/>
+                <w14:ligatures w14:val="standardContextual"/>
+              </w:rPr>
+              <w:drawing>
+                <wp:inline distT="0" distB="0" distL="0" distR="0" wp14:anchorId="3791C7D0" wp14:editId="454C9573">
+                  <wp:extent cx="1800000" cy="1800000"/>
+                  <wp:effectExtent l="0" t="0" r="0" b="0"/>
+                  <wp:docPr id="437003048" name="Рисунок 17"/>
+                  <wp:cNvGraphicFramePr>
+                    <a:graphicFrameLocks xmlns:a="http://schemas.openxmlformats.org/drawingml/2006/main" noChangeAspect="1"/>
+                  </wp:cNvGraphicFramePr>
+                  <a:graphic xmlns:a="http://schemas.openxmlformats.org/drawingml/2006/main">
+                    <a:graphicData uri="http://schemas.openxmlformats.org/drawingml/2006/picture">
+                      <pic:pic xmlns:pic="http://schemas.openxmlformats.org/drawingml/2006/picture">
+                        <pic:nvPicPr>
+                          <pic:cNvPr id="437003048" name="Рисунок 437003048"/>
+                          <pic:cNvPicPr/>
+                        </pic:nvPicPr>
+                        <pic:blipFill>
+                          <a:blip r:embed="rId29">
+                            <a:extLst>
+                              <a:ext uri="{28A0092B-C50C-407E-A947-70E740481C1C}">
+                                <a14:useLocalDpi xmlns:a14="http://schemas.microsoft.com/office/drawing/2010/main" val="0"/>
+                              </a:ext>
+                            </a:extLst>
+                          </a:blip>
+                          <a:stretch>
+                            <a:fillRect/>
+                          </a:stretch>
+                        </pic:blipFill>
+                        <pic:spPr>
+                          <a:xfrm>
+                            <a:off x="0" y="0"/>
+                            <a:ext cx="1800000" cy="1800000"/>
+                          </a:xfrm>
+                          <a:prstGeom prst="rect">
+                            <a:avLst/>
+                          </a:prstGeom>
+                        </pic:spPr>
+                      </pic:pic>
+                    </a:graphicData>
+                  </a:graphic>
+                </wp:inline>
+              </w:drawing>
+            </w:r>
+            <w:r>
+              <w:rPr>
+                <w:b w:val="0"/>
+                <w:bCs/>
+                <w:noProof/>
+                <w14:ligatures w14:val="standardContextual"/>
+              </w:rPr>
+              <w:drawing>
+                <wp:inline distT="0" distB="0" distL="0" distR="0" wp14:anchorId="071654BA" wp14:editId="69405671">
+                  <wp:extent cx="1800000" cy="1800000"/>
+                  <wp:effectExtent l="0" t="0" r="0" b="0"/>
+                  <wp:docPr id="1975963667" name="Рисунок 20"/>
+                  <wp:cNvGraphicFramePr>
+                    <a:graphicFrameLocks xmlns:a="http://schemas.openxmlformats.org/drawingml/2006/main" noChangeAspect="1"/>
+                  </wp:cNvGraphicFramePr>
+                  <a:graphic xmlns:a="http://schemas.openxmlformats.org/drawingml/2006/main">
+                    <a:graphicData uri="http://schemas.openxmlformats.org/drawingml/2006/picture">
+                      <pic:pic xmlns:pic="http://schemas.openxmlformats.org/drawingml/2006/picture">
+                        <pic:nvPicPr>
+                          <pic:cNvPr id="1975963667" name="Рисунок 1975963667"/>
+                          <pic:cNvPicPr/>
+                        </pic:nvPicPr>
+                        <pic:blipFill>
+                          <a:blip r:embed="rId30">
+                            <a:extLst>
+                              <a:ext uri="{28A0092B-C50C-407E-A947-70E740481C1C}">
+                                <a14:useLocalDpi xmlns:a14="http://schemas.microsoft.com/office/drawing/2010/main" val="0"/>
+                              </a:ext>
+                            </a:extLst>
+                          </a:blip>
+                          <a:stretch>
+                            <a:fillRect/>
+                          </a:stretch>
+                        </pic:blipFill>
+                        <pic:spPr>
+                          <a:xfrm>
+                            <a:off x="0" y="0"/>
+                            <a:ext cx="1800000" cy="1800000"/>
+                          </a:xfrm>
+                          <a:prstGeom prst="rect">
+                            <a:avLst/>
+                          </a:prstGeom>
+                        </pic:spPr>
+                      </pic:pic>
+                    </a:graphicData>
+                  </a:graphic>
+                </wp:inline>
+              </w:drawing>
+            </w:r>
+            <w:r>
+              <w:rPr>
+                <w:b w:val="0"/>
+                <w:bCs/>
+                <w:noProof/>
+                <w14:ligatures w14:val="standardContextual"/>
+              </w:rPr>
+              <w:t xml:space="preserve">  </w:t>
+            </w:r>
+            <w:r>
+              <w:rPr>
+                <w:b w:val="0"/>
+                <w:bCs/>
+                <w:noProof/>
+                <w14:ligatures w14:val="standardContextual"/>
+              </w:rPr>
+              <w:drawing>
+                <wp:inline distT="0" distB="0" distL="0" distR="0" wp14:anchorId="3A6CFC96" wp14:editId="505252CA">
+                  <wp:extent cx="1800000" cy="1800000"/>
+                  <wp:effectExtent l="0" t="0" r="0" b="0"/>
+                  <wp:docPr id="2054030862" name="Рисунок 21"/>
+                  <wp:cNvGraphicFramePr>
+                    <a:graphicFrameLocks xmlns:a="http://schemas.openxmlformats.org/drawingml/2006/main" noChangeAspect="1"/>
+                  </wp:cNvGraphicFramePr>
+                  <a:graphic xmlns:a="http://schemas.openxmlformats.org/drawingml/2006/main">
+                    <a:graphicData uri="http://schemas.openxmlformats.org/drawingml/2006/picture">
+                      <pic:pic xmlns:pic="http://schemas.openxmlformats.org/drawingml/2006/picture">
+                        <pic:nvPicPr>
+                          <pic:cNvPr id="2054030862" name="Рисунок 2054030862"/>
+                          <pic:cNvPicPr/>
+                        </pic:nvPicPr>
+                        <pic:blipFill>
+                          <a:blip r:embed="rId31">
+                            <a:extLst>
+                              <a:ext uri="{28A0092B-C50C-407E-A947-70E740481C1C}">
+                                <a14:useLocalDpi xmlns:a14="http://schemas.microsoft.com/office/drawing/2010/main" val="0"/>
+                              </a:ext>
+                            </a:extLst>
+                          </a:blip>
+                          <a:stretch>
+                            <a:fillRect/>
+                          </a:stretch>
+                        </pic:blipFill>
+                        <pic:spPr>
+                          <a:xfrm>
+                            <a:off x="0" y="0"/>
+                            <a:ext cx="1800000" cy="1800000"/>
+                          </a:xfrm>
+                          <a:prstGeom prst="rect">
+                            <a:avLst/>
+                          </a:prstGeom>
+                        </pic:spPr>
+                      </pic:pic>
+                    </a:graphicData>
+                  </a:graphic>
+                </wp:inline>
+              </w:drawing>
+            </w:r>
+            <w:r>
+              <w:rPr>
+                <w:b w:val="0"/>
+                <w:bCs/>
+                <w:noProof/>
+                <w14:ligatures w14:val="standardContextual"/>
+              </w:rPr>
+              <w:t xml:space="preserve">  </w:t>
+            </w:r>
+            <w:r>
+              <w:rPr>
+                <w:b w:val="0"/>
+                <w:bCs/>
+                <w:noProof/>
+                <w14:ligatures w14:val="standardContextual"/>
+              </w:rPr>
+              <w:drawing>
+                <wp:inline distT="0" distB="0" distL="0" distR="0" wp14:anchorId="2FC62BF9" wp14:editId="24A8D211">
+                  <wp:extent cx="1800000" cy="1800000"/>
+                  <wp:effectExtent l="0" t="0" r="0" b="0"/>
+                  <wp:docPr id="723888543" name="Рисунок 22"/>
+                  <wp:cNvGraphicFramePr>
+                    <a:graphicFrameLocks xmlns:a="http://schemas.openxmlformats.org/drawingml/2006/main" noChangeAspect="1"/>
+                  </wp:cNvGraphicFramePr>
+                  <a:graphic xmlns:a="http://schemas.openxmlformats.org/drawingml/2006/main">
+                    <a:graphicData uri="http://schemas.openxmlformats.org/drawingml/2006/picture">
+                      <pic:pic xmlns:pic="http://schemas.openxmlformats.org/drawingml/2006/picture">
+                        <pic:nvPicPr>
+                          <pic:cNvPr id="723888543" name="Рисунок 723888543"/>
+                          <pic:cNvPicPr/>
+                        </pic:nvPicPr>
+                        <pic:blipFill>
+                          <a:blip r:embed="rId32">
+                            <a:extLst>
+                              <a:ext uri="{28A0092B-C50C-407E-A947-70E740481C1C}">
+                                <a14:useLocalDpi xmlns:a14="http://schemas.microsoft.com/office/drawing/2010/main" val="0"/>
+                              </a:ext>
+                            </a:extLst>
+                          </a:blip>
+                          <a:stretch>
+                            <a:fillRect/>
+                          </a:stretch>
+                        </pic:blipFill>
+                        <pic:spPr>
+                          <a:xfrm>
+                            <a:off x="0" y="0"/>
+                            <a:ext cx="1800000" cy="1800000"/>
+                          </a:xfrm>
+                          <a:prstGeom prst="rect">
+                            <a:avLst/>
+                          </a:prstGeom>
+                        </pic:spPr>
+                      </pic:pic>
+                    </a:graphicData>
+                  </a:graphic>
+                </wp:inline>
+              </w:drawing>
+            </w:r>
+            <w:r>
+              <w:rPr>
+                <w:b w:val="0"/>
+                <w:bCs/>
+                <w:noProof/>
+                <w14:ligatures w14:val="standardContextual"/>
+              </w:rPr>
+              <w:drawing>
+                <wp:inline distT="0" distB="0" distL="0" distR="0" wp14:anchorId="016C8DBF" wp14:editId="3C8691B5">
+                  <wp:extent cx="1800000" cy="1800000"/>
+                  <wp:effectExtent l="0" t="0" r="0" b="0"/>
+                  <wp:docPr id="552368534" name="Рисунок 25"/>
+                  <wp:cNvGraphicFramePr>
+                    <a:graphicFrameLocks xmlns:a="http://schemas.openxmlformats.org/drawingml/2006/main" noChangeAspect="1"/>
+                  </wp:cNvGraphicFramePr>
+                  <a:graphic xmlns:a="http://schemas.openxmlformats.org/drawingml/2006/main">
+                    <a:graphicData uri="http://schemas.openxmlformats.org/drawingml/2006/picture">
+                      <pic:pic xmlns:pic="http://schemas.openxmlformats.org/drawingml/2006/picture">
+                        <pic:nvPicPr>
+                          <pic:cNvPr id="552368534" name="Рисунок 552368534"/>
+                          <pic:cNvPicPr/>
+                        </pic:nvPicPr>
+                        <pic:blipFill>
+                          <a:blip r:embed="rId33">
+                            <a:extLst>
+                              <a:ext uri="{28A0092B-C50C-407E-A947-70E740481C1C}">
+                                <a14:useLocalDpi xmlns:a14="http://schemas.microsoft.com/office/drawing/2010/main" val="0"/>
+                              </a:ext>
+                            </a:extLst>
+                          </a:blip>
+                          <a:stretch>
+                            <a:fillRect/>
+                          </a:stretch>
+                        </pic:blipFill>
+                        <pic:spPr>
+                          <a:xfrm>
+                            <a:off x="0" y="0"/>
+                            <a:ext cx="1800000" cy="1800000"/>
+                          </a:xfrm>
+                          <a:prstGeom prst="rect">
+                            <a:avLst/>
+                          </a:prstGeom>
+                        </pic:spPr>
+                      </pic:pic>
+                    </a:graphicData>
+                  </a:graphic>
+                </wp:inline>
+              </w:drawing>
+            </w:r>
+            <w:r>
+              <w:rPr>
+                <w:b w:val="0"/>
+                <w:bCs/>
+                <w:noProof/>
+                <w14:ligatures w14:val="standardContextual"/>
+              </w:rPr>
+              <w:t xml:space="preserve">  </w:t>
+            </w:r>
+            <w:r>
+              <w:rPr>
+                <w:b w:val="0"/>
+                <w:bCs/>
+                <w:noProof/>
+                <w14:ligatures w14:val="standardContextual"/>
+              </w:rPr>
+              <w:drawing>
+                <wp:inline distT="0" distB="0" distL="0" distR="0" wp14:anchorId="4110D1EC" wp14:editId="6E05348B">
+                  <wp:extent cx="1800000" cy="1800000"/>
+                  <wp:effectExtent l="0" t="0" r="0" b="0"/>
+                  <wp:docPr id="61879718" name="Рисунок 23"/>
+                  <wp:cNvGraphicFramePr>
+                    <a:graphicFrameLocks xmlns:a="http://schemas.openxmlformats.org/drawingml/2006/main" noChangeAspect="1"/>
+                  </wp:cNvGraphicFramePr>
+                  <a:graphic xmlns:a="http://schemas.openxmlformats.org/drawingml/2006/main">
+                    <a:graphicData uri="http://schemas.openxmlformats.org/drawingml/2006/picture">
+                      <pic:pic xmlns:pic="http://schemas.openxmlformats.org/drawingml/2006/picture">
+                        <pic:nvPicPr>
+                          <pic:cNvPr id="61879718" name="Рисунок 61879718"/>
+                          <pic:cNvPicPr/>
+                        </pic:nvPicPr>
+                        <pic:blipFill>
+                          <a:blip r:embed="rId34">
+                            <a:extLst>
+                              <a:ext uri="{28A0092B-C50C-407E-A947-70E740481C1C}">
+                                <a14:useLocalDpi xmlns:a14="http://schemas.microsoft.com/office/drawing/2010/main" val="0"/>
+                              </a:ext>
+                            </a:extLst>
+                          </a:blip>
+                          <a:stretch>
+                            <a:fillRect/>
+                          </a:stretch>
+                        </pic:blipFill>
+                        <pic:spPr>
+                          <a:xfrm>
+                            <a:off x="0" y="0"/>
+                            <a:ext cx="1800000" cy="1800000"/>
+                          </a:xfrm>
+                          <a:prstGeom prst="rect">
+                            <a:avLst/>
+                          </a:prstGeom>
+                        </pic:spPr>
+                      </pic:pic>
+                    </a:graphicData>
+                  </a:graphic>
+                </wp:inline>
+              </w:drawing>
+            </w:r>
+            <w:r>
+              <w:rPr>
+                <w:b w:val="0"/>
+                <w:bCs/>
+                <w:noProof/>
+                <w14:ligatures w14:val="standardContextual"/>
+              </w:rPr>
+              <w:t xml:space="preserve">  </w:t>
+            </w:r>
+            <w:r>
+              <w:rPr>
+                <w:b w:val="0"/>
+                <w:bCs/>
+                <w:noProof/>
+                <w14:ligatures w14:val="standardContextual"/>
+              </w:rPr>
+              <w:drawing>
+                <wp:inline distT="0" distB="0" distL="0" distR="0" wp14:anchorId="5A7C2730" wp14:editId="39B54CD3">
+                  <wp:extent cx="1800000" cy="1800000"/>
+                  <wp:effectExtent l="0" t="0" r="0" b="0"/>
+                  <wp:docPr id="2129321038" name="Рисунок 24"/>
+                  <wp:cNvGraphicFramePr>
+                    <a:graphicFrameLocks xmlns:a="http://schemas.openxmlformats.org/drawingml/2006/main" noChangeAspect="1"/>
+                  </wp:cNvGraphicFramePr>
+                  <a:graphic xmlns:a="http://schemas.openxmlformats.org/drawingml/2006/main">
+                    <a:graphicData uri="http://schemas.openxmlformats.org/drawingml/2006/picture">
+                      <pic:pic xmlns:pic="http://schemas.openxmlformats.org/drawingml/2006/picture">
+                        <pic:nvPicPr>
+                          <pic:cNvPr id="2129321038" name="Рисунок 2129321038"/>
+                          <pic:cNvPicPr/>
+                        </pic:nvPicPr>
+                        <pic:blipFill>
+                          <a:blip r:embed="rId35">
+                            <a:extLst>
+                              <a:ext uri="{28A0092B-C50C-407E-A947-70E740481C1C}">
+                                <a14:useLocalDpi xmlns:a14="http://schemas.microsoft.com/office/drawing/2010/main" val="0"/>
+                              </a:ext>
+                            </a:extLst>
+                          </a:blip>
+                          <a:stretch>
+                            <a:fillRect/>
+                          </a:stretch>
+                        </pic:blipFill>
+                        <pic:spPr>
+                          <a:xfrm>
+                            <a:off x="0" y="0"/>
+                            <a:ext cx="1800000" cy="1800000"/>
+                          </a:xfrm>
+                          <a:prstGeom prst="rect">
+                            <a:avLst/>
+                          </a:prstGeom>
+                        </pic:spPr>
+                      </pic:pic>
+                    </a:graphicData>
+                  </a:graphic>
+                </wp:inline>
+              </w:drawing>
+            </w:r>
+            <w:r>
+              <w:rPr>
+                <w:b w:val="0"/>
+                <w:bCs/>
+                <w:noProof/>
+                <w14:ligatures w14:val="standardContextual"/>
+              </w:rPr>
+              <w:drawing>
+                <wp:inline distT="0" distB="0" distL="0" distR="0" wp14:anchorId="4F2BB8C2" wp14:editId="73DD5B9F">
+                  <wp:extent cx="1800000" cy="1800000"/>
+                  <wp:effectExtent l="0" t="0" r="0" b="0"/>
+                  <wp:docPr id="365860190" name="Рисунок 27"/>
+                  <wp:cNvGraphicFramePr>
+                    <a:graphicFrameLocks xmlns:a="http://schemas.openxmlformats.org/drawingml/2006/main" noChangeAspect="1"/>
+                  </wp:cNvGraphicFramePr>
+                  <a:graphic xmlns:a="http://schemas.openxmlformats.org/drawingml/2006/main">
+                    <a:graphicData uri="http://schemas.openxmlformats.org/drawingml/2006/picture">
+                      <pic:pic xmlns:pic="http://schemas.openxmlformats.org/drawingml/2006/picture">
+                        <pic:nvPicPr>
+                          <pic:cNvPr id="365860190" name="Рисунок 365860190"/>
+                          <pic:cNvPicPr/>
+                        </pic:nvPicPr>
+                        <pic:blipFill>
+                          <a:blip r:embed="rId36">
+                            <a:extLst>
+                              <a:ext uri="{28A0092B-C50C-407E-A947-70E740481C1C}">
+                                <a14:useLocalDpi xmlns:a14="http://schemas.microsoft.com/office/drawing/2010/main" val="0"/>
+                              </a:ext>
+                            </a:extLst>
+                          </a:blip>
+                          <a:stretch>
+                            <a:fillRect/>
+                          </a:stretch>
+                        </pic:blipFill>
+                        <pic:spPr>
+                          <a:xfrm>
+                            <a:off x="0" y="0"/>
+                            <a:ext cx="1800000" cy="1800000"/>
+                          </a:xfrm>
+                          <a:prstGeom prst="rect">
+                            <a:avLst/>
+                          </a:prstGeom>
+                        </pic:spPr>
+                      </pic:pic>
+                    </a:graphicData>
+                  </a:graphic>
+                </wp:inline>
+              </w:drawing>
+            </w:r>
+            <w:r>
+              <w:rPr>
+                <w:b w:val="0"/>
+                <w:bCs/>
+                <w:noProof/>
+                <w14:ligatures w14:val="standardContextual"/>
+              </w:rPr>
+              <w:t xml:space="preserve">  </w:t>
+            </w:r>
+            <w:r>
+              <w:rPr>
+                <w:b w:val="0"/>
+                <w:bCs/>
+                <w:noProof/>
+                <w14:ligatures w14:val="standardContextual"/>
+              </w:rPr>
+              <w:drawing>
+                <wp:inline distT="0" distB="0" distL="0" distR="0" wp14:anchorId="3663F797" wp14:editId="241779D0">
+                  <wp:extent cx="1800000" cy="1800000"/>
+                  <wp:effectExtent l="0" t="0" r="0" b="0"/>
+                  <wp:docPr id="256822726" name="Рисунок 28"/>
+                  <wp:cNvGraphicFramePr>
+                    <a:graphicFrameLocks xmlns:a="http://schemas.openxmlformats.org/drawingml/2006/main" noChangeAspect="1"/>
+                  </wp:cNvGraphicFramePr>
+                  <a:graphic xmlns:a="http://schemas.openxmlformats.org/drawingml/2006/main">
+                    <a:graphicData uri="http://schemas.openxmlformats.org/drawingml/2006/picture">
+                      <pic:pic xmlns:pic="http://schemas.openxmlformats.org/drawingml/2006/picture">
+                        <pic:nvPicPr>
+                          <pic:cNvPr id="256822726" name="Рисунок 256822726"/>
+                          <pic:cNvPicPr/>
+                        </pic:nvPicPr>
+                        <pic:blipFill>
+                          <a:blip r:embed="rId37">
+                            <a:extLst>
+                              <a:ext uri="{28A0092B-C50C-407E-A947-70E740481C1C}">
+                                <a14:useLocalDpi xmlns:a14="http://schemas.microsoft.com/office/drawing/2010/main" val="0"/>
+                              </a:ext>
+                            </a:extLst>
+                          </a:blip>
+                          <a:stretch>
+                            <a:fillRect/>
+                          </a:stretch>
+                        </pic:blipFill>
+                        <pic:spPr>
+                          <a:xfrm>
+                            <a:off x="0" y="0"/>
+                            <a:ext cx="1800000" cy="1800000"/>
+                          </a:xfrm>
+                          <a:prstGeom prst="rect">
+                            <a:avLst/>
+                          </a:prstGeom>
+                        </pic:spPr>
+                      </pic:pic>
+                    </a:graphicData>
+                  </a:graphic>
+                </wp:inline>
+              </w:drawing>
+            </w:r>
+            <w:r>
+              <w:rPr>
+                <w:b w:val="0"/>
+                <w:bCs/>
+                <w:noProof/>
+                <w14:ligatures w14:val="standardContextual"/>
+              </w:rPr>
+              <w:t xml:space="preserve">  </w:t>
+            </w:r>
+            <w:r>
+              <w:rPr>
+                <w:b w:val="0"/>
+                <w:bCs/>
+                <w:noProof/>
+                <w14:ligatures w14:val="standardContextual"/>
+              </w:rPr>
+              <w:drawing>
+                <wp:inline distT="0" distB="0" distL="0" distR="0" wp14:anchorId="6C850437" wp14:editId="45FF9CD4">
+                  <wp:extent cx="1800000" cy="1800000"/>
+                  <wp:effectExtent l="0" t="0" r="0" b="0"/>
+                  <wp:docPr id="876249682" name="Рисунок 26"/>
+                  <wp:cNvGraphicFramePr>
+                    <a:graphicFrameLocks xmlns:a="http://schemas.openxmlformats.org/drawingml/2006/main" noChangeAspect="1"/>
+                  </wp:cNvGraphicFramePr>
+                  <a:graphic xmlns:a="http://schemas.openxmlformats.org/drawingml/2006/main">
+                    <a:graphicData uri="http://schemas.openxmlformats.org/drawingml/2006/picture">
+                      <pic:pic xmlns:pic="http://schemas.openxmlformats.org/drawingml/2006/picture">
+                        <pic:nvPicPr>
+                          <pic:cNvPr id="876249682" name="Рисунок 876249682"/>
+                          <pic:cNvPicPr/>
+                        </pic:nvPicPr>
+                        <pic:blipFill>
+                          <a:blip r:embed="rId38">
+                            <a:extLst>
+                              <a:ext uri="{28A0092B-C50C-407E-A947-70E740481C1C}">
+                                <a14:useLocalDpi xmlns:a14="http://schemas.microsoft.com/office/drawing/2010/main" val="0"/>
+                              </a:ext>
+                            </a:extLst>
+                          </a:blip>
+                          <a:stretch>
+                            <a:fillRect/>
+                          </a:stretch>
+                        </pic:blipFill>
+                        <pic:spPr>
+                          <a:xfrm>
+                            <a:off x="0" y="0"/>
+                            <a:ext cx="1800000" cy="1800000"/>
+                          </a:xfrm>
+                          <a:prstGeom prst="rect">
+                            <a:avLst/>
+                          </a:prstGeom>
+                        </pic:spPr>
+                      </pic:pic>
+                    </a:graphicData>
+                  </a:graphic>
+                </wp:inline>
+              </w:drawing>
+            </w:r>
+            <w:r>
+              <w:rPr>
+                <w:b w:val="0"/>
+                <w:bCs/>
+                <w:noProof/>
+                <w14:ligatures w14:val="standardContextual"/>
+              </w:rPr>
+              <w:drawing>
+                <wp:inline distT="0" distB="0" distL="0" distR="0" wp14:anchorId="2B39E60A" wp14:editId="0384168B">
+                  <wp:extent cx="1800000" cy="1800000"/>
+                  <wp:effectExtent l="0" t="0" r="0" b="0"/>
+                  <wp:docPr id="1350602972" name="Рисунок 29"/>
+                  <wp:cNvGraphicFramePr>
+                    <a:graphicFrameLocks xmlns:a="http://schemas.openxmlformats.org/drawingml/2006/main" noChangeAspect="1"/>
+                  </wp:cNvGraphicFramePr>
+                  <a:graphic xmlns:a="http://schemas.openxmlformats.org/drawingml/2006/main">
+                    <a:graphicData uri="http://schemas.openxmlformats.org/drawingml/2006/picture">
+                      <pic:pic xmlns:pic="http://schemas.openxmlformats.org/drawingml/2006/picture">
+                        <pic:nvPicPr>
+                          <pic:cNvPr id="1350602972" name="Рисунок 1350602972"/>
+                          <pic:cNvPicPr/>
+                        </pic:nvPicPr>
+                        <pic:blipFill>
+                          <a:blip r:embed="rId39">
+                            <a:extLst>
+                              <a:ext uri="{28A0092B-C50C-407E-A947-70E740481C1C}">
+                                <a14:useLocalDpi xmlns:a14="http://schemas.microsoft.com/office/drawing/2010/main" val="0"/>
+                              </a:ext>
+                            </a:extLst>
+                          </a:blip>
+                          <a:stretch>
+                            <a:fillRect/>
+                          </a:stretch>
+                        </pic:blipFill>
+                        <pic:spPr>
+                          <a:xfrm>
+                            <a:off x="0" y="0"/>
+                            <a:ext cx="1800000" cy="1800000"/>
+                          </a:xfrm>
+                          <a:prstGeom prst="rect">
+                            <a:avLst/>
+                          </a:prstGeom>
+                        </pic:spPr>
+                      </pic:pic>
+                    </a:graphicData>
+                  </a:graphic>
+                </wp:inline>
+              </w:drawing>
+            </w:r>
+            <w:r>
+              <w:rPr>
+                <w:b w:val="0"/>
+                <w:bCs/>
+                <w:noProof/>
+                <w14:ligatures w14:val="standardContextual"/>
+              </w:rPr>
+              <w:t xml:space="preserve">      </w:t>
+            </w:r>
+            <w:r>
+              <w:rPr>
+                <w:b w:val="0"/>
+                <w:bCs/>
+                <w:noProof/>
+                <w14:ligatures w14:val="standardContextual"/>
+              </w:rPr>
+              <w:drawing>
+                <wp:inline distT="0" distB="0" distL="0" distR="0" wp14:anchorId="29B69EC3" wp14:editId="4324BBAA">
+                  <wp:extent cx="1800000" cy="1800000"/>
+                  <wp:effectExtent l="0" t="0" r="0" b="0"/>
+                  <wp:docPr id="1705645871" name="Рисунок 30"/>
+                  <wp:cNvGraphicFramePr>
+                    <a:graphicFrameLocks xmlns:a="http://schemas.openxmlformats.org/drawingml/2006/main" noChangeAspect="1"/>
+                  </wp:cNvGraphicFramePr>
+                  <a:graphic xmlns:a="http://schemas.openxmlformats.org/drawingml/2006/main">
+                    <a:graphicData uri="http://schemas.openxmlformats.org/drawingml/2006/picture">
+                      <pic:pic xmlns:pic="http://schemas.openxmlformats.org/drawingml/2006/picture">
+                        <pic:nvPicPr>
+                          <pic:cNvPr id="1705645871" name="Рисунок 1705645871"/>
+                          <pic:cNvPicPr/>
+                        </pic:nvPicPr>
+                        <pic:blipFill>
+                          <a:blip r:embed="rId40">
+                            <a:extLst>
+                              <a:ext uri="{28A0092B-C50C-407E-A947-70E740481C1C}">
+                                <a14:useLocalDpi xmlns:a14="http://schemas.microsoft.com/office/drawing/2010/main" val="0"/>
+                              </a:ext>
+                            </a:extLst>
+                          </a:blip>
+                          <a:stretch>
+                            <a:fillRect/>
+                          </a:stretch>
+                        </pic:blipFill>
+                        <pic:spPr>
+                          <a:xfrm>
+                            <a:off x="0" y="0"/>
+                            <a:ext cx="1800000" cy="1800000"/>
+                          </a:xfrm>
+                          <a:prstGeom prst="rect">
+                            <a:avLst/>
+                          </a:prstGeom>
+                        </pic:spPr>
+                      </pic:pic>
+                    </a:graphicData>
+                  </a:graphic>
+                </wp:inline>
+              </w:drawing>
+            </w:r>
+            <w:r>
+              <w:rPr>
+                <w:b w:val="0"/>
+                <w:bCs/>
+                <w:noProof/>
+                <w14:ligatures w14:val="standardContextual"/>
+              </w:rPr>
+              <w:t xml:space="preserve">      </w:t>
+            </w:r>
+            <w:r>
+              <w:rPr>
+                <w:b w:val="0"/>
+                <w:bCs/>
+                <w:noProof/>
+                <w14:ligatures w14:val="standardContextual"/>
+              </w:rPr>
+              <w:drawing>
+                <wp:inline distT="0" distB="0" distL="0" distR="0" wp14:anchorId="39D330E5" wp14:editId="7DD3A5D4">
+                  <wp:extent cx="1800000" cy="1800000"/>
+                  <wp:effectExtent l="0" t="0" r="0" b="0"/>
+                  <wp:docPr id="884663606" name="Рисунок 31"/>
+                  <wp:cNvGraphicFramePr>
+                    <a:graphicFrameLocks xmlns:a="http://schemas.openxmlformats.org/drawingml/2006/main" noChangeAspect="1"/>
+                  </wp:cNvGraphicFramePr>
+                  <a:graphic xmlns:a="http://schemas.openxmlformats.org/drawingml/2006/main">
+                    <a:graphicData uri="http://schemas.openxmlformats.org/drawingml/2006/picture">
+                      <pic:pic xmlns:pic="http://schemas.openxmlformats.org/drawingml/2006/picture">
+                        <pic:nvPicPr>
+                          <pic:cNvPr id="884663606" name="Рисунок 884663606"/>
+                          <pic:cNvPicPr/>
+                        </pic:nvPicPr>
+                        <pic:blipFill>
+                          <a:blip r:embed="rId41">
+                            <a:extLst>
+                              <a:ext uri="{28A0092B-C50C-407E-A947-70E740481C1C}">
+                                <a14:useLocalDpi xmlns:a14="http://schemas.microsoft.com/office/drawing/2010/main" val="0"/>
+                              </a:ext>
+                            </a:extLst>
+                          </a:blip>
+                          <a:stretch>
+                            <a:fillRect/>
+                          </a:stretch>
+                        </pic:blipFill>
+                        <pic:spPr>
+                          <a:xfrm>
+                            <a:off x="0" y="0"/>
+                            <a:ext cx="1800000" cy="1800000"/>
+                          </a:xfrm>
+                          <a:prstGeom prst="rect">
+                            <a:avLst/>
+                          </a:prstGeom>
+                        </pic:spPr>
+                      </pic:pic>
+                    </a:graphicData>
+                  </a:graphic>
+                </wp:inline>
+              </w:drawing>
             </w:r>
           </w:p>
         </w:tc>
@@ -2240,267 +4089,102 @@
       <w:tr>
         <w:tc>
           <w:tcPr>
-            <w:tcW w:w="2977" w:type="dxa"/>
+            <w:tcW w:w="9629" w:type="dxa"/>
           </w:tcPr>
           <w:p>
             <w:pPr>
               <w:spacing w:line="276" w:lineRule="auto"/>
-              <w:jc w:val="center"/>
-              <w:rPr>
-                <w:b w:val="0"/>
+              <w:jc w:val="both"/>
+              <w:rPr>
+                <w:b w:val="0"/>
+                <w:bCs/>
               </w:rPr>
             </w:pPr>
             <w:r>
               <w:rPr>
                 <w:b w:val="0"/>
-              </w:rPr>
-              <w:t>MobileNetV2</w:t>
-            </w:r>
-          </w:p>
-        </w:tc>
-        <w:tc>
-          <w:tcPr>
-            <w:tcW w:w="3119" w:type="dxa"/>
-          </w:tcPr>
-          <w:p>
-            <w:pPr>
-              <w:spacing w:line="276" w:lineRule="auto"/>
-              <w:jc w:val="center"/>
-              <w:rPr>
-                <w:b w:val="0"/>
-                <w:bCs/>
-              </w:rPr>
-            </w:pPr>
-            <w:r>
-              <w:rPr>
-                <w:b w:val="0"/>
-                <w:bCs/>
-              </w:rPr>
-              <w:t>1000</w:t>
-            </w:r>
-          </w:p>
-        </w:tc>
-        <w:tc>
-          <w:tcPr>
-            <w:tcW w:w="3260" w:type="dxa"/>
-          </w:tcPr>
-          <w:p>
-            <w:pPr>
-              <w:spacing w:line="276" w:lineRule="auto"/>
-              <w:jc w:val="center"/>
-              <w:rPr>
-                <w:b w:val="0"/>
-                <w:bCs/>
-              </w:rPr>
-            </w:pPr>
-            <w:r>
-              <w:rPr>
-                <w:b w:val="0"/>
-                <w:bCs/>
-              </w:rPr>
-              <w:t>1280</w:t>
-            </w:r>
-          </w:p>
-        </w:tc>
-      </w:tr>
-      <w:tr>
-        <w:tc>
-          <w:tcPr>
-            <w:tcW w:w="2977" w:type="dxa"/>
-          </w:tcPr>
-          <w:p>
-            <w:pPr>
-              <w:spacing w:line="276" w:lineRule="auto"/>
-              <w:jc w:val="center"/>
-              <w:rPr>
-                <w:b w:val="0"/>
-              </w:rPr>
-            </w:pPr>
-            <w:proofErr w:type="spellStart"/>
-            <w:r>
-              <w:rPr>
-                <w:b w:val="0"/>
-              </w:rPr>
-              <w:t>NASNetLarge</w:t>
-            </w:r>
-            <w:proofErr w:type="spellEnd"/>
-          </w:p>
-        </w:tc>
-        <w:tc>
-          <w:tcPr>
-            <w:tcW w:w="3119" w:type="dxa"/>
-          </w:tcPr>
-          <w:p>
-            <w:pPr>
-              <w:spacing w:line="276" w:lineRule="auto"/>
-              <w:jc w:val="center"/>
-              <w:rPr>
-                <w:b w:val="0"/>
-                <w:bCs/>
-              </w:rPr>
-            </w:pPr>
-            <w:r>
-              <w:rPr>
-                <w:b w:val="0"/>
-                <w:bCs/>
-              </w:rPr>
-              <w:t>1000</w:t>
-            </w:r>
-          </w:p>
-        </w:tc>
-        <w:tc>
-          <w:tcPr>
-            <w:tcW w:w="3260" w:type="dxa"/>
-          </w:tcPr>
-          <w:p>
-            <w:pPr>
-              <w:spacing w:line="276" w:lineRule="auto"/>
-              <w:jc w:val="center"/>
-              <w:rPr>
-                <w:b w:val="0"/>
-                <w:bCs/>
-              </w:rPr>
-            </w:pPr>
-            <w:r>
-              <w:rPr>
-                <w:b w:val="0"/>
-                <w:bCs/>
-              </w:rPr>
-              <w:t>4032</w:t>
-            </w:r>
-          </w:p>
-        </w:tc>
-      </w:tr>
-      <w:tr>
-        <w:tc>
-          <w:tcPr>
-            <w:tcW w:w="2977" w:type="dxa"/>
-          </w:tcPr>
-          <w:p>
-            <w:pPr>
-              <w:spacing w:line="276" w:lineRule="auto"/>
-              <w:jc w:val="center"/>
-              <w:rPr>
-                <w:b w:val="0"/>
-              </w:rPr>
-            </w:pPr>
-            <w:r>
-              <w:rPr>
-                <w:b w:val="0"/>
-              </w:rPr>
-              <w:t>ResNet152V2</w:t>
-            </w:r>
-          </w:p>
-        </w:tc>
-        <w:tc>
-          <w:tcPr>
-            <w:tcW w:w="3119" w:type="dxa"/>
-          </w:tcPr>
-          <w:p>
-            <w:pPr>
-              <w:spacing w:line="276" w:lineRule="auto"/>
-              <w:jc w:val="center"/>
-              <w:rPr>
-                <w:b w:val="0"/>
-                <w:bCs/>
-              </w:rPr>
-            </w:pPr>
-            <w:r>
-              <w:rPr>
-                <w:b w:val="0"/>
-                <w:bCs/>
-              </w:rPr>
-              <w:t>1000</w:t>
-            </w:r>
-          </w:p>
-        </w:tc>
-        <w:tc>
-          <w:tcPr>
-            <w:tcW w:w="3260" w:type="dxa"/>
-          </w:tcPr>
-          <w:p>
-            <w:pPr>
-              <w:spacing w:line="276" w:lineRule="auto"/>
-              <w:jc w:val="center"/>
-              <w:rPr>
-                <w:b w:val="0"/>
-                <w:bCs/>
-              </w:rPr>
-            </w:pPr>
-            <w:r>
-              <w:rPr>
-                <w:b w:val="0"/>
-                <w:bCs/>
-              </w:rPr>
-              <w:t>2048</w:t>
-            </w:r>
-          </w:p>
-        </w:tc>
-      </w:tr>
-      <w:tr>
-        <w:tc>
-          <w:tcPr>
-            <w:tcW w:w="2977" w:type="dxa"/>
-          </w:tcPr>
-          <w:p>
-            <w:pPr>
-              <w:spacing w:line="276" w:lineRule="auto"/>
-              <w:jc w:val="center"/>
-              <w:rPr>
-                <w:b w:val="0"/>
-              </w:rPr>
-            </w:pPr>
-            <w:proofErr w:type="spellStart"/>
-            <w:r>
-              <w:rPr>
-                <w:b w:val="0"/>
-              </w:rPr>
-              <w:t>Xception</w:t>
-            </w:r>
-            <w:proofErr w:type="spellEnd"/>
-          </w:p>
-        </w:tc>
-        <w:tc>
-          <w:tcPr>
-            <w:tcW w:w="3119" w:type="dxa"/>
-          </w:tcPr>
-          <w:p>
-            <w:pPr>
-              <w:spacing w:line="276" w:lineRule="auto"/>
-              <w:jc w:val="center"/>
-              <w:rPr>
-                <w:b w:val="0"/>
-                <w:bCs/>
-              </w:rPr>
-            </w:pPr>
-            <w:r>
-              <w:rPr>
-                <w:b w:val="0"/>
-                <w:bCs/>
-              </w:rPr>
-              <w:t>1000</w:t>
-            </w:r>
-          </w:p>
-        </w:tc>
-        <w:tc>
-          <w:tcPr>
-            <w:tcW w:w="3260" w:type="dxa"/>
-          </w:tcPr>
-          <w:p>
-            <w:pPr>
-              <w:spacing w:line="276" w:lineRule="auto"/>
-              <w:jc w:val="center"/>
-              <w:rPr>
-                <w:b w:val="0"/>
-                <w:bCs/>
-              </w:rPr>
-            </w:pPr>
-            <w:r>
-              <w:rPr>
-                <w:b w:val="0"/>
-                <w:bCs/>
-              </w:rPr>
-              <w:t>2048</w:t>
+                <w:bCs/>
+              </w:rPr>
+              <w:t>Рис.</w:t>
+            </w:r>
+            <w:r>
+              <w:rPr>
+                <w:b w:val="0"/>
+                <w:bCs/>
+              </w:rPr>
+              <w:t>5</w:t>
+            </w:r>
+            <w:r>
+              <w:rPr>
+                <w:b w:val="0"/>
+                <w:bCs/>
+              </w:rPr>
+              <w:t xml:space="preserve"> Зображення поруватих структур, які є вхідними даними для </w:t>
+            </w:r>
+            <w:r>
+              <w:rPr>
+                <w:b w:val="0"/>
+                <w:bCs/>
+                <w:lang w:val="en-US"/>
+              </w:rPr>
+              <w:t>PINN</w:t>
+            </w:r>
+            <w:r>
+              <w:rPr>
+                <w:b w:val="0"/>
+                <w:snapToGrid w:val="0"/>
+                <w:color w:val="000000" w:themeColor="text1"/>
+              </w:rPr>
+              <w:t>.</w:t>
+            </w:r>
+            <w:r>
+              <w:rPr>
+                <w:b w:val="0"/>
+                <w:snapToGrid w:val="0"/>
+                <w:color w:val="000000" w:themeColor="text1"/>
+                <w:lang w:val="en-US"/>
+              </w:rPr>
+              <w:t xml:space="preserve"> </w:t>
+            </w:r>
+            <w:r>
+              <w:rPr>
+                <w:b w:val="0"/>
+                <w:snapToGrid w:val="0"/>
+                <w:color w:val="000000" w:themeColor="text1"/>
+              </w:rPr>
+              <w:t xml:space="preserve">Розмір зображення </w:t>
+            </w:r>
+            <w:r>
+              <w:rPr>
+                <w:b w:val="0"/>
+                <w:snapToGrid w:val="0"/>
+                <w:color w:val="000000" w:themeColor="text1"/>
+              </w:rPr>
+              <w:t>256</w:t>
+            </w:r>
+            <w:r>
+              <w:rPr>
+                <w:b w:val="0"/>
+                <w:snapToGrid w:val="0"/>
+                <w:color w:val="000000" w:themeColor="text1"/>
+              </w:rPr>
+              <w:t>х</w:t>
+            </w:r>
+            <w:r>
+              <w:rPr>
+                <w:b w:val="0"/>
+                <w:snapToGrid w:val="0"/>
+                <w:color w:val="000000" w:themeColor="text1"/>
+              </w:rPr>
+              <w:t>256</w:t>
+            </w:r>
+            <w:r>
+              <w:rPr>
+                <w:b w:val="0"/>
+                <w:snapToGrid w:val="0"/>
+                <w:color w:val="000000" w:themeColor="text1"/>
+              </w:rPr>
+              <w:t xml:space="preserve"> пікселів. Поруватість, %: 10 (лівий стовбець), 40 (центральний), 70 (правий). Коефіцієнт зародження: 5 (рядок 1), 25 (рядок 2), 50 (рядок 3), 200 (рядок 4), 500 (рядок 5).</w:t>
             </w:r>
           </w:p>
         </w:tc>
@@ -2508,9 +4192,9 @@
     </w:tbl>
     <w:p>
       <w:pPr>
-        <w:spacing w:line="276" w:lineRule="auto"/>
+        <w:spacing w:line="312" w:lineRule="auto"/>
         <w:ind w:firstLine="567"/>
-        <w:jc w:val="center"/>
+        <w:jc w:val="both"/>
         <w:rPr>
           <w:b w:val="0"/>
           <w:bCs/>
@@ -2519,303 +4203,29 @@
     </w:p>
     <w:p>
       <w:pPr>
-        <w:spacing w:line="276" w:lineRule="auto"/>
+        <w:spacing w:line="312" w:lineRule="auto"/>
         <w:ind w:firstLine="567"/>
         <w:jc w:val="both"/>
         <w:rPr>
           <w:b w:val="0"/>
           <w:bCs/>
-        </w:rPr>
-      </w:pPr>
-      <w:r>
-        <w:rPr>
-          <w:b w:val="0"/>
-          <w:bCs/>
-        </w:rPr>
-        <w:t xml:space="preserve">Перетворення одномірної АЧХ у двовимірне зображення є ключовим етапом підготовки даних для використання стандартних </w:t>
-      </w:r>
-      <w:r>
-        <w:rPr>
-          <w:b w:val="0"/>
-          <w:bCs/>
-          <w:lang w:val="en-US"/>
-        </w:rPr>
-        <w:t>CNN</w:t>
-      </w:r>
-      <w:r>
-        <w:rPr>
-          <w:b w:val="0"/>
-          <w:bCs/>
-        </w:rPr>
-        <w:t xml:space="preserve"> моделей. Було проаналізовано декілька підходів, що відрізняються способом відображення інформації та чутливістю до особливостей сигналу. Результати узагальнено в Табл.2</w:t>
-      </w:r>
-      <w:r>
-        <w:rPr>
-          <w:b w:val="0"/>
-          <w:bCs/>
-        </w:rPr>
-        <w:t>.</w:t>
-      </w:r>
-    </w:p>
-    <w:p>
-      <w:pPr>
-        <w:spacing w:line="276" w:lineRule="auto"/>
-        <w:ind w:firstLine="567"/>
-        <w:jc w:val="both"/>
-        <w:rPr>
-          <w:b w:val="0"/>
-          <w:bCs/>
-        </w:rPr>
-      </w:pPr>
-      <w:r>
-        <w:rPr>
-          <w:b w:val="0"/>
-          <w:bCs/>
-        </w:rPr>
-        <w:t xml:space="preserve">Таким чином, найбільш інформативними для задачі оцінки теплопровідності виявилися базове перетворення </w:t>
-      </w:r>
-      <w:proofErr w:type="spellStart"/>
-      <w:r>
-        <w:rPr>
-          <w:b w:val="0"/>
-          <w:bCs/>
-        </w:rPr>
-        <w:t>Морле</w:t>
-      </w:r>
-      <w:proofErr w:type="spellEnd"/>
-      <w:r>
-        <w:rPr>
-          <w:b w:val="0"/>
-          <w:bCs/>
-        </w:rPr>
-        <w:t xml:space="preserve"> (забезпечує високу роздільну здатність та добре відображає локальні особливості сигналу), його модифікація з рівномірним покриттям частотного діапазону (дозволяє збалансовано розглядати як повільні, так і швидкі процеси) та </w:t>
-      </w:r>
-      <w:r>
-        <w:rPr>
-          <w:b w:val="0"/>
-          <w:bCs/>
-        </w:rPr>
-        <w:t xml:space="preserve">перетворення </w:t>
-      </w:r>
-      <w:proofErr w:type="spellStart"/>
-      <w:r>
-        <w:rPr>
-          <w:b w:val="0"/>
-          <w:bCs/>
-        </w:rPr>
-        <w:t>Gramian</w:t>
-      </w:r>
-      <w:proofErr w:type="spellEnd"/>
-      <w:r>
-        <w:rPr>
-          <w:b w:val="0"/>
-          <w:bCs/>
-        </w:rPr>
-        <w:t xml:space="preserve"> </w:t>
-      </w:r>
-      <w:proofErr w:type="spellStart"/>
-      <w:r>
-        <w:rPr>
-          <w:b w:val="0"/>
-          <w:bCs/>
-        </w:rPr>
-        <w:t>Angular</w:t>
-      </w:r>
-      <w:proofErr w:type="spellEnd"/>
-      <w:r>
-        <w:rPr>
-          <w:b w:val="0"/>
-          <w:bCs/>
-        </w:rPr>
-        <w:t xml:space="preserve"> </w:t>
-      </w:r>
-      <w:proofErr w:type="spellStart"/>
-      <w:r>
-        <w:rPr>
-          <w:b w:val="0"/>
-          <w:bCs/>
-        </w:rPr>
-        <w:t>Field</w:t>
-      </w:r>
-      <w:proofErr w:type="spellEnd"/>
-      <w:r>
-        <w:rPr>
-          <w:b w:val="0"/>
-          <w:bCs/>
-        </w:rPr>
-        <w:t xml:space="preserve"> (</w:t>
-      </w:r>
-      <w:proofErr w:type="spellStart"/>
-      <w:r>
-        <w:rPr>
-          <w:b w:val="0"/>
-          <w:bCs/>
-        </w:rPr>
-        <w:t>компактно</w:t>
-      </w:r>
-      <w:proofErr w:type="spellEnd"/>
-      <w:r>
-        <w:rPr>
-          <w:b w:val="0"/>
-          <w:bCs/>
-        </w:rPr>
-        <w:t xml:space="preserve"> кодує глобальні залежності та форму сигналу). Саме ці три методи забезпечують найповніше представлення для подальшого виділення ознак та регресійної оцінки теплопровідності.</w:t>
-      </w:r>
-    </w:p>
-    <w:p>
-      <w:pPr>
-        <w:spacing w:line="276" w:lineRule="auto"/>
-        <w:ind w:firstLine="567"/>
-        <w:jc w:val="both"/>
-        <w:rPr>
-          <w:b w:val="0"/>
-          <w:bCs/>
-          <w:lang w:val="en-US"/>
         </w:rPr>
       </w:pPr>
     </w:p>
     <w:p>
       <w:pPr>
-        <w:spacing w:line="276" w:lineRule="auto"/>
+        <w:spacing w:line="312" w:lineRule="auto"/>
         <w:ind w:firstLine="567"/>
         <w:jc w:val="both"/>
         <w:rPr>
           <w:b w:val="0"/>
           <w:bCs/>
-          <w:lang w:val="en-US"/>
-        </w:rPr>
-        <w:sectPr>
-          <w:pgSz w:w="11906" w:h="16838"/>
-          <w:pgMar w:top="850" w:right="850" w:bottom="850" w:left="1417" w:header="708" w:footer="708" w:gutter="0"/>
-          <w:cols w:space="708"/>
-          <w:docGrid w:linePitch="360"/>
-        </w:sectPr>
-      </w:pPr>
-    </w:p>
-    <w:p>
-      <w:pPr>
-        <w:spacing w:line="276" w:lineRule="auto"/>
-        <w:jc w:val="both"/>
-        <w:rPr>
-          <w:b w:val="0"/>
-          <w:bCs/>
-          <w:lang w:val="en-US"/>
-        </w:rPr>
-      </w:pPr>
-      <w:r>
-        <w:rPr>
-          <w:b w:val="0"/>
-          <w:bCs/>
-        </w:rPr>
-        <w:lastRenderedPageBreak/>
-        <w:t>Табл.2. Основні характеристики методів перетворення 1</w:t>
-      </w:r>
-      <w:r>
-        <w:rPr>
-          <w:b w:val="0"/>
-          <w:bCs/>
-          <w:lang w:val="en-US"/>
-        </w:rPr>
-        <w:t>D-&gt;2D</w:t>
-      </w:r>
-    </w:p>
-    <w:p>
-      <w:pPr>
-        <w:spacing w:line="276" w:lineRule="auto"/>
-        <w:jc w:val="both"/>
-        <w:rPr>
-          <w:b w:val="0"/>
-          <w:bCs/>
-        </w:rPr>
-      </w:pPr>
-      <w:r>
-        <w:rPr>
-          <w:b w:val="0"/>
-          <w:bCs/>
-          <w:noProof/>
-        </w:rPr>
-        <w:drawing>
-          <wp:inline distT="0" distB="0" distL="0" distR="0" wp14:anchorId="0BB32F32" wp14:editId="31C183E2">
-            <wp:extent cx="9585960" cy="4638335"/>
-            <wp:effectExtent l="0" t="0" r="0" b="0"/>
-            <wp:docPr id="1863375664" name="Рисунок 1"/>
-            <wp:cNvGraphicFramePr>
-              <a:graphicFrameLocks xmlns:a="http://schemas.openxmlformats.org/drawingml/2006/main" noChangeAspect="1"/>
-            </wp:cNvGraphicFramePr>
-            <a:graphic xmlns:a="http://schemas.openxmlformats.org/drawingml/2006/main">
-              <a:graphicData uri="http://schemas.openxmlformats.org/drawingml/2006/picture">
-                <pic:pic xmlns:pic="http://schemas.openxmlformats.org/drawingml/2006/picture">
-                  <pic:nvPicPr>
-                    <pic:cNvPr id="1863375664" name=""/>
-                    <pic:cNvPicPr/>
-                  </pic:nvPicPr>
-                  <pic:blipFill>
-                    <a:blip r:embed="rId6"/>
-                    <a:stretch>
-                      <a:fillRect/>
-                    </a:stretch>
-                  </pic:blipFill>
-                  <pic:spPr>
-                    <a:xfrm>
-                      <a:off x="0" y="0"/>
-                      <a:ext cx="9628022" cy="4658687"/>
-                    </a:xfrm>
-                    <a:prstGeom prst="rect">
-                      <a:avLst/>
-                    </a:prstGeom>
-                  </pic:spPr>
-                </pic:pic>
-              </a:graphicData>
-            </a:graphic>
-          </wp:inline>
-        </w:drawing>
-      </w:r>
-    </w:p>
-    <w:p>
-      <w:pPr>
-        <w:spacing w:line="276" w:lineRule="auto"/>
-        <w:ind w:firstLine="567"/>
-        <w:jc w:val="both"/>
-        <w:rPr>
-          <w:b w:val="0"/>
-          <w:bCs/>
-          <w:lang w:val="en-US"/>
-        </w:rPr>
-      </w:pPr>
-    </w:p>
-    <w:p>
-      <w:pPr>
-        <w:spacing w:line="276" w:lineRule="auto"/>
-        <w:jc w:val="both"/>
-        <w:rPr>
-          <w:b w:val="0"/>
-          <w:bCs/>
-        </w:rPr>
-      </w:pPr>
-    </w:p>
-    <w:p>
-      <w:pPr>
-        <w:spacing w:line="276" w:lineRule="auto"/>
-        <w:ind w:firstLine="567"/>
-        <w:jc w:val="both"/>
-        <w:rPr>
-          <w:b w:val="0"/>
-          <w:bCs/>
-          <w:lang w:val="en-US"/>
-        </w:rPr>
-      </w:pPr>
-    </w:p>
-    <w:p>
-      <w:pPr>
-        <w:rPr>
-          <w:i/>
-          <w:iCs/>
         </w:rPr>
       </w:pPr>
     </w:p>
     <w:sectPr>
-      <w:pgSz w:w="16838" w:h="11906" w:orient="landscape"/>
-      <w:pgMar w:top="1418" w:right="851" w:bottom="851" w:left="851" w:header="709" w:footer="709" w:gutter="0"/>
+      <w:pgSz w:w="11906" w:h="16838"/>
+      <w:pgMar w:top="850" w:right="850" w:bottom="850" w:left="1417" w:header="708" w:footer="708" w:gutter="0"/>
       <w:cols w:space="708"/>
       <w:docGrid w:linePitch="360"/>
     </w:sectPr>

--- a/Eurizon/NFDU/2026_Pasha/zvit09/Звіт_ВАЖНЕНКО09.docx
+++ b/Eurizon/NFDU/2026_Pasha/zvit09/Звіт_ВАЖНЕНКО09.docx
@@ -959,26 +959,285 @@
     </w:p>
     <w:p>
       <w:pPr>
-        <w:spacing w:line="312" w:lineRule="auto"/>
+        <w:spacing w:line="276" w:lineRule="auto"/>
         <w:ind w:firstLine="567"/>
         <w:jc w:val="both"/>
         <w:rPr>
           <w:b w:val="0"/>
           <w:bCs/>
+        </w:rPr>
+      </w:pPr>
+      <w:r>
+        <w:rPr>
+          <w:b w:val="0"/>
+          <w:bCs/>
+        </w:rPr>
+        <w:t xml:space="preserve">Одним із завдань, які вирішувалися під час реалізації проєкту, є </w:t>
+      </w:r>
+      <w:r>
+        <w:rPr>
+          <w:b w:val="0"/>
+          <w:bCs/>
+        </w:rPr>
+        <w:t xml:space="preserve">використання </w:t>
+      </w:r>
+      <w:proofErr w:type="spellStart"/>
+      <w:r>
+        <w:rPr>
+          <w:b w:val="0"/>
+          <w:bCs/>
+        </w:rPr>
+        <w:t>Physics-Informed</w:t>
+      </w:r>
+      <w:proofErr w:type="spellEnd"/>
+      <w:r>
+        <w:rPr>
+          <w:b w:val="0"/>
+          <w:bCs/>
+        </w:rPr>
+        <w:t xml:space="preserve"> </w:t>
+      </w:r>
+      <w:proofErr w:type="spellStart"/>
+      <w:r>
+        <w:rPr>
+          <w:b w:val="0"/>
+          <w:bCs/>
+        </w:rPr>
+        <w:t>Neural</w:t>
+      </w:r>
+      <w:proofErr w:type="spellEnd"/>
+      <w:r>
+        <w:rPr>
+          <w:b w:val="0"/>
+          <w:bCs/>
+        </w:rPr>
+        <w:t xml:space="preserve"> </w:t>
+      </w:r>
+      <w:proofErr w:type="spellStart"/>
+      <w:r>
+        <w:rPr>
+          <w:b w:val="0"/>
+          <w:bCs/>
+        </w:rPr>
+        <w:t>Networks</w:t>
+      </w:r>
+      <w:proofErr w:type="spellEnd"/>
+      <w:r>
+        <w:rPr>
+          <w:b w:val="0"/>
+          <w:bCs/>
+        </w:rPr>
+        <w:t xml:space="preserve"> (</w:t>
+      </w:r>
+      <w:r>
+        <w:rPr>
+          <w:b w:val="0"/>
+          <w:bCs/>
           <w:lang w:val="en-US"/>
         </w:rPr>
-      </w:pPr>
-    </w:p>
-    <w:p>
-      <w:pPr>
-        <w:spacing w:line="312" w:lineRule="auto"/>
-        <w:ind w:firstLine="567"/>
-        <w:jc w:val="both"/>
-        <w:rPr>
-          <w:b w:val="0"/>
-          <w:bCs/>
-        </w:rPr>
-      </w:pPr>
+        <w:t>PINN</w:t>
+      </w:r>
+      <w:r>
+        <w:rPr>
+          <w:b w:val="0"/>
+          <w:bCs/>
+        </w:rPr>
+        <w:t xml:space="preserve">) для оцінки теплопровідності поруватих кремнієвих структур. При цьому вхідними даними є двовимірні розподіли теплопровідності матриці та пори, які імітують реальні структури. </w:t>
+      </w:r>
+      <w:r>
+        <w:rPr>
+          <w:b w:val="0"/>
+          <w:bCs/>
+        </w:rPr>
+        <w:t xml:space="preserve">При генерації </w:t>
+      </w:r>
+      <w:r>
+        <w:rPr>
+          <w:b w:val="0"/>
+          <w:bCs/>
+        </w:rPr>
+        <w:t>розподілів</w:t>
+      </w:r>
+      <w:r>
+        <w:rPr>
+          <w:b w:val="0"/>
+          <w:bCs/>
+        </w:rPr>
+        <w:t xml:space="preserve"> ріст пор відбувався </w:t>
+      </w:r>
+      <w:proofErr w:type="spellStart"/>
+      <w:r>
+        <w:rPr>
+          <w:b w:val="0"/>
+          <w:bCs/>
+        </w:rPr>
+        <w:t>стохастично</w:t>
+      </w:r>
+      <w:proofErr w:type="spellEnd"/>
+      <w:r>
+        <w:rPr>
+          <w:b w:val="0"/>
+          <w:bCs/>
+        </w:rPr>
+        <w:t xml:space="preserve"> навколо випадково розподілених зародків, причому ймовірність перетворення комірки твердої фази на пору залежав від кількості сусідів-пор в осьових і діагональних напрямках. </w:t>
+      </w:r>
+      <w:r>
+        <w:rPr>
+          <w:b w:val="0"/>
+          <w:bCs/>
+        </w:rPr>
+        <w:t xml:space="preserve">При цьому одним із параметрів, які впливають на кінцеву морфологію, є початкова кількість зародків. Зокрема, ймовірність того, що на початковому етапі певний піксель відноситься до пори, визначається як відношення ступеня поруватості до параметра </w:t>
+      </w:r>
+      <w:r>
+        <w:rPr>
+          <w:b w:val="0"/>
+          <w:bCs/>
+        </w:rPr>
+        <w:t xml:space="preserve">pk, </w:t>
+      </w:r>
+      <w:r>
+        <w:rPr>
+          <w:b w:val="0"/>
+          <w:bCs/>
+        </w:rPr>
+        <w:t>який задається при виклику відповідної функції і надалі називатиметься коефіцієнт</w:t>
+      </w:r>
+      <w:r>
+        <w:rPr>
+          <w:b w:val="0"/>
+          <w:bCs/>
+        </w:rPr>
+        <w:t xml:space="preserve"> </w:t>
+      </w:r>
+      <w:r>
+        <w:rPr>
+          <w:b w:val="0"/>
+          <w:bCs/>
+        </w:rPr>
+        <w:t xml:space="preserve">зародження. При зменшенні цієї величини загальна кількість початкових зародків пор зростає і відповідно у </w:t>
+      </w:r>
+      <w:r>
+        <w:rPr>
+          <w:b w:val="0"/>
+          <w:bCs/>
+        </w:rPr>
+        <w:t xml:space="preserve">остаточній структурі після досягнення заданого ступеня поруватості пори мають менший розмір. На рис.1 представлено приклади отриманих структур при різних значеннях </w:t>
+      </w:r>
+      <w:r>
+        <w:rPr>
+          <w:b w:val="0"/>
+          <w:bCs/>
+        </w:rPr>
+        <w:t>pk (</w:t>
+      </w:r>
+      <w:r>
+        <w:rPr>
+          <w:b w:val="0"/>
+          <w:bCs/>
+        </w:rPr>
+        <w:t>від 5 до 500</w:t>
+      </w:r>
+      <w:r>
+        <w:rPr>
+          <w:b w:val="0"/>
+          <w:bCs/>
+        </w:rPr>
+        <w:t>).</w:t>
+      </w:r>
+      <w:r>
+        <w:rPr>
+          <w:b w:val="0"/>
+          <w:bCs/>
+        </w:rPr>
+        <w:t xml:space="preserve"> </w:t>
+      </w:r>
+      <w:r>
+        <w:rPr>
+          <w:b w:val="0"/>
+          <w:bCs/>
+        </w:rPr>
+        <w:t xml:space="preserve">Рисунок демонструє, що зміна коефіцієнта зародження при незмінній заданій поруватості суттєво змінює морфологію структури. При </w:t>
+      </w:r>
+      <w:proofErr w:type="spellStart"/>
+      <w:r>
+        <w:rPr>
+          <w:b w:val="0"/>
+          <w:bCs/>
+        </w:rPr>
+        <w:t>pk</w:t>
+      </w:r>
+      <w:proofErr w:type="spellEnd"/>
+      <w:r>
+        <w:rPr>
+          <w:b w:val="0"/>
+          <w:bCs/>
+        </w:rPr>
+        <w:t xml:space="preserve"> = 5 формується велика кількість дрібних пор, розподілених по всій площі зображення. При збільшенні </w:t>
+      </w:r>
+      <w:proofErr w:type="spellStart"/>
+      <w:r>
+        <w:rPr>
+          <w:b w:val="0"/>
+          <w:bCs/>
+        </w:rPr>
+        <w:t>pk</w:t>
+      </w:r>
+      <w:proofErr w:type="spellEnd"/>
+      <w:r>
+        <w:rPr>
+          <w:b w:val="0"/>
+          <w:bCs/>
+        </w:rPr>
+        <w:t xml:space="preserve"> до 25 і 50 кількість пор зменшується, а їх характерний розмір зростає. Для </w:t>
+      </w:r>
+      <w:proofErr w:type="spellStart"/>
+      <w:r>
+        <w:rPr>
+          <w:b w:val="0"/>
+          <w:bCs/>
+        </w:rPr>
+        <w:t>pk</w:t>
+      </w:r>
+      <w:proofErr w:type="spellEnd"/>
+      <w:r>
+        <w:rPr>
+          <w:b w:val="0"/>
+          <w:bCs/>
+        </w:rPr>
+        <w:t xml:space="preserve"> = 200 і особливо </w:t>
+      </w:r>
+      <w:proofErr w:type="spellStart"/>
+      <w:r>
+        <w:rPr>
+          <w:b w:val="0"/>
+          <w:bCs/>
+        </w:rPr>
+        <w:t>pk</w:t>
+      </w:r>
+      <w:proofErr w:type="spellEnd"/>
+      <w:r>
+        <w:rPr>
+          <w:b w:val="0"/>
+          <w:bCs/>
+        </w:rPr>
+        <w:t xml:space="preserve"> = 500 переважають великі </w:t>
+      </w:r>
+      <w:proofErr w:type="spellStart"/>
+      <w:r>
+        <w:rPr>
+          <w:b w:val="0"/>
+          <w:bCs/>
+        </w:rPr>
+        <w:t>порові</w:t>
+      </w:r>
+      <w:proofErr w:type="spellEnd"/>
+      <w:r>
+        <w:rPr>
+          <w:b w:val="0"/>
+          <w:bCs/>
+        </w:rPr>
+        <w:t xml:space="preserve"> області. Вплив параметра добре простежується для всіх трьох рівнів поруватості. При 70 % поруватості морфологічні відмінності стають особливо важливими, оскільки збільшення розміру пор супроводжується зміною зв’язності твердої фази.</w:t>
+      </w:r>
     </w:p>
     <w:p>
       <w:pPr>
@@ -995,7 +1254,56 @@
           <w:b w:val="0"/>
           <w:bCs/>
         </w:rPr>
-        <w:t xml:space="preserve">Підхід </w:t>
+        <w:t>При оцінці величини</w:t>
+      </w:r>
+      <w:r>
+        <w:rPr>
+          <w:b w:val="0"/>
+          <w:bCs/>
+        </w:rPr>
+        <w:t xml:space="preserve"> функції втрат проводяться операції чисельного диференціювання і тому морфологія структури може мати вплив на отриманий результат. Зокрема, наявність відокремлених пікселів однієї фази в оточенні іншої є небажаним. Крім того, необхідна зв’язність</w:t>
+      </w:r>
+      <w:r>
+        <w:rPr>
+          <w:b w:val="0"/>
+          <w:bCs/>
+        </w:rPr>
+        <w:t xml:space="preserve"> твердої фази</w:t>
+      </w:r>
+      <w:r>
+        <w:rPr>
+          <w:b w:val="0"/>
+          <w:bCs/>
+        </w:rPr>
+        <w:t xml:space="preserve">, яку при великих ступенях поруватості та великих розмірах окремих пор, забезпечити не надто просто. Звичайно, реалізований </w:t>
+      </w:r>
+      <w:r>
+        <w:rPr>
+          <w:b w:val="0"/>
+          <w:bCs/>
+        </w:rPr>
+        <w:t>алгоритм включає механізми морфологічної стабілізації, які гарантують фізичну правдоподібність структури</w:t>
+      </w:r>
+      <w:r>
+        <w:rPr>
+          <w:b w:val="0"/>
+          <w:bCs/>
+        </w:rPr>
+        <w:t>, проте вибір оптимального розміру пор потребує додаткового дослідження.</w:t>
+      </w:r>
+      <w:r>
+        <w:rPr>
+          <w:b w:val="0"/>
+          <w:bCs/>
+        </w:rPr>
+        <w:t xml:space="preserve"> </w:t>
+      </w:r>
+      <w:r>
+        <w:rPr>
+          <w:b w:val="0"/>
+          <w:bCs/>
+        </w:rPr>
+        <w:t xml:space="preserve">Метою цього етапу роботи було дослідити, наскільки чутливою є оцінка теплопровідності, отримана за допомогою PINN, до морфологічних особливостей вхідних структур. При однаковій середній поруватості може формуватися принципово різна геометрична конфігурація пор: від великої кількості дрібних ізольованих пор до меншої кількості великих </w:t>
       </w:r>
       <w:proofErr w:type="spellStart"/>
       <w:r>
@@ -1003,7 +1311,7 @@
           <w:b w:val="0"/>
           <w:bCs/>
         </w:rPr>
-        <w:t>Transfer</w:t>
+        <w:t>порових</w:t>
       </w:r>
       <w:proofErr w:type="spellEnd"/>
       <w:r>
@@ -1011,7 +1319,7 @@
           <w:b w:val="0"/>
           <w:bCs/>
         </w:rPr>
-        <w:t xml:space="preserve"> </w:t>
+        <w:t xml:space="preserve"> областей. Тому поруватість сама по собі не визначає повністю геометрію задачі, а параметр </w:t>
       </w:r>
       <w:proofErr w:type="spellStart"/>
       <w:r>
@@ -1019,7 +1327,7 @@
           <w:b w:val="0"/>
           <w:bCs/>
         </w:rPr>
-        <w:t>Learning</w:t>
+        <w:t>pk</w:t>
       </w:r>
       <w:proofErr w:type="spellEnd"/>
       <w:r>
@@ -1027,142 +1335,7 @@
           <w:b w:val="0"/>
           <w:bCs/>
         </w:rPr>
-        <w:t xml:space="preserve"> (перенесення навчання) є одним із ключових методів сучасного машинного навчання, що дозволяє ефективно використовувати знання, отримані вже навченими моделями, для розв’язання нових, часто більш вузькоспеціалізованих задач. Його основна ідея полягає у повторному використанні параметрів або внутрішніх представлень (</w:t>
-      </w:r>
-      <w:proofErr w:type="spellStart"/>
-      <w:r>
-        <w:rPr>
-          <w:b w:val="0"/>
-          <w:bCs/>
-        </w:rPr>
-        <w:t>feature</w:t>
-      </w:r>
-      <w:proofErr w:type="spellEnd"/>
-      <w:r>
-        <w:rPr>
-          <w:b w:val="0"/>
-          <w:bCs/>
-        </w:rPr>
-        <w:t xml:space="preserve"> </w:t>
-      </w:r>
-      <w:proofErr w:type="spellStart"/>
-      <w:r>
-        <w:rPr>
-          <w:b w:val="0"/>
-          <w:bCs/>
-        </w:rPr>
-        <w:t>representations</w:t>
-      </w:r>
-      <w:proofErr w:type="spellEnd"/>
-      <w:r>
-        <w:rPr>
-          <w:b w:val="0"/>
-          <w:bCs/>
-        </w:rPr>
-        <w:t>), сформованих моделлю під час навчання на великому та різноманітному наборі даних, і подальшій адаптації цих представлень до нової предметної області.</w:t>
-      </w:r>
-    </w:p>
-    <w:p>
-      <w:pPr>
-        <w:spacing w:line="276" w:lineRule="auto"/>
-        <w:ind w:firstLine="567"/>
-        <w:jc w:val="both"/>
-        <w:rPr>
-          <w:b w:val="0"/>
-          <w:bCs/>
-        </w:rPr>
-      </w:pPr>
-      <w:r>
-        <w:rPr>
-          <w:b w:val="0"/>
-          <w:bCs/>
-        </w:rPr>
-        <w:t xml:space="preserve">У задачах комп’ютерного зору типовими базовими моделями є глибокі згорткові нейронні мережі, попередньо навчені на масштабних </w:t>
-      </w:r>
-      <w:proofErr w:type="spellStart"/>
-      <w:r>
-        <w:rPr>
-          <w:b w:val="0"/>
-          <w:bCs/>
-        </w:rPr>
-        <w:t>датасетах</w:t>
-      </w:r>
-      <w:proofErr w:type="spellEnd"/>
-      <w:r>
-        <w:rPr>
-          <w:b w:val="0"/>
-          <w:bCs/>
-        </w:rPr>
-        <w:t xml:space="preserve">, таких як </w:t>
-      </w:r>
-      <w:proofErr w:type="spellStart"/>
-      <w:r>
-        <w:rPr>
-          <w:b w:val="0"/>
-          <w:bCs/>
-        </w:rPr>
-        <w:t>ImageNet</w:t>
-      </w:r>
-      <w:proofErr w:type="spellEnd"/>
-      <w:r>
-        <w:rPr>
-          <w:b w:val="0"/>
-          <w:bCs/>
-        </w:rPr>
-        <w:t xml:space="preserve">, що </w:t>
-      </w:r>
-      <w:r>
-        <w:rPr>
-          <w:b w:val="0"/>
-          <w:bCs/>
-        </w:rPr>
-        <w:t xml:space="preserve">містить близько 1,28 млн тренувальних зображень. Такі моделі навчаються виділяти багаторівневі ознаки: від простих структурних елементів зображення (країв, текстур, контурів) до більш складних абстрактних </w:t>
-      </w:r>
-      <w:proofErr w:type="spellStart"/>
-      <w:r>
-        <w:rPr>
-          <w:b w:val="0"/>
-          <w:bCs/>
-        </w:rPr>
-        <w:t>патернів</w:t>
-      </w:r>
-      <w:proofErr w:type="spellEnd"/>
-      <w:r>
-        <w:rPr>
-          <w:b w:val="0"/>
-          <w:bCs/>
-        </w:rPr>
-        <w:t>. Важливою властивістю цих ознак є їх універсальність, що дозволяє застосовувати їх поза межами вихідної задачі класифікації зображень.</w:t>
-      </w:r>
-    </w:p>
-    <w:p>
-      <w:pPr>
-        <w:spacing w:line="312" w:lineRule="auto"/>
-        <w:ind w:firstLine="567"/>
-        <w:jc w:val="both"/>
-        <w:rPr>
-          <w:b w:val="0"/>
-          <w:bCs/>
-          <w:lang w:val="en-US"/>
-        </w:rPr>
-      </w:pPr>
-    </w:p>
-    <w:p>
-      <w:pPr>
-        <w:spacing w:after="160" w:line="278" w:lineRule="auto"/>
-        <w:rPr>
-          <w:b w:val="0"/>
-          <w:bCs/>
-          <w:lang w:val="en-US"/>
-        </w:rPr>
-      </w:pPr>
-      <w:r>
-        <w:rPr>
-          <w:b w:val="0"/>
-          <w:bCs/>
-          <w:lang w:val="en-US"/>
-        </w:rPr>
-        <w:br w:type="page"/>
+        <w:t xml:space="preserve"> дає змогу систематично змінювати характер просторової морфології.</w:t>
       </w:r>
     </w:p>
     <w:tbl>
@@ -1203,6 +1376,7 @@
                 <w:noProof/>
                 <w14:ligatures w14:val="standardContextual"/>
               </w:rPr>
+              <w:lastRenderedPageBreak/>
               <w:drawing>
                 <wp:inline distT="0" distB="0" distL="0" distR="0" wp14:anchorId="5836AD2D" wp14:editId="48EBF5C2">
                   <wp:extent cx="1800000" cy="1800000"/>
@@ -2084,6 +2258,7 @@
                 <w:b w:val="0"/>
                 <w:bCs/>
               </w:rPr>
+              <w:lastRenderedPageBreak/>
               <w:t xml:space="preserve">Рис.1 </w:t>
             </w:r>
             <w:r>
@@ -2140,167 +2315,7 @@
                 <w:snapToGrid w:val="0"/>
                 <w:color w:val="000000" w:themeColor="text1"/>
               </w:rPr>
-              <w:t xml:space="preserve"> 2</w:t>
-            </w:r>
-            <w:r>
-              <w:rPr>
-                <w:b w:val="0"/>
-                <w:snapToGrid w:val="0"/>
-                <w:color w:val="000000" w:themeColor="text1"/>
-              </w:rPr>
-              <w:t xml:space="preserve">5 (рядок </w:t>
-            </w:r>
-            <w:r>
-              <w:rPr>
-                <w:b w:val="0"/>
-                <w:snapToGrid w:val="0"/>
-                <w:color w:val="000000" w:themeColor="text1"/>
-              </w:rPr>
-              <w:t>2</w:t>
-            </w:r>
-            <w:r>
-              <w:rPr>
-                <w:b w:val="0"/>
-                <w:snapToGrid w:val="0"/>
-                <w:color w:val="000000" w:themeColor="text1"/>
-              </w:rPr>
-              <w:t>),</w:t>
-            </w:r>
-            <w:r>
-              <w:rPr>
-                <w:b w:val="0"/>
-                <w:snapToGrid w:val="0"/>
-                <w:color w:val="000000" w:themeColor="text1"/>
-              </w:rPr>
-              <w:t xml:space="preserve"> </w:t>
-            </w:r>
-            <w:r>
-              <w:rPr>
-                <w:b w:val="0"/>
-                <w:snapToGrid w:val="0"/>
-                <w:color w:val="000000" w:themeColor="text1"/>
-              </w:rPr>
-              <w:t>5</w:t>
-            </w:r>
-            <w:r>
-              <w:rPr>
-                <w:b w:val="0"/>
-                <w:snapToGrid w:val="0"/>
-                <w:color w:val="000000" w:themeColor="text1"/>
-              </w:rPr>
-              <w:t>0</w:t>
-            </w:r>
-            <w:r>
-              <w:rPr>
-                <w:b w:val="0"/>
-                <w:snapToGrid w:val="0"/>
-                <w:color w:val="000000" w:themeColor="text1"/>
-              </w:rPr>
-              <w:t xml:space="preserve"> (рядок </w:t>
-            </w:r>
-            <w:r>
-              <w:rPr>
-                <w:b w:val="0"/>
-                <w:snapToGrid w:val="0"/>
-                <w:color w:val="000000" w:themeColor="text1"/>
-              </w:rPr>
-              <w:t>3</w:t>
-            </w:r>
-            <w:r>
-              <w:rPr>
-                <w:b w:val="0"/>
-                <w:snapToGrid w:val="0"/>
-                <w:color w:val="000000" w:themeColor="text1"/>
-              </w:rPr>
-              <w:t>),</w:t>
-            </w:r>
-            <w:r>
-              <w:rPr>
-                <w:b w:val="0"/>
-                <w:snapToGrid w:val="0"/>
-                <w:color w:val="000000" w:themeColor="text1"/>
-              </w:rPr>
-              <w:t xml:space="preserve"> 200</w:t>
-            </w:r>
-            <w:r>
-              <w:rPr>
-                <w:b w:val="0"/>
-                <w:snapToGrid w:val="0"/>
-                <w:color w:val="000000" w:themeColor="text1"/>
-              </w:rPr>
-              <w:t xml:space="preserve"> (рядок </w:t>
-            </w:r>
-            <w:r>
-              <w:rPr>
-                <w:b w:val="0"/>
-                <w:snapToGrid w:val="0"/>
-                <w:color w:val="000000" w:themeColor="text1"/>
-              </w:rPr>
-              <w:t>4</w:t>
-            </w:r>
-            <w:r>
-              <w:rPr>
-                <w:b w:val="0"/>
-                <w:snapToGrid w:val="0"/>
-                <w:color w:val="000000" w:themeColor="text1"/>
-              </w:rPr>
-              <w:t>),</w:t>
-            </w:r>
-            <w:r>
-              <w:rPr>
-                <w:b w:val="0"/>
-                <w:snapToGrid w:val="0"/>
-                <w:color w:val="000000" w:themeColor="text1"/>
-              </w:rPr>
-              <w:t xml:space="preserve"> </w:t>
-            </w:r>
-            <w:r>
-              <w:rPr>
-                <w:b w:val="0"/>
-                <w:snapToGrid w:val="0"/>
-                <w:color w:val="000000" w:themeColor="text1"/>
-              </w:rPr>
-              <w:t>5</w:t>
-            </w:r>
-            <w:r>
-              <w:rPr>
-                <w:b w:val="0"/>
-                <w:snapToGrid w:val="0"/>
-                <w:color w:val="000000" w:themeColor="text1"/>
-              </w:rPr>
-              <w:t>00</w:t>
-            </w:r>
-            <w:r>
-              <w:rPr>
-                <w:b w:val="0"/>
-                <w:snapToGrid w:val="0"/>
-                <w:color w:val="000000" w:themeColor="text1"/>
-              </w:rPr>
-              <w:t xml:space="preserve"> (рядок </w:t>
-            </w:r>
-            <w:r>
-              <w:rPr>
-                <w:b w:val="0"/>
-                <w:snapToGrid w:val="0"/>
-                <w:color w:val="000000" w:themeColor="text1"/>
-              </w:rPr>
-              <w:t>5</w:t>
-            </w:r>
-            <w:r>
-              <w:rPr>
-                <w:b w:val="0"/>
-                <w:snapToGrid w:val="0"/>
-                <w:color w:val="000000" w:themeColor="text1"/>
-              </w:rPr>
-              <w:t>)</w:t>
-            </w:r>
-            <w:r>
-              <w:rPr>
-                <w:b w:val="0"/>
-                <w:snapToGrid w:val="0"/>
-                <w:color w:val="000000" w:themeColor="text1"/>
-              </w:rPr>
-              <w:t>.</w:t>
+              <w:t xml:space="preserve"> 25 (рядок 2), 50 (рядок 3), 200 (рядок 4), 500 (рядок 5).</w:t>
             </w:r>
           </w:p>
         </w:tc>
@@ -2315,6 +2330,247 @@
           <w:b w:val="0"/>
           <w:bCs/>
           <w:lang w:val="en-US"/>
+        </w:rPr>
+      </w:pPr>
+    </w:p>
+    <w:p>
+      <w:pPr>
+        <w:spacing w:line="276" w:lineRule="auto"/>
+        <w:ind w:firstLine="567"/>
+        <w:jc w:val="both"/>
+        <w:rPr>
+          <w:b w:val="0"/>
+          <w:bCs/>
+        </w:rPr>
+      </w:pPr>
+      <w:r>
+        <w:rPr>
+          <w:b w:val="0"/>
+          <w:bCs/>
+        </w:rPr>
+        <w:t xml:space="preserve">Зауважимо, що сам процес оцінки теплопровідності складається з двох етапів. На першому відбувається тренування мережі на наборі розподілів, а на другому – безпосереднє прогнозування. </w:t>
+      </w:r>
+      <w:r>
+        <w:rPr>
+          <w:b w:val="0"/>
+          <w:bCs/>
+        </w:rPr>
+        <w:t xml:space="preserve">Для перевірки здатності PINN переносити набуту під час навчання залежність на структури іншої морфології були розглянуті три типи експериментів. У першому випадку параметр </w:t>
+      </w:r>
+      <w:proofErr w:type="spellStart"/>
+      <w:r>
+        <w:rPr>
+          <w:b w:val="0"/>
+          <w:bCs/>
+        </w:rPr>
+        <w:t>pk</w:t>
+      </w:r>
+      <w:proofErr w:type="spellEnd"/>
+      <w:r>
+        <w:rPr>
+          <w:b w:val="0"/>
+          <w:bCs/>
+        </w:rPr>
+        <w:t xml:space="preserve"> для навчальної та тестової вибірок залишався однаковим. У другому мережа навчалася на структурах з одним значенням </w:t>
+      </w:r>
+      <w:proofErr w:type="spellStart"/>
+      <w:r>
+        <w:rPr>
+          <w:b w:val="0"/>
+          <w:bCs/>
+        </w:rPr>
+        <w:t>pk</w:t>
+      </w:r>
+      <w:proofErr w:type="spellEnd"/>
+      <w:r>
+        <w:rPr>
+          <w:b w:val="0"/>
+          <w:bCs/>
+        </w:rPr>
+        <w:t xml:space="preserve">, а прогнозування виконувалося для структур з іншими значеннями цього параметра. У третьому випадку навчальна вибірка формувалася при використанні різних значень </w:t>
+      </w:r>
+      <w:proofErr w:type="spellStart"/>
+      <w:r>
+        <w:rPr>
+          <w:b w:val="0"/>
+          <w:bCs/>
+        </w:rPr>
+        <w:t>pk</w:t>
+      </w:r>
+      <w:proofErr w:type="spellEnd"/>
+      <w:r>
+        <w:rPr>
+          <w:b w:val="0"/>
+          <w:bCs/>
+        </w:rPr>
+        <w:t xml:space="preserve">, тоді як тестування проводилося на структурах з фіксованим значенням </w:t>
+      </w:r>
+      <w:proofErr w:type="spellStart"/>
+      <w:r>
+        <w:rPr>
+          <w:b w:val="0"/>
+          <w:bCs/>
+        </w:rPr>
+        <w:t>pk</w:t>
+      </w:r>
+      <w:proofErr w:type="spellEnd"/>
+      <w:r>
+        <w:rPr>
+          <w:b w:val="0"/>
+          <w:bCs/>
+        </w:rPr>
+        <w:t>. Така послідовність дозволяє окремо оцінити відтворення вже знайомої морфології та здатність мережі узагальнювати результат на нові морфологічні умови.</w:t>
+      </w:r>
+    </w:p>
+    <w:p>
+      <w:pPr>
+        <w:spacing w:line="276" w:lineRule="auto"/>
+        <w:ind w:firstLine="567"/>
+        <w:jc w:val="both"/>
+        <w:rPr>
+          <w:b w:val="0"/>
+          <w:bCs/>
+        </w:rPr>
+      </w:pPr>
+      <w:r>
+        <w:rPr>
+          <w:b w:val="0"/>
+          <w:bCs/>
+        </w:rPr>
+        <w:t xml:space="preserve">На рис. 2 наведено базовий випадок, коли мережа навчалася і тестувалася на структурах з одним і тим самим значенням </w:t>
+      </w:r>
+      <w:proofErr w:type="spellStart"/>
+      <w:r>
+        <w:rPr>
+          <w:b w:val="0"/>
+          <w:bCs/>
+        </w:rPr>
+        <w:t>pk</w:t>
+      </w:r>
+      <w:proofErr w:type="spellEnd"/>
+      <w:r>
+        <w:rPr>
+          <w:b w:val="0"/>
+          <w:bCs/>
+        </w:rPr>
+        <w:t xml:space="preserve">. Для </w:t>
+      </w:r>
+      <w:proofErr w:type="spellStart"/>
+      <w:r>
+        <w:rPr>
+          <w:b w:val="0"/>
+          <w:bCs/>
+        </w:rPr>
+        <w:t>pk</w:t>
+      </w:r>
+      <w:proofErr w:type="spellEnd"/>
+      <w:r>
+        <w:rPr>
+          <w:b w:val="0"/>
+          <w:bCs/>
+        </w:rPr>
+        <w:t xml:space="preserve"> = 5, 50 та 500 прогнозовані значення загалом відтворюють монотонне зменшення теплопровідності зі зростанням поруватості. При малих та середніх значеннях поруватості результати для різних </w:t>
+      </w:r>
+      <w:proofErr w:type="spellStart"/>
+      <w:r>
+        <w:rPr>
+          <w:b w:val="0"/>
+          <w:bCs/>
+        </w:rPr>
+        <w:t>морфологій</w:t>
+      </w:r>
+      <w:proofErr w:type="spellEnd"/>
+      <w:r>
+        <w:rPr>
+          <w:b w:val="0"/>
+          <w:bCs/>
+        </w:rPr>
+        <w:t xml:space="preserve"> є близькими. Найбільш помітні розбіжності виникають при високій поруватості, де вплив геометрії пор на зв’язність твердої фази стає значно сильнішим. На графіках також наведені експериментальні значення</w:t>
+      </w:r>
+      <w:r>
+        <w:rPr>
+          <w:b w:val="0"/>
+          <w:bCs/>
+        </w:rPr>
+        <w:t xml:space="preserve"> отримані на реальних зразках</w:t>
+      </w:r>
+      <w:r>
+        <w:rPr>
+          <w:b w:val="0"/>
+          <w:bCs/>
+        </w:rPr>
+        <w:t>, які дають змогу порівняти порядок величини та характер залежності прогнозів PINN з даними для реальних зразків.</w:t>
+      </w:r>
+    </w:p>
+    <w:p>
+      <w:pPr>
+        <w:spacing w:line="276" w:lineRule="auto"/>
+        <w:ind w:firstLine="567"/>
+        <w:jc w:val="both"/>
+        <w:rPr>
+          <w:b w:val="0"/>
+          <w:bCs/>
+        </w:rPr>
+      </w:pPr>
+      <w:r>
+        <w:rPr>
+          <w:b w:val="0"/>
+          <w:bCs/>
+        </w:rPr>
+        <w:t xml:space="preserve">Результати на рис. 3 характеризують здатність мережі до узагальнення на структури, морфологія яких не була безпосередньо представлена в навчальних даних. У всіх трьох випадках мережа навчалася при </w:t>
+      </w:r>
+      <w:proofErr w:type="spellStart"/>
+      <w:r>
+        <w:rPr>
+          <w:b w:val="0"/>
+          <w:bCs/>
+        </w:rPr>
+        <w:t>pk</w:t>
+      </w:r>
+      <w:proofErr w:type="spellEnd"/>
+      <w:r>
+        <w:rPr>
+          <w:b w:val="0"/>
+          <w:bCs/>
+        </w:rPr>
+        <w:t xml:space="preserve"> = 50, тоді як під час прогнозування використовувалися </w:t>
+      </w:r>
+      <w:proofErr w:type="spellStart"/>
+      <w:r>
+        <w:rPr>
+          <w:b w:val="0"/>
+          <w:bCs/>
+        </w:rPr>
+        <w:t>pk</w:t>
+      </w:r>
+      <w:proofErr w:type="spellEnd"/>
+      <w:r>
+        <w:rPr>
+          <w:b w:val="0"/>
+          <w:bCs/>
+        </w:rPr>
+        <w:t xml:space="preserve"> = 25, 5, 200 та 500. Незважаючи на зміну морфології, прогнозовані залежності зберігають загальний характер зміни теплопровідності з поруватістю. Водночас зі збільшенням поруватості розбіжності між окремими наборами результатів зростають. Це показує, що PINN може переносити основну залежність на структури з іншою геометрією, але крайні морфологічні випадки потребують ширшого представлення у навчальній вибірці.</w:t>
+      </w:r>
+    </w:p>
+    <w:p>
+      <w:pPr>
+        <w:spacing w:line="312" w:lineRule="auto"/>
+        <w:ind w:firstLine="567"/>
+        <w:jc w:val="both"/>
+        <w:rPr>
+          <w:b w:val="0"/>
+          <w:bCs/>
+        </w:rPr>
+      </w:pPr>
+    </w:p>
+    <w:p>
+      <w:pPr>
+        <w:spacing w:line="312" w:lineRule="auto"/>
+        <w:ind w:firstLine="567"/>
+        <w:jc w:val="both"/>
+        <w:rPr>
+          <w:b w:val="0"/>
+          <w:bCs/>
         </w:rPr>
       </w:pPr>
     </w:p>
@@ -2367,6 +2623,7 @@
                 <w:noProof/>
                 <w14:ligatures w14:val="standardContextual"/>
               </w:rPr>
+              <w:lastRenderedPageBreak/>
               <w:drawing>
                 <wp:inline distT="0" distB="0" distL="0" distR="0" wp14:anchorId="72E1FBA7" wp14:editId="02B93145">
                   <wp:extent cx="3600000" cy="2507563"/>
@@ -2431,14 +2688,15 @@
                 <w:b w:val="0"/>
                 <w:bCs/>
               </w:rPr>
-              <w:t>Рис.</w:t>
-            </w:r>
-            <w:r>
-              <w:rPr>
-                <w:b w:val="0"/>
-                <w:bCs/>
-              </w:rPr>
-              <w:t>2</w:t>
+              <w:t xml:space="preserve">Рис.2 Результати передбачень </w:t>
+            </w:r>
+            <w:r>
+              <w:rPr>
+                <w:b w:val="0"/>
+                <w:bCs/>
+                <w:lang w:val="en-US"/>
+              </w:rPr>
+              <w:t>PINN</w:t>
             </w:r>
             <w:r>
               <w:rPr>
@@ -2452,7 +2710,7 @@
                 <w:b w:val="0"/>
                 <w:bCs/>
               </w:rPr>
-              <w:t xml:space="preserve">Результати передбачень </w:t>
+              <w:t>теплопровідності кремнієвих поруватих структур</w:t>
             </w:r>
             <w:r>
               <w:rPr>
@@ -2460,28 +2718,6 @@
                 <w:bCs/>
                 <w:lang w:val="en-US"/>
               </w:rPr>
-              <w:t>PINN</w:t>
-            </w:r>
-            <w:r>
-              <w:rPr>
-                <w:b w:val="0"/>
-                <w:bCs/>
-              </w:rPr>
-              <w:t xml:space="preserve"> </w:t>
-            </w:r>
-            <w:r>
-              <w:rPr>
-                <w:b w:val="0"/>
-                <w:bCs/>
-              </w:rPr>
-              <w:t>теплопровідності кремнієвих поруватих структур</w:t>
-            </w:r>
-            <w:r>
-              <w:rPr>
-                <w:b w:val="0"/>
-                <w:bCs/>
-                <w:lang w:val="en-US"/>
-              </w:rPr>
               <w:t xml:space="preserve">. </w:t>
             </w:r>
             <w:r>
@@ -2497,17 +2733,15 @@
                 <w:b w:val="0"/>
                 <w:bCs/>
               </w:rPr>
-              <w:t xml:space="preserve">і навчалися та прогнозували на даних, створених при використанні однакових значень коефіцієнта кількості </w:t>
-            </w:r>
-            <w:proofErr w:type="spellStart"/>
-            <w:r>
-              <w:rPr>
-                <w:b w:val="0"/>
-                <w:bCs/>
-              </w:rPr>
-              <w:t>зерен</w:t>
-            </w:r>
-            <w:proofErr w:type="spellEnd"/>
+              <w:t xml:space="preserve">і навчалися та прогнозували на даних, створених при використанні однакових значень коефіцієнта </w:t>
+            </w:r>
+            <w:r>
+              <w:rPr>
+                <w:b w:val="0"/>
+                <w:bCs/>
+              </w:rPr>
+              <w:t>зародження</w:t>
+            </w:r>
             <w:r>
               <w:rPr>
                 <w:b w:val="0"/>
@@ -2731,21 +2965,7 @@
                 <w:b w:val="0"/>
                 <w:bCs/>
               </w:rPr>
-              <w:t>Рис.</w:t>
-            </w:r>
-            <w:r>
-              <w:rPr>
-                <w:b w:val="0"/>
-                <w:bCs/>
-              </w:rPr>
-              <w:t>3</w:t>
-            </w:r>
-            <w:r>
-              <w:rPr>
-                <w:b w:val="0"/>
-                <w:bCs/>
-              </w:rPr>
-              <w:t xml:space="preserve"> Результати передбачень </w:t>
+              <w:t xml:space="preserve">Рис.3 Результати передбачень </w:t>
             </w:r>
             <w:r>
               <w:rPr>
@@ -2797,24 +3017,15 @@
                 <w:b w:val="0"/>
                 <w:bCs/>
               </w:rPr>
-              <w:t xml:space="preserve">мережі тренувалися на даних, </w:t>
-            </w:r>
-            <w:r>
-              <w:rPr>
-                <w:b w:val="0"/>
-                <w:bCs/>
-              </w:rPr>
-              <w:t xml:space="preserve">створених при використанні однакових значень коефіцієнта кількості </w:t>
-            </w:r>
-            <w:proofErr w:type="spellStart"/>
-            <w:r>
-              <w:rPr>
-                <w:b w:val="0"/>
-                <w:bCs/>
-              </w:rPr>
-              <w:t>зерен</w:t>
-            </w:r>
-            <w:proofErr w:type="spellEnd"/>
+              <w:t xml:space="preserve">тренувалися на даних, створених при використанні однакових значень коефіцієнта </w:t>
+            </w:r>
+            <w:r>
+              <w:rPr>
+                <w:b w:val="0"/>
+                <w:bCs/>
+              </w:rPr>
+              <w:t>зародження</w:t>
+            </w:r>
             <w:r>
               <w:rPr>
                 <w:b w:val="0"/>
@@ -2834,38 +3045,15 @@
                 <w:b w:val="0"/>
                 <w:bCs/>
               </w:rPr>
-              <w:t xml:space="preserve"> </w:t>
-            </w:r>
-            <w:r>
-              <w:rPr>
-                <w:b w:val="0"/>
-                <w:bCs/>
-              </w:rPr>
-              <w:t xml:space="preserve">, створених при використанні </w:t>
-            </w:r>
-            <w:r>
-              <w:rPr>
-                <w:b w:val="0"/>
-                <w:bCs/>
-              </w:rPr>
-              <w:t>різних</w:t>
-            </w:r>
-            <w:r>
-              <w:rPr>
-                <w:b w:val="0"/>
-                <w:bCs/>
-              </w:rPr>
-              <w:t xml:space="preserve"> значень коефіцієнта кількості </w:t>
-            </w:r>
-            <w:proofErr w:type="spellStart"/>
-            <w:r>
-              <w:rPr>
-                <w:b w:val="0"/>
-                <w:bCs/>
-              </w:rPr>
-              <w:t>зерен</w:t>
-            </w:r>
-            <w:proofErr w:type="spellEnd"/>
+              <w:t xml:space="preserve"> створених при використанні різних значень коефіцієнта </w:t>
+            </w:r>
+            <w:r>
+              <w:rPr>
+                <w:b w:val="0"/>
+                <w:bCs/>
+              </w:rPr>
+              <w:t>зародження</w:t>
+            </w:r>
             <w:r>
               <w:rPr>
                 <w:b w:val="0"/>
@@ -2878,6 +3066,59 @@
         </w:tc>
       </w:tr>
     </w:tbl>
+    <w:p>
+      <w:pPr>
+        <w:spacing w:line="312" w:lineRule="auto"/>
+        <w:ind w:firstLine="567"/>
+        <w:jc w:val="both"/>
+        <w:rPr>
+          <w:b w:val="0"/>
+          <w:bCs/>
+        </w:rPr>
+      </w:pPr>
+    </w:p>
+    <w:p>
+      <w:pPr>
+        <w:spacing w:line="276" w:lineRule="auto"/>
+        <w:ind w:firstLine="567"/>
+        <w:jc w:val="both"/>
+        <w:rPr>
+          <w:b w:val="0"/>
+          <w:bCs/>
+        </w:rPr>
+      </w:pPr>
+      <w:r>
+        <w:rPr>
+          <w:b w:val="0"/>
+          <w:bCs/>
+        </w:rPr>
+        <w:t xml:space="preserve">На рис. 4 розглянуто зворотну ситуацію: навчальна вибірка містила структури, сформовані при різних значеннях </w:t>
+      </w:r>
+      <w:proofErr w:type="spellStart"/>
+      <w:r>
+        <w:rPr>
+          <w:b w:val="0"/>
+          <w:bCs/>
+        </w:rPr>
+        <w:t>pk</w:t>
+      </w:r>
+      <w:proofErr w:type="spellEnd"/>
+      <w:r>
+        <w:rPr>
+          <w:b w:val="0"/>
+          <w:bCs/>
+        </w:rPr>
+        <w:t xml:space="preserve">, а прогнозування виконувалося для структур з фіксованим значенням цього параметра. Порівняння результатів </w:t>
+      </w:r>
+      <w:r>
+        <w:rPr>
+          <w:b w:val="0"/>
+          <w:bCs/>
+        </w:rPr>
+        <w:lastRenderedPageBreak/>
+        <w:t>показує, що включення до навчального набору різних морфологічних варіантів не перешкоджає відтворенню загальної залежності теплопровідності від поруватості. Для значної частини діапазону поруватості результати, отримані при різних умовах навчання, залишаються близькими. Відмінності стають більш помітними в області високої поруватості, де структура твердої фази є найбільш чутливою до розміру та взаємного розташування пор. Таким чином, розширення морфологічного складу навчальної вибірки є важливим для перевірки універсальності моделі.</w:t>
+      </w:r>
+    </w:p>
     <w:p>
       <w:pPr>
         <w:spacing w:line="312" w:lineRule="auto"/>
@@ -3089,21 +3330,7 @@
                 <w:b w:val="0"/>
                 <w:bCs/>
               </w:rPr>
-              <w:t>Рис.</w:t>
-            </w:r>
-            <w:r>
-              <w:rPr>
-                <w:b w:val="0"/>
-                <w:bCs/>
-              </w:rPr>
-              <w:t>4</w:t>
-            </w:r>
-            <w:r>
-              <w:rPr>
-                <w:b w:val="0"/>
-                <w:bCs/>
-              </w:rPr>
-              <w:t xml:space="preserve"> Результати передбачень </w:t>
+              <w:t xml:space="preserve">Рис.4 Результати передбачень </w:t>
             </w:r>
             <w:r>
               <w:rPr>
@@ -3141,47 +3368,29 @@
                 <w:b w:val="0"/>
                 <w:bCs/>
               </w:rPr>
-              <w:t xml:space="preserve">і мережі тренувалися на даних, створених при використанні різних значень коефіцієнта кількості </w:t>
-            </w:r>
-            <w:proofErr w:type="spellStart"/>
-            <w:r>
-              <w:rPr>
-                <w:b w:val="0"/>
-                <w:bCs/>
-              </w:rPr>
-              <w:t>зерен</w:t>
-            </w:r>
-            <w:proofErr w:type="spellEnd"/>
-            <w:r>
-              <w:rPr>
-                <w:b w:val="0"/>
-                <w:bCs/>
-              </w:rPr>
-              <w:t xml:space="preserve">, а прогнозували на даних, , створених при використанні </w:t>
-            </w:r>
-            <w:r>
-              <w:rPr>
-                <w:b w:val="0"/>
-                <w:bCs/>
-              </w:rPr>
-              <w:t>однакових</w:t>
-            </w:r>
-            <w:r>
-              <w:rPr>
-                <w:b w:val="0"/>
-                <w:bCs/>
-              </w:rPr>
-              <w:t xml:space="preserve"> значень коефіцієнта кількості </w:t>
-            </w:r>
-            <w:proofErr w:type="spellStart"/>
-            <w:r>
-              <w:rPr>
-                <w:b w:val="0"/>
-                <w:bCs/>
-              </w:rPr>
-              <w:t>зерен</w:t>
-            </w:r>
-            <w:proofErr w:type="spellEnd"/>
+              <w:t xml:space="preserve">і мережі тренувалися на даних, створених при використанні різних значень коефіцієнта </w:t>
+            </w:r>
+            <w:r>
+              <w:rPr>
+                <w:b w:val="0"/>
+                <w:bCs/>
+              </w:rPr>
+              <w:t>зародження</w:t>
+            </w:r>
+            <w:r>
+              <w:rPr>
+                <w:b w:val="0"/>
+                <w:bCs/>
+              </w:rPr>
+              <w:t xml:space="preserve">, а прогнозували на даних, створених при використанні однакових значень коефіцієнта </w:t>
+            </w:r>
+            <w:r>
+              <w:rPr>
+                <w:b w:val="0"/>
+                <w:bCs/>
+              </w:rPr>
+              <w:t>зародження</w:t>
+            </w:r>
             <w:r>
               <w:rPr>
                 <w:b w:val="0"/>
@@ -3207,7 +3416,7 @@
     </w:p>
     <w:p>
       <w:pPr>
-        <w:spacing w:line="312" w:lineRule="auto"/>
+        <w:spacing w:line="276" w:lineRule="auto"/>
         <w:ind w:firstLine="567"/>
         <w:jc w:val="both"/>
         <w:rPr>
@@ -3215,6 +3424,93 @@
           <w:bCs/>
         </w:rPr>
       </w:pPr>
+      <w:r>
+        <w:rPr>
+          <w:b w:val="0"/>
+          <w:bCs/>
+        </w:rPr>
+        <w:t xml:space="preserve">На рис. 5 наведено структури з роздільною здатністю 256×256 пікселів. Порівняння з рис. 1 показує, що збільшення роздільної здатності дозволяє детальніше представити межі між твердою та </w:t>
+      </w:r>
+      <w:proofErr w:type="spellStart"/>
+      <w:r>
+        <w:rPr>
+          <w:b w:val="0"/>
+          <w:bCs/>
+        </w:rPr>
+        <w:t>поровою</w:t>
+      </w:r>
+      <w:proofErr w:type="spellEnd"/>
+      <w:r>
+        <w:rPr>
+          <w:b w:val="0"/>
+          <w:bCs/>
+        </w:rPr>
+        <w:t xml:space="preserve"> фазами і зберегти характерні морфологічні відмінності, пов’язані зі зміною </w:t>
+      </w:r>
+      <w:proofErr w:type="spellStart"/>
+      <w:r>
+        <w:rPr>
+          <w:b w:val="0"/>
+          <w:bCs/>
+        </w:rPr>
+        <w:t>pk</w:t>
+      </w:r>
+      <w:proofErr w:type="spellEnd"/>
+      <w:r>
+        <w:rPr>
+          <w:b w:val="0"/>
+          <w:bCs/>
+        </w:rPr>
+        <w:t xml:space="preserve">. За малої величини </w:t>
+      </w:r>
+      <w:proofErr w:type="spellStart"/>
+      <w:r>
+        <w:rPr>
+          <w:b w:val="0"/>
+          <w:bCs/>
+        </w:rPr>
+        <w:t>pk</w:t>
+      </w:r>
+      <w:proofErr w:type="spellEnd"/>
+      <w:r>
+        <w:rPr>
+          <w:b w:val="0"/>
+          <w:bCs/>
+        </w:rPr>
+        <w:t xml:space="preserve"> структура складається переважно з великої кількості дрібних пор, тоді як за великих </w:t>
+      </w:r>
+      <w:proofErr w:type="spellStart"/>
+      <w:r>
+        <w:rPr>
+          <w:b w:val="0"/>
+          <w:bCs/>
+        </w:rPr>
+        <w:t>pk</w:t>
+      </w:r>
+      <w:proofErr w:type="spellEnd"/>
+      <w:r>
+        <w:rPr>
+          <w:b w:val="0"/>
+          <w:bCs/>
+        </w:rPr>
+        <w:t xml:space="preserve"> переважають крупні </w:t>
+      </w:r>
+      <w:proofErr w:type="spellStart"/>
+      <w:r>
+        <w:rPr>
+          <w:b w:val="0"/>
+          <w:bCs/>
+        </w:rPr>
+        <w:t>порові</w:t>
+      </w:r>
+      <w:proofErr w:type="spellEnd"/>
+      <w:r>
+        <w:rPr>
+          <w:b w:val="0"/>
+          <w:bCs/>
+        </w:rPr>
+        <w:t xml:space="preserve"> області. Отриманий набір демонструє можливість формування вхідних даних для PINN з більш детальним просторовим представленням.</w:t>
+      </w:r>
     </w:p>
     <w:p>
       <w:pPr>
@@ -3265,6 +3561,7 @@
                 <w:noProof/>
                 <w14:ligatures w14:val="standardContextual"/>
               </w:rPr>
+              <w:lastRenderedPageBreak/>
               <w:drawing>
                 <wp:inline distT="0" distB="0" distL="0" distR="0" wp14:anchorId="3A5B0CE0" wp14:editId="5209B4DB">
                   <wp:extent cx="1800000" cy="1800000"/>
@@ -4105,6 +4402,7 @@
                 <w:b w:val="0"/>
                 <w:bCs/>
               </w:rPr>
+              <w:lastRenderedPageBreak/>
               <w:t>Рис.</w:t>
             </w:r>
             <w:r>
@@ -4200,6 +4498,190 @@
           <w:bCs/>
         </w:rPr>
       </w:pPr>
+    </w:p>
+    <w:p>
+      <w:pPr>
+        <w:spacing w:line="276" w:lineRule="auto"/>
+        <w:ind w:firstLine="567"/>
+        <w:jc w:val="both"/>
+        <w:rPr>
+          <w:b w:val="0"/>
+          <w:bCs/>
+        </w:rPr>
+      </w:pPr>
+      <w:r>
+        <w:rPr>
+          <w:b w:val="0"/>
+          <w:bCs/>
+        </w:rPr>
+        <w:t xml:space="preserve">Проведене дослідження показало, що параметр зародження </w:t>
+      </w:r>
+      <w:proofErr w:type="spellStart"/>
+      <w:r>
+        <w:rPr>
+          <w:b w:val="0"/>
+          <w:bCs/>
+        </w:rPr>
+        <w:t>pk</w:t>
+      </w:r>
+      <w:proofErr w:type="spellEnd"/>
+      <w:r>
+        <w:rPr>
+          <w:b w:val="0"/>
+          <w:bCs/>
+        </w:rPr>
+        <w:t xml:space="preserve"> є ефективним інструментом для керованої зміни морфології модельних поруватих структур при заданій поруватості. Зменшення </w:t>
+      </w:r>
+      <w:proofErr w:type="spellStart"/>
+      <w:r>
+        <w:rPr>
+          <w:b w:val="0"/>
+          <w:bCs/>
+        </w:rPr>
+        <w:t>pk</w:t>
+      </w:r>
+      <w:proofErr w:type="spellEnd"/>
+      <w:r>
+        <w:rPr>
+          <w:b w:val="0"/>
+          <w:bCs/>
+        </w:rPr>
+        <w:t xml:space="preserve"> приводить до збільшення кількості дрібних пор, тоді як збільшення </w:t>
+      </w:r>
+      <w:proofErr w:type="spellStart"/>
+      <w:r>
+        <w:rPr>
+          <w:b w:val="0"/>
+          <w:bCs/>
+        </w:rPr>
+        <w:t>pk</w:t>
+      </w:r>
+      <w:proofErr w:type="spellEnd"/>
+      <w:r>
+        <w:rPr>
+          <w:b w:val="0"/>
+          <w:bCs/>
+        </w:rPr>
+        <w:t xml:space="preserve"> формує меншу кількість крупніших </w:t>
+      </w:r>
+      <w:proofErr w:type="spellStart"/>
+      <w:r>
+        <w:rPr>
+          <w:b w:val="0"/>
+          <w:bCs/>
+        </w:rPr>
+        <w:t>порових</w:t>
+      </w:r>
+      <w:proofErr w:type="spellEnd"/>
+      <w:r>
+        <w:rPr>
+          <w:b w:val="0"/>
+          <w:bCs/>
+        </w:rPr>
+        <w:t xml:space="preserve"> областей. Отже, при однаковій поруватості можна отримувати структури з істотно різними просторовими характеристиками.</w:t>
+      </w:r>
+    </w:p>
+    <w:p>
+      <w:pPr>
+        <w:spacing w:line="276" w:lineRule="auto"/>
+        <w:ind w:firstLine="567"/>
+        <w:jc w:val="both"/>
+        <w:rPr>
+          <w:b w:val="0"/>
+          <w:bCs/>
+        </w:rPr>
+      </w:pPr>
+      <w:r>
+        <w:rPr>
+          <w:b w:val="0"/>
+          <w:bCs/>
+        </w:rPr>
+        <w:t xml:space="preserve">Для всіх розглянутих варіантів PINN відтворює основну тенденцію зменшення теплопровідності зі зростанням поруватості. Найбільш узгоджені результати спостерігаються при невисокій та середній поруватості. При високих значеннях поруватості вплив морфології посилюється, що проявляється у збільшенні розбіжностей між прогнозами для різних значень </w:t>
+      </w:r>
+      <w:proofErr w:type="spellStart"/>
+      <w:r>
+        <w:rPr>
+          <w:b w:val="0"/>
+          <w:bCs/>
+        </w:rPr>
+        <w:t>pk</w:t>
+      </w:r>
+      <w:proofErr w:type="spellEnd"/>
+      <w:r>
+        <w:rPr>
+          <w:b w:val="0"/>
+          <w:bCs/>
+        </w:rPr>
+        <w:t xml:space="preserve"> та у відхиленні окремих прогнозів від експериментальних значень.</w:t>
+      </w:r>
+    </w:p>
+    <w:p>
+      <w:pPr>
+        <w:spacing w:line="276" w:lineRule="auto"/>
+        <w:ind w:firstLine="567"/>
+        <w:jc w:val="both"/>
+        <w:rPr>
+          <w:b w:val="0"/>
+          <w:bCs/>
+        </w:rPr>
+      </w:pPr>
+      <w:r>
+        <w:rPr>
+          <w:b w:val="0"/>
+          <w:bCs/>
+        </w:rPr>
+        <w:t xml:space="preserve">Експерименти з різними значеннями </w:t>
+      </w:r>
+      <w:proofErr w:type="spellStart"/>
+      <w:r>
+        <w:rPr>
+          <w:b w:val="0"/>
+          <w:bCs/>
+        </w:rPr>
+        <w:t>pk</w:t>
+      </w:r>
+      <w:proofErr w:type="spellEnd"/>
+      <w:r>
+        <w:rPr>
+          <w:b w:val="0"/>
+          <w:bCs/>
+        </w:rPr>
+        <w:t xml:space="preserve"> у навчальній та тестовій вибірках показали, що мережа може узагальнювати залежність теплопровідності на структури з іншою морфологією, однак якість такого узагальнення залежить від того, наскільки широко морфологічні варіанти представлені під час навчання. Це підтверджує доцільність формування навчальних наборів, які охоплюють не лише діапазон поруватості, а й різноманітні характерні розміри та просторові конфігурації пор.</w:t>
+      </w:r>
+    </w:p>
+    <w:p>
+      <w:pPr>
+        <w:spacing w:line="276" w:lineRule="auto"/>
+        <w:ind w:firstLine="567"/>
+        <w:jc w:val="both"/>
+        <w:rPr>
+          <w:b w:val="0"/>
+          <w:bCs/>
+        </w:rPr>
+      </w:pPr>
+      <w:r>
+        <w:rPr>
+          <w:b w:val="0"/>
+          <w:bCs/>
+        </w:rPr>
+        <w:t xml:space="preserve">Перехід від зображень 128×128 до 256×256 пікселів забезпечує детальніше просторове представлення структури. Подальшим напрямом роботи є систематичне дослідження впливу роздільної здатності, морфології та параметрів генерації структур на похибку PINN, а також визначення оптимального діапазону </w:t>
+      </w:r>
+      <w:proofErr w:type="spellStart"/>
+      <w:r>
+        <w:rPr>
+          <w:b w:val="0"/>
+          <w:bCs/>
+        </w:rPr>
+        <w:t>pk</w:t>
+      </w:r>
+      <w:proofErr w:type="spellEnd"/>
+      <w:r>
+        <w:rPr>
+          <w:b w:val="0"/>
+          <w:bCs/>
+        </w:rPr>
+        <w:t>, який забезпечує фізично правдоподібну морфологію та стабільне чисельне диференціювання під час навчання.</w:t>
+      </w:r>
     </w:p>
     <w:p>
       <w:pPr>
